--- a/Структура отчета ПП.05.docx
+++ b/Структура отчета ПП.05.docx
@@ -511,16 +511,7 @@
           <w:szCs w:val="24"/>
           <w:lang w:eastAsia="ru-RU"/>
         </w:rPr>
-        <w:t xml:space="preserve"> </w:t>
-      </w:r>
-      <w:proofErr w:type="gramStart"/>
-      <w:r>
-        <w:rPr>
-          <w:rFonts w:eastAsia="Times New Roman" w:cs="Times New Roman"/>
-          <w:szCs w:val="24"/>
-          <w:lang w:eastAsia="ru-RU"/>
-        </w:rPr>
-        <w:t>с</w:t>
+        <w:t xml:space="preserve"> с</w:t>
       </w:r>
       <w:r>
         <w:rPr>
@@ -529,17 +520,7 @@
           <w:u w:val="single"/>
           <w:lang w:eastAsia="ru-RU"/>
         </w:rPr>
-        <w:t xml:space="preserve">  04.05.2026</w:t>
-      </w:r>
-      <w:proofErr w:type="gramEnd"/>
-      <w:r>
-        <w:rPr>
-          <w:rFonts w:eastAsia="Times New Roman" w:cs="Times New Roman"/>
-          <w:szCs w:val="28"/>
-          <w:u w:val="single"/>
-          <w:lang w:eastAsia="ru-RU"/>
-        </w:rPr>
-        <w:t xml:space="preserve"> г. по 31.05.2026 г.</w:t>
+        <w:t xml:space="preserve">  04.05.2026 г. по 31.05.2026 г.</w:t>
       </w:r>
       <w:r>
         <w:rPr>
@@ -1439,21 +1420,7 @@
                 <w:rStyle w:val="a9"/>
                 <w:noProof/>
               </w:rPr>
-              <w:t>2.3 Структура локальной се</w:t>
-            </w:r>
-            <w:r>
-              <w:rPr>
-                <w:rStyle w:val="a9"/>
-                <w:noProof/>
-              </w:rPr>
-              <w:t>т</w:t>
-            </w:r>
-            <w:r>
-              <w:rPr>
-                <w:rStyle w:val="a9"/>
-                <w:noProof/>
-              </w:rPr>
-              <w:t>и предприятия</w:t>
+              <w:t>2.3 Структура локальной сети предприятия</w:t>
             </w:r>
             <w:r>
               <w:rPr>
@@ -2490,7 +2457,23 @@
           <w:i/>
           <w:iCs/>
         </w:rPr>
-        <w:t xml:space="preserve"> Page (Целевая страница):</w:t>
+        <w:t xml:space="preserve"> </w:t>
+      </w:r>
+      <w:proofErr w:type="spellStart"/>
+      <w:r>
+        <w:rPr>
+          <w:i/>
+          <w:iCs/>
+        </w:rPr>
+        <w:t>Page</w:t>
+      </w:r>
+      <w:proofErr w:type="spellEnd"/>
+      <w:r>
+        <w:rPr>
+          <w:i/>
+          <w:iCs/>
+        </w:rPr>
+        <w:t xml:space="preserve"> (Целевая страница):</w:t>
       </w:r>
     </w:p>
     <w:p>
@@ -2583,6 +2566,9 @@
         <w:jc w:val="center"/>
       </w:pPr>
       <w:r>
+        <w:rPr>
+          <w:noProof/>
+        </w:rPr>
         <w:drawing>
           <wp:inline distT="0" distB="0" distL="0" distR="0" wp14:anchorId="33A932BD" wp14:editId="3EA82D29">
             <wp:extent cx="3648074" cy="2141688"/>
@@ -2899,14 +2885,14 @@
         <w:rPr>
           <w:color w:val="000000" w:themeColor="text1"/>
         </w:rPr>
-        <w:t>Visual Studio Code (VS Code): Основной редактор кода, используемый Full-</w:t>
+        <w:t xml:space="preserve">Visual Studio Code (VS Code): Основной редактор кода, используемый </w:t>
       </w:r>
       <w:proofErr w:type="spellStart"/>
       <w:r>
         <w:rPr>
           <w:color w:val="000000" w:themeColor="text1"/>
         </w:rPr>
-        <w:t>stack</w:t>
+        <w:t>Full-stack</w:t>
       </w:r>
       <w:proofErr w:type="spellEnd"/>
       <w:r>
@@ -3814,12 +3800,21 @@
                 <w:lang w:eastAsia="ru-RU"/>
               </w:rPr>
             </w:pPr>
+            <w:proofErr w:type="spellStart"/>
             <w:r>
               <w:rPr>
                 <w:color w:val="000000" w:themeColor="text1"/>
                 <w:lang w:eastAsia="ru-RU"/>
               </w:rPr>
-              <w:t xml:space="preserve">Logitech MX </w:t>
+              <w:t>Logitech</w:t>
+            </w:r>
+            <w:proofErr w:type="spellEnd"/>
+            <w:r>
+              <w:rPr>
+                <w:color w:val="000000" w:themeColor="text1"/>
+                <w:lang w:eastAsia="ru-RU"/>
+              </w:rPr>
+              <w:t xml:space="preserve"> MX </w:t>
             </w:r>
             <w:proofErr w:type="spellStart"/>
             <w:r>
@@ -4114,6 +4109,7 @@
                 <w:color w:val="000000" w:themeColor="text1"/>
                 <w:lang w:eastAsia="ru-RU"/>
               </w:rPr>
+              <w:lastRenderedPageBreak/>
               <w:t>Razer</w:t>
             </w:r>
             <w:proofErr w:type="spellEnd"/>
@@ -4860,24 +4856,24 @@
         </w:rPr>
       </w:pPr>
       <w:bookmarkStart w:id="18" w:name="_bookmark11"/>
-      <w:bookmarkEnd w:id="18"/>
-      <w:r>
-        <w:rPr>
-          <w:rFonts w:eastAsia="Times New Roman" w:cs="Times New Roman"/>
-          <w:szCs w:val="28"/>
-        </w:rPr>
-        <w:t>Цель сайта – предназначен для продажи корма для животных</w:t>
-      </w:r>
       <w:bookmarkStart w:id="19" w:name="_bookmark12"/>
       <w:bookmarkStart w:id="20" w:name="_Toc216773967"/>
       <w:bookmarkStart w:id="21" w:name="_Toc198974632"/>
+      <w:bookmarkEnd w:id="18"/>
       <w:bookmarkEnd w:id="19"/>
       <w:r>
         <w:rPr>
           <w:rFonts w:eastAsia="Times New Roman" w:cs="Times New Roman"/>
           <w:szCs w:val="28"/>
         </w:rPr>
-        <w:t>.</w:t>
+        <w:t xml:space="preserve">Сайт предназначен для продажи </w:t>
+      </w:r>
+      <w:r>
+        <w:rPr>
+          <w:rFonts w:eastAsia="Times New Roman" w:cs="Times New Roman"/>
+          <w:szCs w:val="28"/>
+        </w:rPr>
+        <w:t>детский пищевых добавок.</w:t>
       </w:r>
     </w:p>
     <w:p>
@@ -4938,7 +4934,21 @@
           <w:rFonts w:eastAsia="Times New Roman" w:cs="Times New Roman"/>
           <w:szCs w:val="28"/>
         </w:rPr>
-        <w:t>Покупатели: люди, желающие приобрести товары для себя или в подарок.</w:t>
+        <w:t>Родители</w:t>
+      </w:r>
+      <w:r>
+        <w:rPr>
+          <w:rFonts w:eastAsia="Times New Roman" w:cs="Times New Roman"/>
+          <w:szCs w:val="28"/>
+        </w:rPr>
+        <w:t>, следящие за здоровьем своего ребёнка и ищущие чистые составы</w:t>
+      </w:r>
+      <w:r>
+        <w:rPr>
+          <w:rFonts w:eastAsia="Times New Roman" w:cs="Times New Roman"/>
+          <w:szCs w:val="28"/>
+        </w:rPr>
+        <w:t>. Им важны сертификаты качества и отзывы.</w:t>
       </w:r>
     </w:p>
     <w:p>
@@ -4959,7 +4969,44 @@
           <w:rFonts w:eastAsia="Times New Roman" w:cs="Times New Roman"/>
           <w:szCs w:val="28"/>
         </w:rPr>
-        <w:t>Корпоративные клиенты: компании, заказывающие продукты для мероприятий и в качестве подарков сотрудникам и партнерам.</w:t>
+        <w:t xml:space="preserve">Педиатры, </w:t>
+      </w:r>
+      <w:proofErr w:type="spellStart"/>
+      <w:r>
+        <w:rPr>
+          <w:rFonts w:eastAsia="Times New Roman" w:cs="Times New Roman"/>
+          <w:szCs w:val="28"/>
+        </w:rPr>
+        <w:t>нутрициологи</w:t>
+      </w:r>
+      <w:proofErr w:type="spellEnd"/>
+      <w:r>
+        <w:rPr>
+          <w:rFonts w:eastAsia="Times New Roman" w:cs="Times New Roman"/>
+          <w:szCs w:val="28"/>
+        </w:rPr>
+        <w:t>, детские диетологи: Им важна техническая информация, дозировки и научная база.</w:t>
+      </w:r>
+    </w:p>
+    <w:p>
+      <w:pPr>
+        <w:pStyle w:val="a7"/>
+        <w:numPr>
+          <w:ilvl w:val="0"/>
+          <w:numId w:val="2"/>
+        </w:numPr>
+        <w:ind w:left="0" w:firstLine="350"/>
+        <w:rPr>
+          <w:rFonts w:eastAsia="Times New Roman" w:cs="Times New Roman"/>
+          <w:szCs w:val="28"/>
+        </w:rPr>
+      </w:pPr>
+      <w:r>
+        <w:rPr>
+          <w:rFonts w:eastAsia="Times New Roman" w:cs="Times New Roman"/>
+          <w:szCs w:val="28"/>
+        </w:rPr>
+        <w:t>Специализированные магазины/аптеки: Мелкие оптовики, ищущие новых поставщиков.</w:t>
       </w:r>
     </w:p>
     <w:p>
@@ -5117,7 +5164,49 @@
         <w:rPr>
           <w:lang w:eastAsia="ru-RU"/>
         </w:rPr>
-        <w:t>, Firefox, Opera, Safari, Edge (IE 11+ при необходимости).</w:t>
+        <w:t xml:space="preserve">, </w:t>
+      </w:r>
+      <w:proofErr w:type="spellStart"/>
+      <w:r>
+        <w:rPr>
+          <w:lang w:eastAsia="ru-RU"/>
+        </w:rPr>
+        <w:t>Firefox</w:t>
+      </w:r>
+      <w:proofErr w:type="spellEnd"/>
+      <w:r>
+        <w:rPr>
+          <w:lang w:eastAsia="ru-RU"/>
+        </w:rPr>
+        <w:t xml:space="preserve">, </w:t>
+      </w:r>
+      <w:proofErr w:type="spellStart"/>
+      <w:r>
+        <w:rPr>
+          <w:lang w:eastAsia="ru-RU"/>
+        </w:rPr>
+        <w:t>Opera</w:t>
+      </w:r>
+      <w:proofErr w:type="spellEnd"/>
+      <w:r>
+        <w:rPr>
+          <w:lang w:eastAsia="ru-RU"/>
+        </w:rPr>
+        <w:t xml:space="preserve">, </w:t>
+      </w:r>
+      <w:proofErr w:type="spellStart"/>
+      <w:r>
+        <w:rPr>
+          <w:lang w:eastAsia="ru-RU"/>
+        </w:rPr>
+        <w:t>Safari</w:t>
+      </w:r>
+      <w:proofErr w:type="spellEnd"/>
+      <w:r>
+        <w:rPr>
+          <w:lang w:eastAsia="ru-RU"/>
+        </w:rPr>
+        <w:t>, Edge (IE 11+ при необходимости).</w:t>
       </w:r>
     </w:p>
     <w:p>
@@ -5263,7 +5352,8 @@
           <w:rFonts w:cs="Times New Roman"/>
           <w:szCs w:val="28"/>
         </w:rPr>
-        <w:t>Ветеринарная линейка;</w:t>
+        <w:lastRenderedPageBreak/>
+        <w:t>О компании;</w:t>
       </w:r>
     </w:p>
     <w:p>
@@ -5283,7 +5373,7 @@
           <w:rFonts w:cs="Times New Roman"/>
           <w:szCs w:val="28"/>
         </w:rPr>
-        <w:t>Где купить;</w:t>
+        <w:t>Доставка и оплата;</w:t>
       </w:r>
     </w:p>
     <w:p>
@@ -5303,8 +5393,7 @@
           <w:rFonts w:cs="Times New Roman"/>
           <w:szCs w:val="28"/>
         </w:rPr>
-        <w:lastRenderedPageBreak/>
-        <w:t>Сотрудничество;</w:t>
+        <w:t>Полезно знать;</w:t>
       </w:r>
     </w:p>
     <w:p>
@@ -5324,7 +5413,7 @@
           <w:rFonts w:cs="Times New Roman"/>
           <w:szCs w:val="28"/>
         </w:rPr>
-        <w:t>О бренде;</w:t>
+        <w:t>Вопрос-ответ;</w:t>
       </w:r>
     </w:p>
     <w:p>
@@ -5344,27 +5433,7 @@
           <w:rFonts w:cs="Times New Roman"/>
           <w:szCs w:val="28"/>
         </w:rPr>
-        <w:t>Контакты;</w:t>
-      </w:r>
-    </w:p>
-    <w:p>
-      <w:pPr>
-        <w:numPr>
-          <w:ilvl w:val="0"/>
-          <w:numId w:val="3"/>
-        </w:numPr>
-        <w:ind w:firstLine="350"/>
-        <w:rPr>
-          <w:rFonts w:cs="Times New Roman"/>
-          <w:szCs w:val="28"/>
-        </w:rPr>
-      </w:pPr>
-      <w:r>
-        <w:rPr>
-          <w:rFonts w:cs="Times New Roman"/>
-          <w:szCs w:val="28"/>
-        </w:rPr>
-        <w:t>Важно знать;</w:t>
+        <w:t>Корзина;</w:t>
       </w:r>
     </w:p>
     <w:p>
@@ -5462,15 +5531,7 @@
           <w:rFonts w:cs="Times New Roman"/>
           <w:szCs w:val="28"/>
         </w:rPr>
-        <w:t>3.</w:t>
-      </w:r>
-      <w:r>
-        <w:rPr>
-          <w:rFonts w:cs="Times New Roman"/>
-          <w:szCs w:val="28"/>
-        </w:rPr>
-        <w:tab/>
-        <w:t>Юридическая информация</w:t>
+        <w:t>3. Ссылки на социальные сети;</w:t>
       </w:r>
     </w:p>
     <w:p>
@@ -5668,17 +5729,8 @@
           <w:rFonts w:cs="Times New Roman"/>
           <w:szCs w:val="28"/>
         </w:rPr>
-        <w:t xml:space="preserve">Ввод </w:t>
-      </w:r>
-      <w:proofErr w:type="gramStart"/>
-      <w:r>
-        <w:rPr>
-          <w:rFonts w:cs="Times New Roman"/>
-          <w:szCs w:val="28"/>
-        </w:rPr>
-        <w:t>по телефона</w:t>
-      </w:r>
-      <w:proofErr w:type="gramEnd"/>
+        <w:t>Ввод по телефона</w:t>
+      </w:r>
     </w:p>
     <w:p>
       <w:pPr>
@@ -5821,18 +5873,8 @@
           <w:szCs w:val="28"/>
           <w:lang w:val="en-US" w:eastAsia="ru-RU"/>
         </w:rPr>
-        <w:t xml:space="preserve"> </w:t>
-      </w:r>
-      <w:proofErr w:type="spellStart"/>
-      <w:r>
-        <w:rPr>
-          <w:rFonts w:cs="Times New Roman"/>
-          <w:szCs w:val="28"/>
-          <w:lang w:val="en-US" w:eastAsia="ru-RU"/>
-        </w:rPr>
-        <w:t>смс</w:t>
-      </w:r>
-      <w:proofErr w:type="spellEnd"/>
+        <w:t xml:space="preserve"> смс</w:t>
+      </w:r>
     </w:p>
     <w:p>
       <w:pPr>
@@ -5847,34 +5889,15 @@
           <w:lang w:eastAsia="ru-RU"/>
         </w:rPr>
       </w:pPr>
-      <w:proofErr w:type="spellStart"/>
       <w:r>
         <w:rPr>
           <w:rFonts w:cs="Times New Roman"/>
           <w:szCs w:val="28"/>
           <w:lang w:val="en-US" w:eastAsia="ru-RU"/>
         </w:rPr>
-        <w:t>Кнопка</w:t>
-      </w:r>
-      <w:proofErr w:type="spellEnd"/>
-      <w:r>
-        <w:rPr>
-          <w:rFonts w:cs="Times New Roman"/>
-          <w:szCs w:val="28"/>
-          <w:lang w:val="en-US" w:eastAsia="ru-RU"/>
-        </w:rPr>
-        <w:t xml:space="preserve"> </w:t>
-      </w:r>
-      <w:proofErr w:type="spellStart"/>
-      <w:r>
-        <w:rPr>
-          <w:rFonts w:cs="Times New Roman"/>
-          <w:szCs w:val="28"/>
-          <w:lang w:val="en-US" w:eastAsia="ru-RU"/>
-        </w:rPr>
-        <w:t>отправить</w:t>
-      </w:r>
-      <w:proofErr w:type="spellEnd"/>
+        <w:lastRenderedPageBreak/>
+        <w:t>Кнопка отправить</w:t>
+      </w:r>
     </w:p>
     <w:p>
       <w:pPr>
@@ -5899,7 +5922,6 @@
           <w:lang w:val="en-US" w:eastAsia="ru-RU"/>
         </w:rPr>
       </w:pPr>
-      <w:proofErr w:type="spellStart"/>
       <w:r>
         <w:rPr>
           <w:rFonts w:cs="Times New Roman"/>
@@ -5908,53 +5930,121 @@
           <w:szCs w:val="28"/>
           <w:lang w:val="en-US" w:eastAsia="ru-RU"/>
         </w:rPr>
-        <w:t>Страница</w:t>
-      </w:r>
-      <w:proofErr w:type="spellEnd"/>
-      <w:r>
+        <w:t>Страница Главная</w:t>
+      </w:r>
+    </w:p>
+    <w:p>
+      <w:pPr>
+        <w:ind w:firstLineChars="0" w:firstLine="0"/>
+        <w:rPr>
+          <w:rFonts w:cs="Times New Roman"/>
+          <w:szCs w:val="28"/>
+          <w:lang w:eastAsia="ru-RU"/>
+        </w:rPr>
+      </w:pPr>
+      <w:r>
+        <w:rPr>
+          <w:rFonts w:cs="Times New Roman"/>
+          <w:szCs w:val="28"/>
+          <w:lang w:eastAsia="ru-RU"/>
+        </w:rPr>
+        <w:t xml:space="preserve">Содержит баннер с переходом в каталог. </w:t>
+      </w:r>
+      <w:r>
+        <w:rPr>
+          <w:rFonts w:cs="Times New Roman"/>
+          <w:szCs w:val="28"/>
+          <w:lang w:eastAsia="ru-RU"/>
+        </w:rPr>
+        <w:t xml:space="preserve">Раздел с преимуществами компании. </w:t>
+      </w:r>
+      <w:r>
+        <w:rPr>
+          <w:rFonts w:cs="Times New Roman"/>
+          <w:szCs w:val="28"/>
+          <w:lang w:eastAsia="ru-RU"/>
+        </w:rPr>
+        <w:t>5 основных продуктов</w:t>
+      </w:r>
+      <w:r>
+        <w:rPr>
+          <w:rFonts w:cs="Times New Roman"/>
+          <w:szCs w:val="28"/>
+          <w:lang w:eastAsia="ru-RU"/>
+        </w:rPr>
+        <w:t xml:space="preserve">. </w:t>
+      </w:r>
+      <w:r>
+        <w:rPr>
+          <w:rFonts w:cs="Times New Roman"/>
+          <w:szCs w:val="28"/>
+          <w:lang w:eastAsia="ru-RU"/>
+        </w:rPr>
+        <w:t>Подписка на рассылку по почте. Информация о ингредиентах.</w:t>
+      </w:r>
+      <w:r>
+        <w:rPr>
+          <w:rFonts w:cs="Times New Roman"/>
+          <w:szCs w:val="28"/>
+          <w:lang w:eastAsia="ru-RU"/>
+        </w:rPr>
+        <w:t xml:space="preserve"> Раздел о мнение экспертов</w:t>
+      </w:r>
+      <w:r>
+        <w:rPr>
+          <w:rFonts w:cs="Times New Roman"/>
+          <w:szCs w:val="28"/>
+          <w:lang w:eastAsia="ru-RU"/>
+        </w:rPr>
+        <w:t>.</w:t>
+      </w:r>
+      <w:r>
+        <w:rPr>
+          <w:rFonts w:cs="Times New Roman"/>
+          <w:szCs w:val="28"/>
+          <w:lang w:eastAsia="ru-RU"/>
+        </w:rPr>
+        <w:t xml:space="preserve"> Переход на тест для подбора витаминов.</w:t>
+      </w:r>
+      <w:r>
+        <w:rPr>
+          <w:rFonts w:cs="Times New Roman"/>
+          <w:szCs w:val="28"/>
+          <w:lang w:eastAsia="ru-RU"/>
+        </w:rPr>
+        <w:t xml:space="preserve"> </w:t>
+      </w:r>
+      <w:r>
+        <w:rPr>
+          <w:rFonts w:cs="Times New Roman"/>
+          <w:szCs w:val="28"/>
+          <w:lang w:eastAsia="ru-RU"/>
+        </w:rPr>
+        <w:t>Отзывы клиентов.</w:t>
+      </w:r>
+    </w:p>
+    <w:p>
+      <w:pPr>
+        <w:ind w:firstLineChars="0" w:firstLine="708"/>
         <w:rPr>
           <w:rFonts w:cs="Times New Roman"/>
           <w:b/>
           <w:bCs/>
           <w:szCs w:val="28"/>
-          <w:lang w:val="en-US" w:eastAsia="ru-RU"/>
-        </w:rPr>
-        <w:t xml:space="preserve"> </w:t>
-      </w:r>
-      <w:proofErr w:type="spellStart"/>
+          <w:lang w:eastAsia="ru-RU"/>
+        </w:rPr>
+      </w:pPr>
       <w:r>
         <w:rPr>
           <w:rFonts w:cs="Times New Roman"/>
           <w:b/>
           <w:bCs/>
           <w:szCs w:val="28"/>
-          <w:lang w:val="en-US" w:eastAsia="ru-RU"/>
-        </w:rPr>
-        <w:t>Главная</w:t>
-      </w:r>
-      <w:proofErr w:type="spellEnd"/>
-    </w:p>
-    <w:p>
-      <w:pPr>
-        <w:ind w:firstLineChars="0" w:firstLine="0"/>
-        <w:rPr>
-          <w:rFonts w:cs="Times New Roman"/>
-          <w:szCs w:val="28"/>
-          <w:lang w:eastAsia="ru-RU"/>
-        </w:rPr>
-      </w:pPr>
-      <w:r>
-        <w:rPr>
-          <w:rFonts w:cs="Times New Roman"/>
-          <w:szCs w:val="28"/>
-          <w:lang w:eastAsia="ru-RU"/>
-        </w:rPr>
-        <w:t>Содержит баннер с переходом в каталог. Описание/история компании. Новости компании. Продукты. Квиз с выбором животного и переход на соответствующую страницу. Сотрудничество для питомников, оптовым покупателям, ветеринарным клиникам. Полезные материалы. Отзывы. Связь с нами.</w:t>
-      </w:r>
-    </w:p>
-    <w:p>
-      <w:pPr>
-        <w:ind w:firstLineChars="0" w:firstLine="708"/>
+          <w:lang w:eastAsia="ru-RU"/>
+        </w:rPr>
+        <w:t xml:space="preserve">Страница </w:t>
+      </w:r>
+      <w:r>
         <w:rPr>
           <w:rFonts w:cs="Times New Roman"/>
           <w:b/>
@@ -5962,56 +6052,59 @@
           <w:szCs w:val="28"/>
           <w:lang w:eastAsia="ru-RU"/>
         </w:rPr>
-      </w:pPr>
-      <w:r>
-        <w:rPr>
-          <w:rFonts w:cs="Times New Roman"/>
+        <w:t>каталог</w:t>
+      </w:r>
+    </w:p>
+    <w:p>
+      <w:pPr>
+        <w:ind w:firstLineChars="0" w:firstLine="0"/>
+        <w:rPr>
+          <w:rFonts w:cs="Times New Roman"/>
+          <w:szCs w:val="28"/>
+          <w:lang w:eastAsia="ru-RU"/>
+        </w:rPr>
+      </w:pPr>
+      <w:r>
+        <w:rPr>
+          <w:rFonts w:cs="Times New Roman"/>
+          <w:szCs w:val="28"/>
+          <w:lang w:eastAsia="ru-RU"/>
+        </w:rPr>
+        <w:t>Фильтры с выбором вкуса и формы витаминов.</w:t>
+      </w:r>
+      <w:r>
+        <w:rPr>
+          <w:rFonts w:cs="Times New Roman"/>
+          <w:szCs w:val="28"/>
+          <w:lang w:eastAsia="ru-RU"/>
+        </w:rPr>
+        <w:t xml:space="preserve"> Карточки товара, с переходом на страницу товара по кнопке «подробнее". Переход на тест по подбору витаминов.</w:t>
+      </w:r>
+    </w:p>
+    <w:p>
+      <w:pPr>
+        <w:ind w:firstLine="351"/>
+        <w:rPr>
           <w:b/>
           <w:bCs/>
-          <w:szCs w:val="28"/>
-          <w:lang w:eastAsia="ru-RU"/>
-        </w:rPr>
-        <w:t>Страница о бренде</w:t>
-      </w:r>
-    </w:p>
-    <w:p>
-      <w:pPr>
-        <w:ind w:firstLineChars="0" w:firstLine="0"/>
-        <w:rPr>
-          <w:rFonts w:cs="Times New Roman"/>
-          <w:szCs w:val="28"/>
-          <w:lang w:eastAsia="ru-RU"/>
-        </w:rPr>
-      </w:pPr>
-      <w:r>
-        <w:rPr>
-          <w:rFonts w:cs="Times New Roman"/>
-          <w:szCs w:val="28"/>
-          <w:lang w:eastAsia="ru-RU"/>
-        </w:rPr>
-        <w:t>Баннер с питомцем, описания сайта, преимущества, производство, новости, каталог оптовым покупателям с переходом в подробнее. Связь с нами.</w:t>
-      </w:r>
-    </w:p>
-    <w:p>
-      <w:pPr>
-        <w:ind w:firstLineChars="0" w:firstLine="708"/>
-        <w:rPr>
-          <w:rFonts w:cs="Times New Roman"/>
+          <w:lang w:eastAsia="ru-RU"/>
+        </w:rPr>
+      </w:pPr>
+      <w:r>
+        <w:rPr>
           <w:b/>
           <w:bCs/>
-          <w:szCs w:val="28"/>
-          <w:lang w:eastAsia="ru-RU"/>
-        </w:rPr>
-      </w:pPr>
-      <w:r>
-        <w:rPr>
-          <w:rFonts w:cs="Times New Roman"/>
+          <w:lang w:eastAsia="ru-RU"/>
+        </w:rPr>
+        <w:t xml:space="preserve">Страница </w:t>
+      </w:r>
+      <w:r>
+        <w:rPr>
           <w:b/>
           <w:bCs/>
-          <w:szCs w:val="28"/>
-          <w:lang w:eastAsia="ru-RU"/>
-        </w:rPr>
-        <w:t>Ветеринарный раздел</w:t>
+          <w:lang w:eastAsia="ru-RU"/>
+        </w:rPr>
+        <w:t>товара</w:t>
       </w:r>
     </w:p>
     <w:p>
@@ -6029,16 +6122,29 @@
           <w:szCs w:val="28"/>
           <w:lang w:eastAsia="ru-RU"/>
         </w:rPr>
-        <w:t>Баннер с кормом, ветеринарные диеты для кошек и собак. Типы заболевания с переходом в каталог. Полезные материалы. Видеоматериал. Связь с нами.</w:t>
+        <w:t xml:space="preserve">Изображение товара, цена, количество в упаковке. Выбор формы и вкуса. </w:t>
+      </w:r>
+      <w:r>
+        <w:rPr>
+          <w:rFonts w:cs="Times New Roman"/>
+          <w:szCs w:val="28"/>
+          <w:lang w:eastAsia="ru-RU"/>
+        </w:rPr>
+        <w:t xml:space="preserve">Описание и преимущества. Информация о составе и применение </w:t>
+      </w:r>
+      <w:r>
+        <w:rPr>
+          <w:rFonts w:cs="Times New Roman"/>
+          <w:szCs w:val="28"/>
+          <w:lang w:eastAsia="ru-RU"/>
+        </w:rPr>
+        <w:t>Добавление в корзину.</w:t>
       </w:r>
     </w:p>
     <w:p>
       <w:pPr>
         <w:pStyle w:val="2"/>
         <w:ind w:firstLine="351"/>
-        <w:rPr>
-          <w:lang w:eastAsia="ru-RU"/>
-        </w:rPr>
       </w:pPr>
       <w:hyperlink w:anchor="_Toc137554016" w:history="1">
         <w:bookmarkStart w:id="23" w:name="_Toc229438398"/>
@@ -6050,6 +6156,11 @@
     </w:p>
     <w:p>
       <w:pPr>
+        <w:ind w:firstLine="350"/>
+      </w:pPr>
+    </w:p>
+    <w:p>
+      <w:pPr>
         <w:pStyle w:val="2"/>
         <w:ind w:firstLine="351"/>
       </w:pPr>
@@ -6060,6 +6171,60 @@
         </w:r>
         <w:bookmarkEnd w:id="24"/>
       </w:hyperlink>
+      <w:r>
+        <w:rPr>
+          <w:noProof/>
+        </w:rPr>
+        <w:drawing>
+          <wp:anchor distT="0" distB="0" distL="114300" distR="114300" simplePos="0" relativeHeight="251659264" behindDoc="0" locked="0" layoutInCell="1" allowOverlap="1" wp14:anchorId="2D258A30" wp14:editId="06719B9A">
+            <wp:simplePos x="0" y="0"/>
+            <wp:positionH relativeFrom="column">
+              <wp:posOffset>0</wp:posOffset>
+            </wp:positionH>
+            <wp:positionV relativeFrom="paragraph">
+              <wp:posOffset>307340</wp:posOffset>
+            </wp:positionV>
+            <wp:extent cx="4686300" cy="3067050"/>
+            <wp:effectExtent l="0" t="0" r="0" b="0"/>
+            <wp:wrapTopAndBottom/>
+            <wp:docPr id="827484051" name="Рисунок 1"/>
+            <wp:cNvGraphicFramePr>
+              <a:graphicFrameLocks xmlns:a="http://schemas.openxmlformats.org/drawingml/2006/main" noChangeAspect="1"/>
+            </wp:cNvGraphicFramePr>
+            <a:graphic xmlns:a="http://schemas.openxmlformats.org/drawingml/2006/main">
+              <a:graphicData uri="http://schemas.openxmlformats.org/drawingml/2006/picture">
+                <pic:pic xmlns:pic="http://schemas.openxmlformats.org/drawingml/2006/picture">
+                  <pic:nvPicPr>
+                    <pic:cNvPr id="827484051" name="Рисунок 827484051"/>
+                    <pic:cNvPicPr/>
+                  </pic:nvPicPr>
+                  <pic:blipFill>
+                    <a:blip r:embed="rId15">
+                      <a:extLst>
+                        <a:ext uri="{28A0092B-C50C-407E-A947-70E740481C1C}">
+                          <a14:useLocalDpi xmlns:a14="http://schemas.microsoft.com/office/drawing/2010/main" val="0"/>
+                        </a:ext>
+                      </a:extLst>
+                    </a:blip>
+                    <a:stretch>
+                      <a:fillRect/>
+                    </a:stretch>
+                  </pic:blipFill>
+                  <pic:spPr>
+                    <a:xfrm>
+                      <a:off x="0" y="0"/>
+                      <a:ext cx="4686300" cy="3067050"/>
+                    </a:xfrm>
+                    <a:prstGeom prst="rect">
+                      <a:avLst/>
+                    </a:prstGeom>
+                  </pic:spPr>
+                </pic:pic>
+              </a:graphicData>
+            </a:graphic>
+          </wp:anchor>
+        </w:drawing>
+      </w:r>
     </w:p>
     <w:p>
       <w:pPr>
@@ -6302,12 +6467,12 @@
       </w:hyperlink>
     </w:p>
     <w:sectPr>
-      <w:headerReference w:type="even" r:id="rId15"/>
-      <w:headerReference w:type="default" r:id="rId16"/>
-      <w:footerReference w:type="even" r:id="rId17"/>
-      <w:footerReference w:type="default" r:id="rId18"/>
-      <w:headerReference w:type="first" r:id="rId19"/>
-      <w:footerReference w:type="first" r:id="rId20"/>
+      <w:headerReference w:type="even" r:id="rId16"/>
+      <w:headerReference w:type="default" r:id="rId17"/>
+      <w:footerReference w:type="even" r:id="rId18"/>
+      <w:footerReference w:type="default" r:id="rId19"/>
+      <w:headerReference w:type="first" r:id="rId20"/>
+      <w:footerReference w:type="first" r:id="rId21"/>
       <w:pgSz w:w="11906" w:h="16838"/>
       <w:pgMar w:top="1134" w:right="850" w:bottom="1134" w:left="1701" w:header="708" w:footer="708" w:gutter="0"/>
       <w:cols w:space="708"/>
@@ -8548,6 +8713,7 @@
 <ds:datastoreItem xmlns:ds="http://schemas.openxmlformats.org/officeDocument/2006/customXml" ds:itemID="{A37CEECB-53E6-4882-A289-1E6B782057BB}">
   <ds:schemaRefs>
     <ds:schemaRef ds:uri="http://schemas.openxmlformats.org/officeDocument/2006/bibliography"/>
+    <ds:schemaRef ds:uri="http://www.w3.org/2000/xmlns/"/>
   </ds:schemaRefs>
 </ds:datastoreItem>
 </file>
--- a/Структура отчета ПП.05.docx
+++ b/Структура отчета ПП.05.docx
@@ -511,7 +511,16 @@
           <w:szCs w:val="24"/>
           <w:lang w:eastAsia="ru-RU"/>
         </w:rPr>
-        <w:t xml:space="preserve"> с</w:t>
+        <w:t xml:space="preserve"> </w:t>
+      </w:r>
+      <w:proofErr w:type="gramStart"/>
+      <w:r>
+        <w:rPr>
+          <w:rFonts w:eastAsia="Times New Roman" w:cs="Times New Roman"/>
+          <w:szCs w:val="24"/>
+          <w:lang w:eastAsia="ru-RU"/>
+        </w:rPr>
+        <w:t>с</w:t>
       </w:r>
       <w:r>
         <w:rPr>
@@ -520,7 +529,17 @@
           <w:u w:val="single"/>
           <w:lang w:eastAsia="ru-RU"/>
         </w:rPr>
-        <w:t xml:space="preserve">  04.05.2026 г. по 31.05.2026 г.</w:t>
+        <w:t xml:space="preserve">  04.05.2026</w:t>
+      </w:r>
+      <w:proofErr w:type="gramEnd"/>
+      <w:r>
+        <w:rPr>
+          <w:rFonts w:eastAsia="Times New Roman" w:cs="Times New Roman"/>
+          <w:szCs w:val="28"/>
+          <w:u w:val="single"/>
+          <w:lang w:eastAsia="ru-RU"/>
+        </w:rPr>
+        <w:t xml:space="preserve"> г. по 31.05.2026 г.</w:t>
       </w:r>
       <w:r>
         <w:rPr>
@@ -2457,23 +2476,7 @@
           <w:i/>
           <w:iCs/>
         </w:rPr>
-        <w:t xml:space="preserve"> </w:t>
-      </w:r>
-      <w:proofErr w:type="spellStart"/>
-      <w:r>
-        <w:rPr>
-          <w:i/>
-          <w:iCs/>
-        </w:rPr>
-        <w:t>Page</w:t>
-      </w:r>
-      <w:proofErr w:type="spellEnd"/>
-      <w:r>
-        <w:rPr>
-          <w:i/>
-          <w:iCs/>
-        </w:rPr>
-        <w:t xml:space="preserve"> (Целевая страница):</w:t>
+        <w:t xml:space="preserve"> Page (Целевая страница):</w:t>
       </w:r>
     </w:p>
     <w:p>
@@ -2885,14 +2888,14 @@
         <w:rPr>
           <w:color w:val="000000" w:themeColor="text1"/>
         </w:rPr>
-        <w:t xml:space="preserve">Visual Studio Code (VS Code): Основной редактор кода, используемый </w:t>
+        <w:t>Visual Studio Code (VS Code): Основной редактор кода, используемый Full-</w:t>
       </w:r>
       <w:proofErr w:type="spellStart"/>
       <w:r>
         <w:rPr>
           <w:color w:val="000000" w:themeColor="text1"/>
         </w:rPr>
-        <w:t>Full-stack</w:t>
+        <w:t>stack</w:t>
       </w:r>
       <w:proofErr w:type="spellEnd"/>
       <w:r>
@@ -3800,21 +3803,12 @@
                 <w:lang w:eastAsia="ru-RU"/>
               </w:rPr>
             </w:pPr>
-            <w:proofErr w:type="spellStart"/>
             <w:r>
               <w:rPr>
                 <w:color w:val="000000" w:themeColor="text1"/>
                 <w:lang w:eastAsia="ru-RU"/>
               </w:rPr>
-              <w:t>Logitech</w:t>
-            </w:r>
-            <w:proofErr w:type="spellEnd"/>
-            <w:r>
-              <w:rPr>
-                <w:color w:val="000000" w:themeColor="text1"/>
-                <w:lang w:eastAsia="ru-RU"/>
-              </w:rPr>
-              <w:t xml:space="preserve"> MX </w:t>
+              <w:t xml:space="preserve">Logitech MX </w:t>
             </w:r>
             <w:proofErr w:type="spellStart"/>
             <w:r>
@@ -4969,23 +4963,7 @@
           <w:rFonts w:eastAsia="Times New Roman" w:cs="Times New Roman"/>
           <w:szCs w:val="28"/>
         </w:rPr>
-        <w:t xml:space="preserve">Педиатры, </w:t>
-      </w:r>
-      <w:proofErr w:type="spellStart"/>
-      <w:r>
-        <w:rPr>
-          <w:rFonts w:eastAsia="Times New Roman" w:cs="Times New Roman"/>
-          <w:szCs w:val="28"/>
-        </w:rPr>
-        <w:t>нутрициологи</w:t>
-      </w:r>
-      <w:proofErr w:type="spellEnd"/>
-      <w:r>
-        <w:rPr>
-          <w:rFonts w:eastAsia="Times New Roman" w:cs="Times New Roman"/>
-          <w:szCs w:val="28"/>
-        </w:rPr>
-        <w:t>, детские диетологи: Им важна техническая информация, дозировки и научная база.</w:t>
+        <w:t>Педиатры, нутрициологи, детские диетологи: Им важна техническая информация, дозировки и научная база.</w:t>
       </w:r>
     </w:p>
     <w:p>
@@ -5164,49 +5142,7 @@
         <w:rPr>
           <w:lang w:eastAsia="ru-RU"/>
         </w:rPr>
-        <w:t xml:space="preserve">, </w:t>
-      </w:r>
-      <w:proofErr w:type="spellStart"/>
-      <w:r>
-        <w:rPr>
-          <w:lang w:eastAsia="ru-RU"/>
-        </w:rPr>
-        <w:t>Firefox</w:t>
-      </w:r>
-      <w:proofErr w:type="spellEnd"/>
-      <w:r>
-        <w:rPr>
-          <w:lang w:eastAsia="ru-RU"/>
-        </w:rPr>
-        <w:t xml:space="preserve">, </w:t>
-      </w:r>
-      <w:proofErr w:type="spellStart"/>
-      <w:r>
-        <w:rPr>
-          <w:lang w:eastAsia="ru-RU"/>
-        </w:rPr>
-        <w:t>Opera</w:t>
-      </w:r>
-      <w:proofErr w:type="spellEnd"/>
-      <w:r>
-        <w:rPr>
-          <w:lang w:eastAsia="ru-RU"/>
-        </w:rPr>
-        <w:t xml:space="preserve">, </w:t>
-      </w:r>
-      <w:proofErr w:type="spellStart"/>
-      <w:r>
-        <w:rPr>
-          <w:lang w:eastAsia="ru-RU"/>
-        </w:rPr>
-        <w:t>Safari</w:t>
-      </w:r>
-      <w:proofErr w:type="spellEnd"/>
-      <w:r>
-        <w:rPr>
-          <w:lang w:eastAsia="ru-RU"/>
-        </w:rPr>
-        <w:t>, Edge (IE 11+ при необходимости).</w:t>
+        <w:t>, Firefox, Opera, Safari, Edge (IE 11+ при необходимости).</w:t>
       </w:r>
     </w:p>
     <w:p>
@@ -5729,7 +5665,14 @@
           <w:rFonts w:cs="Times New Roman"/>
           <w:szCs w:val="28"/>
         </w:rPr>
-        <w:t>Ввод по телефона</w:t>
+        <w:t xml:space="preserve">Ввод </w:t>
+      </w:r>
+      <w:r>
+        <w:rPr>
+          <w:rFonts w:cs="Times New Roman"/>
+          <w:szCs w:val="28"/>
+        </w:rPr>
+        <w:t>по телефону</w:t>
       </w:r>
     </w:p>
     <w:p>
@@ -5873,8 +5816,18 @@
           <w:szCs w:val="28"/>
           <w:lang w:val="en-US" w:eastAsia="ru-RU"/>
         </w:rPr>
-        <w:t xml:space="preserve"> смс</w:t>
-      </w:r>
+        <w:t xml:space="preserve"> </w:t>
+      </w:r>
+      <w:proofErr w:type="spellStart"/>
+      <w:r>
+        <w:rPr>
+          <w:rFonts w:cs="Times New Roman"/>
+          <w:szCs w:val="28"/>
+          <w:lang w:val="en-US" w:eastAsia="ru-RU"/>
+        </w:rPr>
+        <w:t>смс</w:t>
+      </w:r>
+      <w:proofErr w:type="spellEnd"/>
     </w:p>
     <w:p>
       <w:pPr>
@@ -5889,6 +5842,7 @@
           <w:lang w:eastAsia="ru-RU"/>
         </w:rPr>
       </w:pPr>
+      <w:proofErr w:type="spellStart"/>
       <w:r>
         <w:rPr>
           <w:rFonts w:cs="Times New Roman"/>
@@ -5896,12 +5850,31 @@
           <w:lang w:val="en-US" w:eastAsia="ru-RU"/>
         </w:rPr>
         <w:lastRenderedPageBreak/>
-        <w:t>Кнопка отправить</w:t>
-      </w:r>
-    </w:p>
-    <w:p>
-      <w:pPr>
-        <w:ind w:firstLineChars="0" w:firstLine="708"/>
+        <w:t>Кнопка</w:t>
+      </w:r>
+      <w:proofErr w:type="spellEnd"/>
+      <w:r>
+        <w:rPr>
+          <w:rFonts w:cs="Times New Roman"/>
+          <w:szCs w:val="28"/>
+          <w:lang w:val="en-US" w:eastAsia="ru-RU"/>
+        </w:rPr>
+        <w:t xml:space="preserve"> </w:t>
+      </w:r>
+      <w:proofErr w:type="spellStart"/>
+      <w:r>
+        <w:rPr>
+          <w:rFonts w:cs="Times New Roman"/>
+          <w:szCs w:val="28"/>
+          <w:lang w:val="en-US" w:eastAsia="ru-RU"/>
+        </w:rPr>
+        <w:t>отправить</w:t>
+      </w:r>
+      <w:proofErr w:type="spellEnd"/>
+    </w:p>
+    <w:p>
+      <w:pPr>
+        <w:ind w:firstLineChars="0" w:firstLine="709"/>
         <w:rPr>
           <w:rFonts w:cs="Times New Roman"/>
           <w:b/>
@@ -5910,10 +5883,8 @@
           <w:lang w:val="en-US" w:eastAsia="ru-RU"/>
         </w:rPr>
       </w:pPr>
-    </w:p>
-    <w:p>
-      <w:pPr>
-        <w:ind w:firstLineChars="0" w:firstLine="708"/>
+      <w:proofErr w:type="spellStart"/>
+      <w:r>
         <w:rPr>
           <w:rFonts w:cs="Times New Roman"/>
           <w:b/>
@@ -5921,7 +5892,9 @@
           <w:szCs w:val="28"/>
           <w:lang w:val="en-US" w:eastAsia="ru-RU"/>
         </w:rPr>
-      </w:pPr>
+        <w:t>Страница</w:t>
+      </w:r>
+      <w:proofErr w:type="spellEnd"/>
       <w:r>
         <w:rPr>
           <w:rFonts w:cs="Times New Roman"/>
@@ -5930,111 +5903,114 @@
           <w:szCs w:val="28"/>
           <w:lang w:val="en-US" w:eastAsia="ru-RU"/>
         </w:rPr>
-        <w:t>Страница Главная</w:t>
-      </w:r>
-    </w:p>
-    <w:p>
-      <w:pPr>
-        <w:ind w:firstLineChars="0" w:firstLine="0"/>
-        <w:rPr>
-          <w:rFonts w:cs="Times New Roman"/>
-          <w:szCs w:val="28"/>
-          <w:lang w:eastAsia="ru-RU"/>
-        </w:rPr>
-      </w:pPr>
-      <w:r>
-        <w:rPr>
-          <w:rFonts w:cs="Times New Roman"/>
-          <w:szCs w:val="28"/>
-          <w:lang w:eastAsia="ru-RU"/>
-        </w:rPr>
-        <w:t xml:space="preserve">Содержит баннер с переходом в каталог. </w:t>
-      </w:r>
-      <w:r>
-        <w:rPr>
-          <w:rFonts w:cs="Times New Roman"/>
-          <w:szCs w:val="28"/>
-          <w:lang w:eastAsia="ru-RU"/>
-        </w:rPr>
-        <w:t xml:space="preserve">Раздел с преимуществами компании. </w:t>
-      </w:r>
-      <w:r>
-        <w:rPr>
-          <w:rFonts w:cs="Times New Roman"/>
-          <w:szCs w:val="28"/>
-          <w:lang w:eastAsia="ru-RU"/>
-        </w:rPr>
-        <w:t>5 основных продуктов</w:t>
-      </w:r>
-      <w:r>
-        <w:rPr>
-          <w:rFonts w:cs="Times New Roman"/>
-          <w:szCs w:val="28"/>
-          <w:lang w:eastAsia="ru-RU"/>
-        </w:rPr>
-        <w:t xml:space="preserve">. </w:t>
-      </w:r>
-      <w:r>
-        <w:rPr>
-          <w:rFonts w:cs="Times New Roman"/>
-          <w:szCs w:val="28"/>
-          <w:lang w:eastAsia="ru-RU"/>
-        </w:rPr>
-        <w:t>Подписка на рассылку по почте. Информация о ингредиентах.</w:t>
-      </w:r>
-      <w:r>
-        <w:rPr>
-          <w:rFonts w:cs="Times New Roman"/>
-          <w:szCs w:val="28"/>
-          <w:lang w:eastAsia="ru-RU"/>
-        </w:rPr>
-        <w:t xml:space="preserve"> Раздел о мнение экспертов</w:t>
-      </w:r>
-      <w:r>
-        <w:rPr>
-          <w:rFonts w:cs="Times New Roman"/>
-          <w:szCs w:val="28"/>
-          <w:lang w:eastAsia="ru-RU"/>
-        </w:rPr>
-        <w:t>.</w:t>
-      </w:r>
-      <w:r>
-        <w:rPr>
-          <w:rFonts w:cs="Times New Roman"/>
-          <w:szCs w:val="28"/>
-          <w:lang w:eastAsia="ru-RU"/>
-        </w:rPr>
-        <w:t xml:space="preserve"> Переход на тест для подбора витаминов.</w:t>
-      </w:r>
-      <w:r>
-        <w:rPr>
-          <w:rFonts w:cs="Times New Roman"/>
-          <w:szCs w:val="28"/>
-          <w:lang w:eastAsia="ru-RU"/>
-        </w:rPr>
         <w:t xml:space="preserve"> </w:t>
       </w:r>
-      <w:r>
-        <w:rPr>
-          <w:rFonts w:cs="Times New Roman"/>
-          <w:szCs w:val="28"/>
-          <w:lang w:eastAsia="ru-RU"/>
-        </w:rPr>
-        <w:t>Отзывы клиентов.</w:t>
-      </w:r>
-    </w:p>
-    <w:p>
-      <w:pPr>
-        <w:ind w:firstLineChars="0" w:firstLine="708"/>
+      <w:proofErr w:type="spellStart"/>
+      <w:r>
         <w:rPr>
           <w:rFonts w:cs="Times New Roman"/>
           <w:b/>
           <w:bCs/>
           <w:szCs w:val="28"/>
-          <w:lang w:eastAsia="ru-RU"/>
-        </w:rPr>
-      </w:pPr>
-      <w:r>
+          <w:lang w:val="en-US" w:eastAsia="ru-RU"/>
+        </w:rPr>
+        <w:t>Главная</w:t>
+      </w:r>
+      <w:proofErr w:type="spellEnd"/>
+    </w:p>
+    <w:p>
+      <w:pPr>
+        <w:ind w:firstLineChars="0" w:firstLine="709"/>
+        <w:rPr>
+          <w:rFonts w:cs="Times New Roman"/>
+          <w:szCs w:val="28"/>
+          <w:lang w:eastAsia="ru-RU"/>
+        </w:rPr>
+      </w:pPr>
+      <w:r>
+        <w:rPr>
+          <w:rFonts w:cs="Times New Roman"/>
+          <w:szCs w:val="28"/>
+          <w:lang w:eastAsia="ru-RU"/>
+        </w:rPr>
+        <w:t xml:space="preserve">Содержит баннер с переходом в каталог. </w:t>
+      </w:r>
+      <w:r>
+        <w:rPr>
+          <w:rFonts w:cs="Times New Roman"/>
+          <w:szCs w:val="28"/>
+          <w:lang w:eastAsia="ru-RU"/>
+        </w:rPr>
+        <w:t xml:space="preserve">Раздел с преимуществами компании. </w:t>
+      </w:r>
+      <w:r>
+        <w:rPr>
+          <w:rFonts w:cs="Times New Roman"/>
+          <w:szCs w:val="28"/>
+          <w:lang w:eastAsia="ru-RU"/>
+        </w:rPr>
+        <w:t>5 основных продуктов</w:t>
+      </w:r>
+      <w:r>
+        <w:rPr>
+          <w:rFonts w:cs="Times New Roman"/>
+          <w:szCs w:val="28"/>
+          <w:lang w:eastAsia="ru-RU"/>
+        </w:rPr>
+        <w:t xml:space="preserve">. </w:t>
+      </w:r>
+      <w:r>
+        <w:rPr>
+          <w:rFonts w:cs="Times New Roman"/>
+          <w:szCs w:val="28"/>
+          <w:lang w:eastAsia="ru-RU"/>
+        </w:rPr>
+        <w:t>Подписка на рассылку по почте. Информация о ингредиентах.</w:t>
+      </w:r>
+      <w:r>
+        <w:rPr>
+          <w:rFonts w:cs="Times New Roman"/>
+          <w:szCs w:val="28"/>
+          <w:lang w:eastAsia="ru-RU"/>
+        </w:rPr>
+        <w:t xml:space="preserve"> Раздел о мнение экспертов</w:t>
+      </w:r>
+      <w:r>
+        <w:rPr>
+          <w:rFonts w:cs="Times New Roman"/>
+          <w:szCs w:val="28"/>
+          <w:lang w:eastAsia="ru-RU"/>
+        </w:rPr>
+        <w:t>.</w:t>
+      </w:r>
+      <w:r>
+        <w:rPr>
+          <w:rFonts w:cs="Times New Roman"/>
+          <w:szCs w:val="28"/>
+          <w:lang w:eastAsia="ru-RU"/>
+        </w:rPr>
+        <w:t xml:space="preserve"> Переход на тест для подбора витаминов.</w:t>
+      </w:r>
+      <w:r>
+        <w:rPr>
+          <w:rFonts w:cs="Times New Roman"/>
+          <w:szCs w:val="28"/>
+          <w:lang w:eastAsia="ru-RU"/>
+        </w:rPr>
+        <w:t xml:space="preserve"> </w:t>
+      </w:r>
+      <w:r>
+        <w:rPr>
+          <w:rFonts w:cs="Times New Roman"/>
+          <w:szCs w:val="28"/>
+          <w:lang w:eastAsia="ru-RU"/>
+        </w:rPr>
+        <w:t>Отзывы клиентов.</w:t>
+      </w:r>
+    </w:p>
+    <w:p>
+      <w:pPr>
+        <w:ind w:firstLineChars="0" w:firstLine="709"/>
         <w:rPr>
           <w:rFonts w:cs="Times New Roman"/>
           <w:b/>
@@ -6042,8 +6018,7 @@
           <w:szCs w:val="28"/>
           <w:lang w:eastAsia="ru-RU"/>
         </w:rPr>
-        <w:t xml:space="preserve">Страница </w:t>
-      </w:r>
+      </w:pPr>
       <w:r>
         <w:rPr>
           <w:rFonts w:cs="Times New Roman"/>
@@ -6052,64 +6027,74 @@
           <w:szCs w:val="28"/>
           <w:lang w:eastAsia="ru-RU"/>
         </w:rPr>
-        <w:t>каталог</w:t>
-      </w:r>
-    </w:p>
-    <w:p>
-      <w:pPr>
-        <w:ind w:firstLineChars="0" w:firstLine="0"/>
-        <w:rPr>
-          <w:rFonts w:cs="Times New Roman"/>
-          <w:szCs w:val="28"/>
-          <w:lang w:eastAsia="ru-RU"/>
-        </w:rPr>
-      </w:pPr>
-      <w:r>
-        <w:rPr>
-          <w:rFonts w:cs="Times New Roman"/>
-          <w:szCs w:val="28"/>
-          <w:lang w:eastAsia="ru-RU"/>
-        </w:rPr>
-        <w:t>Фильтры с выбором вкуса и формы витаминов.</w:t>
-      </w:r>
-      <w:r>
-        <w:rPr>
-          <w:rFonts w:cs="Times New Roman"/>
-          <w:szCs w:val="28"/>
-          <w:lang w:eastAsia="ru-RU"/>
-        </w:rPr>
-        <w:t xml:space="preserve"> Карточки товара, с переходом на страницу товара по кнопке «подробнее". Переход на тест по подбору витаминов.</w:t>
-      </w:r>
-    </w:p>
-    <w:p>
-      <w:pPr>
-        <w:ind w:firstLine="351"/>
-        <w:rPr>
+        <w:t xml:space="preserve">Страница </w:t>
+      </w:r>
+      <w:r>
+        <w:rPr>
+          <w:rFonts w:cs="Times New Roman"/>
           <w:b/>
           <w:bCs/>
-          <w:lang w:eastAsia="ru-RU"/>
-        </w:rPr>
-      </w:pPr>
-      <w:r>
+          <w:szCs w:val="28"/>
+          <w:lang w:eastAsia="ru-RU"/>
+        </w:rPr>
+        <w:t>каталог</w:t>
+      </w:r>
+    </w:p>
+    <w:p>
+      <w:pPr>
+        <w:ind w:firstLineChars="0" w:firstLine="709"/>
+        <w:rPr>
+          <w:rFonts w:cs="Times New Roman"/>
+          <w:szCs w:val="28"/>
+          <w:lang w:eastAsia="ru-RU"/>
+        </w:rPr>
+      </w:pPr>
+      <w:r>
+        <w:rPr>
+          <w:rFonts w:cs="Times New Roman"/>
+          <w:szCs w:val="28"/>
+          <w:lang w:eastAsia="ru-RU"/>
+        </w:rPr>
+        <w:t>Фильтры с выбором вкуса и формы витаминов.</w:t>
+      </w:r>
+      <w:r>
+        <w:rPr>
+          <w:rFonts w:cs="Times New Roman"/>
+          <w:szCs w:val="28"/>
+          <w:lang w:eastAsia="ru-RU"/>
+        </w:rPr>
+        <w:t xml:space="preserve"> Карточки товара, с переходом на страницу товара по кнопке «подробнее". Переход на тест по подбору витаминов.</w:t>
+      </w:r>
+    </w:p>
+    <w:p>
+      <w:pPr>
+        <w:ind w:firstLine="351"/>
         <w:rPr>
           <w:b/>
           <w:bCs/>
           <w:lang w:eastAsia="ru-RU"/>
         </w:rPr>
-        <w:t xml:space="preserve">Страница </w:t>
-      </w:r>
+      </w:pPr>
       <w:r>
         <w:rPr>
           <w:b/>
           <w:bCs/>
           <w:lang w:eastAsia="ru-RU"/>
         </w:rPr>
+        <w:t xml:space="preserve">Страница </w:t>
+      </w:r>
+      <w:r>
+        <w:rPr>
+          <w:b/>
+          <w:bCs/>
+          <w:lang w:eastAsia="ru-RU"/>
+        </w:rPr>
         <w:t>товара</w:t>
       </w:r>
     </w:p>
     <w:p>
       <w:pPr>
-        <w:ind w:firstLineChars="0" w:firstLine="0"/>
+        <w:ind w:firstLineChars="0" w:firstLine="709"/>
         <w:rPr>
           <w:rFonts w:cs="Times New Roman"/>
           <w:szCs w:val="28"/>
@@ -6163,6 +6148,9 @@
       <w:pPr>
         <w:pStyle w:val="2"/>
         <w:ind w:firstLine="351"/>
+        <w:rPr>
+          <w:noProof/>
+        </w:rPr>
       </w:pPr>
       <w:hyperlink w:anchor="_Toc137554017" w:history="1">
         <w:bookmarkStart w:id="24" w:name="_Toc229438399"/>
@@ -6171,23 +6159,18 @@
         </w:r>
         <w:bookmarkEnd w:id="24"/>
       </w:hyperlink>
-      <w:r>
-        <w:rPr>
-          <w:noProof/>
-        </w:rPr>
+    </w:p>
+    <w:p>
+      <w:pPr>
+        <w:ind w:firstLine="350"/>
+        <w:jc w:val="center"/>
+      </w:pPr>
+      <w:r>
         <w:drawing>
-          <wp:anchor distT="0" distB="0" distL="114300" distR="114300" simplePos="0" relativeHeight="251659264" behindDoc="0" locked="0" layoutInCell="1" allowOverlap="1" wp14:anchorId="2D258A30" wp14:editId="06719B9A">
-            <wp:simplePos x="0" y="0"/>
-            <wp:positionH relativeFrom="column">
-              <wp:posOffset>0</wp:posOffset>
-            </wp:positionH>
-            <wp:positionV relativeFrom="paragraph">
-              <wp:posOffset>307340</wp:posOffset>
-            </wp:positionV>
-            <wp:extent cx="4686300" cy="3067050"/>
-            <wp:effectExtent l="0" t="0" r="0" b="0"/>
-            <wp:wrapTopAndBottom/>
-            <wp:docPr id="827484051" name="Рисунок 1"/>
+          <wp:inline distT="0" distB="0" distL="0" distR="0" wp14:anchorId="6071C945" wp14:editId="3517C24C">
+            <wp:extent cx="3848100" cy="2546818"/>
+            <wp:effectExtent l="0" t="0" r="0" b="6350"/>
+            <wp:docPr id="1118604150" name="Рисунок 1"/>
             <wp:cNvGraphicFramePr>
               <a:graphicFrameLocks xmlns:a="http://schemas.openxmlformats.org/drawingml/2006/main" noChangeAspect="1"/>
             </wp:cNvGraphicFramePr>
@@ -6195,35 +6178,54 @@
               <a:graphicData uri="http://schemas.openxmlformats.org/drawingml/2006/picture">
                 <pic:pic xmlns:pic="http://schemas.openxmlformats.org/drawingml/2006/picture">
                   <pic:nvPicPr>
-                    <pic:cNvPr id="827484051" name="Рисунок 827484051"/>
+                    <pic:cNvPr id="1118604150" name=""/>
                     <pic:cNvPicPr/>
                   </pic:nvPicPr>
-                  <pic:blipFill>
-                    <a:blip r:embed="rId15">
-                      <a:extLst>
-                        <a:ext uri="{28A0092B-C50C-407E-A947-70E740481C1C}">
-                          <a14:useLocalDpi xmlns:a14="http://schemas.microsoft.com/office/drawing/2010/main" val="0"/>
-                        </a:ext>
-                      </a:extLst>
-                    </a:blip>
+                  <pic:blipFill rotWithShape="1">
+                    <a:blip r:embed="rId15"/>
+                    <a:srcRect l="4183" t="6269" r="1312"/>
                     <a:stretch>
                       <a:fillRect/>
                     </a:stretch>
                   </pic:blipFill>
-                  <pic:spPr>
+                  <pic:spPr bwMode="auto">
                     <a:xfrm>
                       <a:off x="0" y="0"/>
-                      <a:ext cx="4686300" cy="3067050"/>
+                      <a:ext cx="3853636" cy="2550482"/>
                     </a:xfrm>
                     <a:prstGeom prst="rect">
                       <a:avLst/>
                     </a:prstGeom>
+                    <a:ln>
+                      <a:noFill/>
+                    </a:ln>
+                    <a:extLst>
+                      <a:ext uri="{53640926-AAD7-44D8-BBD7-CCE9431645EC}">
+                        <a14:shadowObscured xmlns:a14="http://schemas.microsoft.com/office/drawing/2010/main"/>
+                      </a:ext>
+                    </a:extLst>
                   </pic:spPr>
                 </pic:pic>
               </a:graphicData>
             </a:graphic>
-          </wp:anchor>
+          </wp:inline>
         </w:drawing>
+      </w:r>
+    </w:p>
+    <w:p>
+      <w:pPr>
+        <w:jc w:val="center"/>
+        <w:rPr>
+          <w:sz w:val="24"/>
+          <w:szCs w:val="20"/>
+        </w:rPr>
+      </w:pPr>
+      <w:r>
+        <w:rPr>
+          <w:sz w:val="24"/>
+          <w:szCs w:val="20"/>
+        </w:rPr>
+        <w:t>Рис. * «Карта сайта»</w:t>
       </w:r>
     </w:p>
     <w:p>
@@ -8713,7 +8715,6 @@
 <ds:datastoreItem xmlns:ds="http://schemas.openxmlformats.org/officeDocument/2006/customXml" ds:itemID="{A37CEECB-53E6-4882-A289-1E6B782057BB}">
   <ds:schemaRefs>
     <ds:schemaRef ds:uri="http://schemas.openxmlformats.org/officeDocument/2006/bibliography"/>
-    <ds:schemaRef ds:uri="http://www.w3.org/2000/xmlns/"/>
   </ds:schemaRefs>
 </ds:datastoreItem>
 </file>
--- a/Структура отчета ПП.05.docx
+++ b/Структура отчета ПП.05.docx
@@ -1,10 +1,10 @@
 
 <file path=word/document.xml><?xml version="1.0" encoding="utf-8"?>
-<w:document xmlns:wpc="http://schemas.microsoft.com/office/word/2010/wordprocessingCanvas" xmlns:cx="http://schemas.microsoft.com/office/drawing/2014/chartex" xmlns:cx1="http://schemas.microsoft.com/office/drawing/2015/9/8/chartex" xmlns:cx2="http://schemas.microsoft.com/office/drawing/2015/10/21/chartex" xmlns:cx3="http://schemas.microsoft.com/office/drawing/2016/5/9/chartex" xmlns:cx4="http://schemas.microsoft.com/office/drawing/2016/5/10/chartex" xmlns:cx5="http://schemas.microsoft.com/office/drawing/2016/5/11/chartex" xmlns:cx6="http://schemas.microsoft.com/office/drawing/2016/5/12/chartex" xmlns:cx7="http://schemas.microsoft.com/office/drawing/2016/5/13/chartex" xmlns:cx8="http://schemas.microsoft.com/office/drawing/2016/5/14/chartex" xmlns:mc="http://schemas.openxmlformats.org/markup-compatibility/2006" xmlns:aink="http://schemas.microsoft.com/office/drawing/2016/ink" xmlns:am3d="http://schemas.microsoft.com/office/drawing/2017/model3d" xmlns:o="urn:schemas-microsoft-com:office:office" xmlns:oel="http://schemas.microsoft.com/office/2019/extlst" xmlns:r="http://schemas.openxmlformats.org/officeDocument/2006/relationships" xmlns:m="http://schemas.openxmlformats.org/officeDocument/2006/math" xmlns:v="urn:schemas-microsoft-com:vml" xmlns:wp14="http://schemas.microsoft.com/office/word/2010/wordprocessingDrawing" xmlns:wp="http://schemas.openxmlformats.org/drawingml/2006/wordprocessingDrawing" xmlns:w10="urn:schemas-microsoft-com:office:word" xmlns:w="http://schemas.openxmlformats.org/wordprocessingml/2006/main" xmlns:w14="http://schemas.microsoft.com/office/word/2010/wordml" xmlns:w15="http://schemas.microsoft.com/office/word/2012/wordml" xmlns:w16cex="http://schemas.microsoft.com/office/word/2018/wordml/cex" xmlns:w16cid="http://schemas.microsoft.com/office/word/2016/wordml/cid" xmlns:w16="http://schemas.microsoft.com/office/word/2018/wordml" xmlns:w16du="http://schemas.microsoft.com/office/word/2023/wordml/word16du" xmlns:w16sdtdh="http://schemas.microsoft.com/office/word/2020/wordml/sdtdatahash" xmlns:w16sdtfl="http://schemas.microsoft.com/office/word/2024/wordml/sdtformatlock" xmlns:w16se="http://schemas.microsoft.com/office/word/2015/wordml/symex" xmlns:wpg="http://schemas.microsoft.com/office/word/2010/wordprocessingGroup" xmlns:wpi="http://schemas.microsoft.com/office/word/2010/wordprocessingInk" xmlns:wne="http://schemas.microsoft.com/office/word/2006/wordml" xmlns:wps="http://schemas.microsoft.com/office/word/2010/wordprocessingShape" mc:Ignorable="w14 w15 w16se w16cid w16 w16cex w16sdtdh w16sdtfl w16du wp14">
+<w:document xmlns:wpc="http://schemas.microsoft.com/office/word/2010/wordprocessingCanvas" xmlns:cx="http://schemas.microsoft.com/office/drawing/2014/chartex" xmlns:mc="http://schemas.openxmlformats.org/markup-compatibility/2006" xmlns:o="urn:schemas-microsoft-com:office:office" xmlns:r="http://schemas.openxmlformats.org/officeDocument/2006/relationships" xmlns:m="http://schemas.openxmlformats.org/officeDocument/2006/math" xmlns:v="urn:schemas-microsoft-com:vml" xmlns:wp14="http://schemas.microsoft.com/office/word/2010/wordprocessingDrawing" xmlns:wp="http://schemas.openxmlformats.org/drawingml/2006/wordprocessingDrawing" xmlns:w10="urn:schemas-microsoft-com:office:word" xmlns:w="http://schemas.openxmlformats.org/wordprocessingml/2006/main" xmlns:w14="http://schemas.microsoft.com/office/word/2010/wordml" xmlns:w15="http://schemas.microsoft.com/office/word/2012/wordml" xmlns:w16se="http://schemas.microsoft.com/office/word/2015/wordml/symex" xmlns:wpg="http://schemas.microsoft.com/office/word/2010/wordprocessingGroup" xmlns:wpi="http://schemas.microsoft.com/office/word/2010/wordprocessingInk" xmlns:wne="http://schemas.microsoft.com/office/word/2006/wordml" xmlns:wps="http://schemas.microsoft.com/office/word/2010/wordprocessingShape" mc:Ignorable="w14 w15 w16se wp14">
   <w:body>
     <w:p>
       <w:pPr>
-        <w:ind w:firstLine="351"/>
+        <w:ind w:firstLine="350"/>
         <w:jc w:val="center"/>
         <w:rPr>
           <w:rFonts w:eastAsia="Times New Roman" w:cs="Times New Roman"/>
@@ -29,7 +29,7 @@
     </w:p>
     <w:p>
       <w:pPr>
-        <w:ind w:firstLine="351"/>
+        <w:ind w:firstLine="350"/>
         <w:jc w:val="center"/>
         <w:rPr>
           <w:rFonts w:eastAsia="Times New Roman" w:cs="Times New Roman"/>
@@ -52,7 +52,7 @@
     </w:p>
     <w:p>
       <w:pPr>
-        <w:ind w:firstLine="351"/>
+        <w:ind w:firstLine="350"/>
         <w:jc w:val="center"/>
         <w:rPr>
           <w:rFonts w:eastAsia="Times New Roman" w:cs="Times New Roman"/>
@@ -111,7 +111,7 @@
     </w:p>
     <w:p>
       <w:pPr>
-        <w:ind w:firstLine="502"/>
+        <w:ind w:firstLine="500"/>
         <w:jc w:val="center"/>
         <w:rPr>
           <w:rFonts w:eastAsia="Times New Roman" w:cs="Times New Roman"/>
@@ -136,7 +136,7 @@
     </w:p>
     <w:p>
       <w:pPr>
-        <w:ind w:firstLine="502"/>
+        <w:ind w:firstLine="500"/>
         <w:jc w:val="center"/>
         <w:rPr>
           <w:rFonts w:eastAsia="Times New Roman" w:cs="Times New Roman"/>
@@ -149,7 +149,7 @@
     </w:p>
     <w:p>
       <w:pPr>
-        <w:ind w:firstLine="452"/>
+        <w:ind w:firstLine="450"/>
         <w:jc w:val="center"/>
         <w:rPr>
           <w:rFonts w:eastAsia="Times New Roman" w:cs="Times New Roman"/>
@@ -175,7 +175,7 @@
     <w:p>
       <w:pPr>
         <w:spacing w:line="240" w:lineRule="auto"/>
-        <w:ind w:firstLine="402"/>
+        <w:ind w:firstLine="400"/>
         <w:jc w:val="center"/>
         <w:rPr>
           <w:rFonts w:eastAsia="Times New Roman" w:cs="Times New Roman"/>
@@ -266,14 +266,23 @@
           <w:lang w:eastAsia="ru-RU"/>
         </w:rPr>
       </w:pPr>
-      <w:proofErr w:type="spellStart"/>
       <w:r>
         <w:rPr>
           <w:rFonts w:eastAsia="Times New Roman" w:cs="Times New Roman"/>
           <w:szCs w:val="24"/>
           <w:lang w:eastAsia="ru-RU"/>
         </w:rPr>
-        <w:t>Обучающейся______</w:t>
+        <w:t>Обучающе</w:t>
+      </w:r>
+      <w:bookmarkStart w:id="5" w:name="_GoBack"/>
+      <w:bookmarkEnd w:id="5"/>
+      <w:r>
+        <w:rPr>
+          <w:rFonts w:eastAsia="Times New Roman" w:cs="Times New Roman"/>
+          <w:szCs w:val="24"/>
+          <w:lang w:eastAsia="ru-RU"/>
+        </w:rPr>
+        <w:t>йся______</w:t>
       </w:r>
       <w:r>
         <w:rPr>
@@ -282,9 +291,8 @@
           <w:u w:val="single"/>
           <w:lang w:eastAsia="ru-RU"/>
         </w:rPr>
-        <w:t>Головня</w:t>
-      </w:r>
-      <w:proofErr w:type="spellEnd"/>
+        <w:t>Головня Марины Антоновны</w:t>
+      </w:r>
       <w:r>
         <w:rPr>
           <w:rFonts w:eastAsia="Times New Roman" w:cs="Times New Roman"/>
@@ -292,7 +300,54 @@
           <w:u w:val="single"/>
           <w:lang w:eastAsia="ru-RU"/>
         </w:rPr>
-        <w:t xml:space="preserve"> Марины Антоновны</w:t>
+        <w:t xml:space="preserve">        </w:t>
+      </w:r>
+      <w:r>
+        <w:rPr>
+          <w:rFonts w:eastAsia="Times New Roman" w:cs="Times New Roman"/>
+          <w:szCs w:val="24"/>
+          <w:lang w:eastAsia="ru-RU"/>
+        </w:rPr>
+        <w:t>___________</w:t>
+      </w:r>
+    </w:p>
+    <w:p>
+      <w:pPr>
+        <w:spacing w:line="240" w:lineRule="auto"/>
+        <w:ind w:firstLine="350"/>
+        <w:jc w:val="center"/>
+        <w:rPr>
+          <w:rFonts w:eastAsia="Times New Roman" w:cs="Times New Roman"/>
+          <w:sz w:val="24"/>
+          <w:szCs w:val="24"/>
+          <w:lang w:eastAsia="ru-RU"/>
+        </w:rPr>
+      </w:pPr>
+      <w:r>
+        <w:rPr>
+          <w:rFonts w:eastAsia="Times New Roman" w:cs="Times New Roman"/>
+          <w:szCs w:val="24"/>
+          <w:lang w:eastAsia="ru-RU"/>
+        </w:rPr>
+        <w:t xml:space="preserve">                </w:t>
+      </w:r>
+    </w:p>
+    <w:p>
+      <w:pPr>
+        <w:ind w:firstLine="350"/>
+        <w:rPr>
+          <w:rFonts w:eastAsia="Times New Roman" w:cs="Times New Roman"/>
+          <w:szCs w:val="24"/>
+          <w:lang w:eastAsia="ru-RU"/>
+        </w:rPr>
+      </w:pPr>
+      <w:r>
+        <w:rPr>
+          <w:rFonts w:eastAsia="Times New Roman" w:cs="Times New Roman"/>
+          <w:szCs w:val="24"/>
+          <w:lang w:eastAsia="ru-RU"/>
+        </w:rPr>
+        <w:t>Курс ____</w:t>
       </w:r>
       <w:r>
         <w:rPr>
@@ -301,7 +356,7 @@
           <w:u w:val="single"/>
           <w:lang w:eastAsia="ru-RU"/>
         </w:rPr>
-        <w:t xml:space="preserve">        </w:t>
+        <w:t>3</w:t>
       </w:r>
       <w:r>
         <w:rPr>
@@ -309,14 +364,421 @@
           <w:szCs w:val="24"/>
           <w:lang w:eastAsia="ru-RU"/>
         </w:rPr>
-        <w:t>___________</w:t>
-      </w:r>
+        <w:t>_____   группа ___</w:t>
+      </w:r>
+      <w:r>
+        <w:rPr>
+          <w:rFonts w:eastAsia="Times New Roman" w:cs="Times New Roman"/>
+          <w:szCs w:val="24"/>
+          <w:u w:val="single"/>
+          <w:lang w:eastAsia="ru-RU"/>
+        </w:rPr>
+        <w:t>ИСП.23.2А</w:t>
+      </w:r>
+      <w:r>
+        <w:rPr>
+          <w:rFonts w:eastAsia="Times New Roman" w:cs="Times New Roman"/>
+          <w:szCs w:val="24"/>
+          <w:lang w:eastAsia="ru-RU"/>
+        </w:rPr>
+        <w:t>_____________________________</w:t>
+      </w:r>
+    </w:p>
+    <w:p>
+      <w:pPr>
+        <w:ind w:firstLine="350"/>
+        <w:rPr>
+          <w:rFonts w:eastAsia="Times New Roman" w:cs="Times New Roman"/>
+          <w:szCs w:val="24"/>
+          <w:lang w:eastAsia="ru-RU"/>
+        </w:rPr>
+      </w:pPr>
+      <w:bookmarkStart w:id="6" w:name="_Toc45230523"/>
+      <w:r>
+        <w:rPr>
+          <w:rFonts w:eastAsia="Times New Roman" w:cs="Times New Roman"/>
+          <w:szCs w:val="24"/>
+          <w:lang w:eastAsia="ru-RU"/>
+        </w:rPr>
+        <w:t xml:space="preserve">Специальность </w:t>
+      </w:r>
+      <w:r>
+        <w:rPr>
+          <w:rFonts w:eastAsia="Times New Roman" w:cs="Times New Roman"/>
+          <w:szCs w:val="28"/>
+          <w:u w:val="single"/>
+          <w:lang w:eastAsia="ru-RU"/>
+        </w:rPr>
+        <w:t>09.02.07 Информационные системы и программирован</w:t>
+      </w:r>
+      <w:bookmarkEnd w:id="6"/>
+      <w:r>
+        <w:rPr>
+          <w:rFonts w:eastAsia="Times New Roman" w:cs="Times New Roman"/>
+          <w:szCs w:val="28"/>
+          <w:u w:val="single"/>
+          <w:lang w:eastAsia="ru-RU"/>
+        </w:rPr>
+        <w:t>ие</w:t>
+      </w:r>
+    </w:p>
+    <w:p>
+      <w:pPr>
+        <w:ind w:firstLine="350"/>
+        <w:rPr>
+          <w:rFonts w:eastAsia="Times New Roman" w:cs="Times New Roman"/>
+          <w:szCs w:val="24"/>
+          <w:lang w:eastAsia="ru-RU"/>
+        </w:rPr>
+      </w:pPr>
+      <w:bookmarkStart w:id="7" w:name="_Toc45230524"/>
+      <w:r>
+        <w:rPr>
+          <w:rFonts w:eastAsia="Times New Roman" w:cs="Times New Roman"/>
+          <w:szCs w:val="24"/>
+          <w:lang w:eastAsia="ru-RU"/>
+        </w:rPr>
+        <w:t xml:space="preserve">Место </w:t>
+      </w:r>
+      <w:r>
+        <w:rPr>
+          <w:rFonts w:eastAsia="Times New Roman" w:cs="Times New Roman"/>
+          <w:szCs w:val="24"/>
+          <w:lang w:eastAsia="ru-RU"/>
+        </w:rPr>
+        <w:t>практики ________</w:t>
+      </w:r>
+      <w:r>
+        <w:rPr>
+          <w:rFonts w:eastAsia="Times New Roman" w:cs="Times New Roman"/>
+          <w:szCs w:val="24"/>
+          <w:u w:val="single"/>
+          <w:lang w:eastAsia="ru-RU"/>
+        </w:rPr>
+        <w:t>ИП</w:t>
+      </w:r>
+      <w:r>
+        <w:rPr>
+          <w:rFonts w:eastAsia="Times New Roman" w:cs="Times New Roman"/>
+          <w:szCs w:val="24"/>
+          <w:u w:val="single"/>
+          <w:lang w:eastAsia="ru-RU"/>
+        </w:rPr>
+        <w:t xml:space="preserve"> Савельев </w:t>
+      </w:r>
+      <w:r>
+        <w:rPr>
+          <w:rFonts w:eastAsia="Times New Roman" w:cs="Times New Roman"/>
+          <w:szCs w:val="24"/>
+          <w:u w:val="single"/>
+          <w:lang w:eastAsia="ru-RU"/>
+        </w:rPr>
+        <w:t>А. О.</w:t>
+      </w:r>
+      <w:r>
+        <w:rPr>
+          <w:rFonts w:eastAsia="Times New Roman" w:cs="Times New Roman"/>
+          <w:szCs w:val="24"/>
+          <w:lang w:eastAsia="ru-RU"/>
+        </w:rPr>
+        <w:t>______</w:t>
+      </w:r>
+      <w:bookmarkEnd w:id="7"/>
     </w:p>
     <w:p>
       <w:pPr>
         <w:spacing w:line="240" w:lineRule="auto"/>
         <w:ind w:firstLine="350"/>
+        <w:rPr>
+          <w:rFonts w:eastAsia="Times New Roman" w:cs="Times New Roman"/>
+          <w:szCs w:val="24"/>
+          <w:lang w:eastAsia="ru-RU"/>
+        </w:rPr>
+      </w:pPr>
+      <w:bookmarkStart w:id="8" w:name="_Toc45230525"/>
+      <w:r>
+        <w:rPr>
+          <w:rFonts w:eastAsia="Times New Roman" w:cs="Times New Roman"/>
+          <w:szCs w:val="24"/>
+          <w:lang w:eastAsia="ru-RU"/>
+        </w:rPr>
+        <w:t xml:space="preserve">Период </w:t>
+      </w:r>
+      <w:r>
+        <w:rPr>
+          <w:rFonts w:eastAsia="Times New Roman" w:cs="Times New Roman"/>
+          <w:szCs w:val="24"/>
+          <w:lang w:eastAsia="ru-RU"/>
+        </w:rPr>
+        <w:t>практик</w:t>
+      </w:r>
+      <w:r>
+        <w:rPr>
+          <w:rFonts w:eastAsia="Times New Roman" w:cs="Times New Roman"/>
+          <w:szCs w:val="24"/>
+          <w:lang w:eastAsia="ru-RU"/>
+        </w:rPr>
+        <w:t xml:space="preserve"> </w:t>
+      </w:r>
+      <w:r>
+        <w:rPr>
+          <w:rFonts w:eastAsia="Times New Roman" w:cs="Times New Roman"/>
+          <w:szCs w:val="24"/>
+          <w:lang w:eastAsia="ru-RU"/>
+        </w:rPr>
+        <w:t>с</w:t>
+      </w:r>
+      <w:r>
+        <w:rPr>
+          <w:rFonts w:eastAsia="Times New Roman" w:cs="Times New Roman"/>
+          <w:szCs w:val="28"/>
+          <w:u w:val="single"/>
+          <w:lang w:eastAsia="ru-RU"/>
+        </w:rPr>
+        <w:t xml:space="preserve"> 04.05.2026</w:t>
+      </w:r>
+      <w:r>
+        <w:rPr>
+          <w:rFonts w:eastAsia="Times New Roman" w:cs="Times New Roman"/>
+          <w:szCs w:val="28"/>
+          <w:u w:val="single"/>
+          <w:lang w:eastAsia="ru-RU"/>
+        </w:rPr>
+        <w:t xml:space="preserve"> г. по 31.05.2026 г.</w:t>
+      </w:r>
+      <w:r>
+        <w:rPr>
+          <w:rFonts w:eastAsia="Times New Roman" w:cs="Times New Roman"/>
+          <w:szCs w:val="28"/>
+          <w:lang w:eastAsia="ru-RU"/>
+        </w:rPr>
+        <w:t>__________________</w:t>
+      </w:r>
+      <w:bookmarkEnd w:id="8"/>
+    </w:p>
+    <w:p>
+      <w:pPr>
+        <w:ind w:firstLine="350"/>
+        <w:rPr>
+          <w:rFonts w:eastAsia="Times New Roman" w:cs="Times New Roman"/>
+          <w:szCs w:val="24"/>
+          <w:lang w:eastAsia="ru-RU"/>
+        </w:rPr>
+      </w:pPr>
+    </w:p>
+    <w:p>
+      <w:pPr>
+        <w:ind w:firstLine="350"/>
+        <w:rPr>
+          <w:rFonts w:eastAsia="Times New Roman" w:cs="Times New Roman"/>
+          <w:szCs w:val="24"/>
+          <w:lang w:eastAsia="ru-RU"/>
+        </w:rPr>
+      </w:pPr>
+      <w:bookmarkStart w:id="9" w:name="_Toc45230526"/>
+      <w:r>
+        <w:rPr>
+          <w:rFonts w:eastAsia="Times New Roman" w:cs="Times New Roman"/>
+          <w:szCs w:val="24"/>
+          <w:lang w:eastAsia="ru-RU"/>
+        </w:rPr>
+        <w:t>Руководители практики</w:t>
+      </w:r>
+      <w:bookmarkEnd w:id="9"/>
+      <w:r>
+        <w:rPr>
+          <w:rFonts w:eastAsia="Times New Roman" w:cs="Times New Roman"/>
+          <w:szCs w:val="24"/>
+          <w:lang w:eastAsia="ru-RU"/>
+        </w:rPr>
+        <w:t xml:space="preserve"> </w:t>
+      </w:r>
+    </w:p>
+    <w:p>
+      <w:pPr>
+        <w:spacing w:line="240" w:lineRule="auto"/>
+        <w:ind w:firstLine="350"/>
+        <w:rPr>
+          <w:rFonts w:eastAsia="Times New Roman" w:cs="Times New Roman"/>
+          <w:szCs w:val="28"/>
+          <w:lang w:eastAsia="ru-RU"/>
+        </w:rPr>
+      </w:pPr>
+      <w:r>
+        <w:rPr>
+          <w:rFonts w:eastAsia="Times New Roman" w:cs="Times New Roman"/>
+          <w:szCs w:val="24"/>
+          <w:lang w:eastAsia="ru-RU"/>
+        </w:rPr>
+        <w:t>от колледжа ______</w:t>
+      </w:r>
+      <w:r>
+        <w:rPr>
+          <w:rFonts w:eastAsia="Times New Roman" w:cs="Times New Roman"/>
+          <w:szCs w:val="28"/>
+          <w:u w:val="single"/>
+          <w:lang w:eastAsia="ru-RU"/>
+        </w:rPr>
+        <w:t>Гжегожевский Сергей Владимирович</w:t>
+      </w:r>
+      <w:r>
+        <w:rPr>
+          <w:rFonts w:eastAsia="Times New Roman" w:cs="Times New Roman"/>
+          <w:szCs w:val="28"/>
+          <w:lang w:eastAsia="ru-RU"/>
+        </w:rPr>
+        <w:t>_____________</w:t>
+      </w:r>
+    </w:p>
+    <w:p>
+      <w:pPr>
+        <w:spacing w:line="240" w:lineRule="auto"/>
+        <w:ind w:firstLine="350"/>
+        <w:rPr>
+          <w:rFonts w:eastAsia="Times New Roman" w:cs="Times New Roman"/>
+          <w:szCs w:val="24"/>
+          <w:lang w:eastAsia="ru-RU"/>
+        </w:rPr>
+      </w:pPr>
+      <w:r>
+        <w:rPr>
+          <w:rFonts w:eastAsia="Times New Roman" w:cs="Times New Roman"/>
+          <w:szCs w:val="24"/>
+          <w:lang w:eastAsia="ru-RU"/>
+        </w:rPr>
+        <w:t xml:space="preserve"> </w:t>
+      </w:r>
+      <w:r>
+        <w:rPr>
+          <w:rFonts w:eastAsia="Times New Roman" w:cs="Times New Roman"/>
+          <w:szCs w:val="28"/>
+          <w:u w:val="single"/>
+          <w:lang w:eastAsia="ru-RU"/>
+        </w:rPr>
+        <w:t xml:space="preserve">                                  Ветрова Карина Валерьевна                </w:t>
+      </w:r>
+      <w:r>
+        <w:rPr>
+          <w:rFonts w:eastAsia="Times New Roman" w:cs="Times New Roman"/>
+          <w:szCs w:val="24"/>
+          <w:lang w:eastAsia="ru-RU"/>
+        </w:rPr>
+        <w:t>_____________</w:t>
+      </w:r>
+    </w:p>
+    <w:p>
+      <w:pPr>
+        <w:spacing w:line="240" w:lineRule="auto"/>
+        <w:ind w:firstLine="350"/>
+        <w:rPr>
+          <w:rFonts w:eastAsia="Times New Roman" w:cs="Times New Roman"/>
+          <w:szCs w:val="24"/>
+          <w:lang w:eastAsia="ru-RU"/>
+        </w:rPr>
+      </w:pPr>
+      <w:r>
+        <w:rPr>
+          <w:rFonts w:eastAsia="Times New Roman" w:cs="Times New Roman"/>
+          <w:szCs w:val="24"/>
+          <w:lang w:eastAsia="ru-RU"/>
+        </w:rPr>
+        <w:t xml:space="preserve"> </w:t>
+      </w:r>
+      <w:r>
+        <w:rPr>
+          <w:rFonts w:eastAsia="Times New Roman" w:cs="Times New Roman"/>
+          <w:szCs w:val="28"/>
+          <w:u w:val="single"/>
+          <w:lang w:eastAsia="ru-RU"/>
+        </w:rPr>
+        <w:t xml:space="preserve">                                  Селиверстова Ольга Михайловна     </w:t>
+      </w:r>
+      <w:r>
+        <w:rPr>
+          <w:rFonts w:eastAsia="Times New Roman" w:cs="Times New Roman"/>
+          <w:szCs w:val="24"/>
+          <w:lang w:eastAsia="ru-RU"/>
+        </w:rPr>
+        <w:t>_____________</w:t>
+      </w:r>
+    </w:p>
+    <w:p>
+      <w:pPr>
+        <w:spacing w:line="240" w:lineRule="auto"/>
+        <w:ind w:firstLine="350"/>
+        <w:rPr>
+          <w:rFonts w:eastAsia="Times New Roman" w:cs="Times New Roman"/>
+          <w:szCs w:val="24"/>
+          <w:lang w:eastAsia="ru-RU"/>
+        </w:rPr>
+      </w:pPr>
+    </w:p>
+    <w:p>
+      <w:pPr>
+        <w:spacing w:line="240" w:lineRule="auto"/>
+        <w:ind w:firstLine="350"/>
         <w:jc w:val="center"/>
+        <w:rPr>
+          <w:rFonts w:eastAsia="Times New Roman" w:cs="Times New Roman"/>
+          <w:szCs w:val="24"/>
+          <w:u w:val="single"/>
+          <w:lang w:eastAsia="ru-RU"/>
+        </w:rPr>
+      </w:pPr>
+      <w:r>
+        <w:rPr>
+          <w:rFonts w:eastAsia="Times New Roman" w:cs="Times New Roman"/>
+          <w:szCs w:val="24"/>
+          <w:lang w:eastAsia="ru-RU"/>
+        </w:rPr>
+        <w:t>От</w:t>
+      </w:r>
+      <w:r>
+        <w:rPr>
+          <w:rFonts w:eastAsia="Times New Roman" w:cs="Times New Roman"/>
+          <w:szCs w:val="24"/>
+          <w:lang w:eastAsia="ru-RU"/>
+        </w:rPr>
+        <w:t xml:space="preserve"> </w:t>
+      </w:r>
+      <w:r>
+        <w:rPr>
+          <w:rFonts w:eastAsia="Times New Roman" w:cs="Times New Roman"/>
+          <w:szCs w:val="24"/>
+          <w:lang w:eastAsia="ru-RU"/>
+        </w:rPr>
+        <w:t>организации___</w:t>
+      </w:r>
+      <w:r>
+        <w:rPr>
+          <w:rFonts w:eastAsia="Times New Roman" w:cs="Times New Roman"/>
+          <w:szCs w:val="24"/>
+          <w:u w:val="single"/>
+          <w:lang w:eastAsia="ru-RU"/>
+        </w:rPr>
+        <w:t>Савельев</w:t>
+      </w:r>
+      <w:r>
+        <w:rPr>
+          <w:rFonts w:eastAsia="Times New Roman" w:cs="Times New Roman"/>
+          <w:szCs w:val="24"/>
+          <w:u w:val="single"/>
+          <w:lang w:eastAsia="ru-RU"/>
+        </w:rPr>
+        <w:t xml:space="preserve"> Андрей Олегович</w:t>
+      </w:r>
+      <w:r>
+        <w:rPr>
+          <w:rFonts w:eastAsia="Times New Roman" w:cs="Times New Roman"/>
+          <w:szCs w:val="24"/>
+          <w:lang w:eastAsia="ru-RU"/>
+        </w:rPr>
+        <w:t>_____________________</w:t>
+      </w:r>
+    </w:p>
+    <w:p>
+      <w:pPr>
+        <w:spacing w:line="240" w:lineRule="auto"/>
         <w:rPr>
           <w:rFonts w:eastAsia="Times New Roman" w:cs="Times New Roman"/>
           <w:sz w:val="24"/>
@@ -324,465 +786,6 @@
           <w:lang w:eastAsia="ru-RU"/>
         </w:rPr>
       </w:pPr>
-      <w:r>
-        <w:rPr>
-          <w:rFonts w:eastAsia="Times New Roman" w:cs="Times New Roman"/>
-          <w:szCs w:val="24"/>
-          <w:lang w:eastAsia="ru-RU"/>
-        </w:rPr>
-        <w:t xml:space="preserve">                </w:t>
-      </w:r>
-    </w:p>
-    <w:p>
-      <w:pPr>
-        <w:ind w:firstLine="350"/>
-        <w:rPr>
-          <w:rFonts w:eastAsia="Times New Roman" w:cs="Times New Roman"/>
-          <w:szCs w:val="24"/>
-          <w:lang w:eastAsia="ru-RU"/>
-        </w:rPr>
-      </w:pPr>
-      <w:r>
-        <w:rPr>
-          <w:rFonts w:eastAsia="Times New Roman" w:cs="Times New Roman"/>
-          <w:szCs w:val="24"/>
-          <w:lang w:eastAsia="ru-RU"/>
-        </w:rPr>
-        <w:t>Курс ____</w:t>
-      </w:r>
-      <w:r>
-        <w:rPr>
-          <w:rFonts w:eastAsia="Times New Roman" w:cs="Times New Roman"/>
-          <w:szCs w:val="24"/>
-          <w:u w:val="single"/>
-          <w:lang w:eastAsia="ru-RU"/>
-        </w:rPr>
-        <w:t>3</w:t>
-      </w:r>
-      <w:r>
-        <w:rPr>
-          <w:rFonts w:eastAsia="Times New Roman" w:cs="Times New Roman"/>
-          <w:szCs w:val="24"/>
-          <w:lang w:eastAsia="ru-RU"/>
-        </w:rPr>
-        <w:t>_____   группа ___</w:t>
-      </w:r>
-      <w:r>
-        <w:rPr>
-          <w:rFonts w:eastAsia="Times New Roman" w:cs="Times New Roman"/>
-          <w:szCs w:val="24"/>
-          <w:u w:val="single"/>
-          <w:lang w:eastAsia="ru-RU"/>
-        </w:rPr>
-        <w:t>ИСП.23.2А</w:t>
-      </w:r>
-      <w:r>
-        <w:rPr>
-          <w:rFonts w:eastAsia="Times New Roman" w:cs="Times New Roman"/>
-          <w:szCs w:val="24"/>
-          <w:lang w:eastAsia="ru-RU"/>
-        </w:rPr>
-        <w:t>_____________________________</w:t>
-      </w:r>
-    </w:p>
-    <w:p>
-      <w:pPr>
-        <w:ind w:firstLine="350"/>
-        <w:rPr>
-          <w:rFonts w:eastAsia="Times New Roman" w:cs="Times New Roman"/>
-          <w:szCs w:val="24"/>
-          <w:lang w:eastAsia="ru-RU"/>
-        </w:rPr>
-      </w:pPr>
-      <w:bookmarkStart w:id="5" w:name="_Toc45230523"/>
-      <w:r>
-        <w:rPr>
-          <w:rFonts w:eastAsia="Times New Roman" w:cs="Times New Roman"/>
-          <w:szCs w:val="24"/>
-          <w:lang w:eastAsia="ru-RU"/>
-        </w:rPr>
-        <w:t xml:space="preserve">Специальность </w:t>
-      </w:r>
-      <w:r>
-        <w:rPr>
-          <w:rFonts w:eastAsia="Times New Roman" w:cs="Times New Roman"/>
-          <w:szCs w:val="28"/>
-          <w:u w:val="single"/>
-          <w:lang w:eastAsia="ru-RU"/>
-        </w:rPr>
-        <w:t>09.02.07 Информационные системы и программирован</w:t>
-      </w:r>
-      <w:bookmarkEnd w:id="5"/>
-      <w:r>
-        <w:rPr>
-          <w:rFonts w:eastAsia="Times New Roman" w:cs="Times New Roman"/>
-          <w:szCs w:val="28"/>
-          <w:u w:val="single"/>
-          <w:lang w:eastAsia="ru-RU"/>
-        </w:rPr>
-        <w:t>ие</w:t>
-      </w:r>
-    </w:p>
-    <w:p>
-      <w:pPr>
-        <w:ind w:firstLine="350"/>
-        <w:rPr>
-          <w:rFonts w:eastAsia="Times New Roman" w:cs="Times New Roman"/>
-          <w:szCs w:val="24"/>
-          <w:lang w:eastAsia="ru-RU"/>
-        </w:rPr>
-      </w:pPr>
-      <w:bookmarkStart w:id="6" w:name="_Toc45230524"/>
-      <w:r>
-        <w:rPr>
-          <w:rFonts w:eastAsia="Times New Roman" w:cs="Times New Roman"/>
-          <w:szCs w:val="24"/>
-          <w:lang w:eastAsia="ru-RU"/>
-        </w:rPr>
-        <w:t>Место практики ________</w:t>
-      </w:r>
-      <w:r>
-        <w:rPr>
-          <w:rFonts w:eastAsia="Times New Roman" w:cs="Times New Roman"/>
-          <w:szCs w:val="24"/>
-          <w:u w:val="single"/>
-          <w:lang w:eastAsia="ru-RU"/>
-        </w:rPr>
-        <w:t>ИП</w:t>
-      </w:r>
-      <w:r>
-        <w:rPr>
-          <w:rFonts w:eastAsia="Times New Roman" w:cs="Times New Roman"/>
-          <w:szCs w:val="24"/>
-          <w:u w:val="single"/>
-          <w:lang w:eastAsia="ru-RU"/>
-        </w:rPr>
-        <w:t xml:space="preserve"> Савельев </w:t>
-      </w:r>
-      <w:r>
-        <w:rPr>
-          <w:rFonts w:eastAsia="Times New Roman" w:cs="Times New Roman"/>
-          <w:szCs w:val="24"/>
-          <w:u w:val="single"/>
-          <w:lang w:eastAsia="ru-RU"/>
-        </w:rPr>
-        <w:t>А. О.</w:t>
-      </w:r>
-      <w:r>
-        <w:rPr>
-          <w:rFonts w:eastAsia="Times New Roman" w:cs="Times New Roman"/>
-          <w:szCs w:val="24"/>
-          <w:lang w:eastAsia="ru-RU"/>
-        </w:rPr>
-        <w:t>______</w:t>
-      </w:r>
-      <w:bookmarkEnd w:id="6"/>
-    </w:p>
-    <w:p>
-      <w:pPr>
-        <w:spacing w:line="240" w:lineRule="auto"/>
-        <w:ind w:firstLine="350"/>
-        <w:rPr>
-          <w:rFonts w:eastAsia="Times New Roman" w:cs="Times New Roman"/>
-          <w:szCs w:val="24"/>
-          <w:lang w:eastAsia="ru-RU"/>
-        </w:rPr>
-      </w:pPr>
-      <w:bookmarkStart w:id="7" w:name="_Toc45230525"/>
-      <w:r>
-        <w:rPr>
-          <w:rFonts w:eastAsia="Times New Roman" w:cs="Times New Roman"/>
-          <w:szCs w:val="24"/>
-          <w:lang w:eastAsia="ru-RU"/>
-        </w:rPr>
-        <w:t xml:space="preserve">Период </w:t>
-      </w:r>
-      <w:r>
-        <w:rPr>
-          <w:rFonts w:eastAsia="Times New Roman" w:cs="Times New Roman"/>
-          <w:szCs w:val="24"/>
-          <w:lang w:eastAsia="ru-RU"/>
-        </w:rPr>
-        <w:t>практик</w:t>
-      </w:r>
-      <w:r>
-        <w:rPr>
-          <w:rFonts w:eastAsia="Times New Roman" w:cs="Times New Roman"/>
-          <w:szCs w:val="24"/>
-          <w:lang w:eastAsia="ru-RU"/>
-        </w:rPr>
-        <w:t xml:space="preserve"> </w:t>
-      </w:r>
-      <w:proofErr w:type="gramStart"/>
-      <w:r>
-        <w:rPr>
-          <w:rFonts w:eastAsia="Times New Roman" w:cs="Times New Roman"/>
-          <w:szCs w:val="24"/>
-          <w:lang w:eastAsia="ru-RU"/>
-        </w:rPr>
-        <w:t>с</w:t>
-      </w:r>
-      <w:r>
-        <w:rPr>
-          <w:rFonts w:eastAsia="Times New Roman" w:cs="Times New Roman"/>
-          <w:szCs w:val="28"/>
-          <w:u w:val="single"/>
-          <w:lang w:eastAsia="ru-RU"/>
-        </w:rPr>
-        <w:t xml:space="preserve">  04.05.2026</w:t>
-      </w:r>
-      <w:proofErr w:type="gramEnd"/>
-      <w:r>
-        <w:rPr>
-          <w:rFonts w:eastAsia="Times New Roman" w:cs="Times New Roman"/>
-          <w:szCs w:val="28"/>
-          <w:u w:val="single"/>
-          <w:lang w:eastAsia="ru-RU"/>
-        </w:rPr>
-        <w:t xml:space="preserve"> г. по 31.05.2026 г.</w:t>
-      </w:r>
-      <w:r>
-        <w:rPr>
-          <w:rFonts w:eastAsia="Times New Roman" w:cs="Times New Roman"/>
-          <w:szCs w:val="28"/>
-          <w:lang w:eastAsia="ru-RU"/>
-        </w:rPr>
-        <w:t>__________________</w:t>
-      </w:r>
-      <w:bookmarkEnd w:id="7"/>
-    </w:p>
-    <w:p>
-      <w:pPr>
-        <w:ind w:firstLine="350"/>
-        <w:rPr>
-          <w:rFonts w:eastAsia="Times New Roman" w:cs="Times New Roman"/>
-          <w:szCs w:val="24"/>
-          <w:lang w:eastAsia="ru-RU"/>
-        </w:rPr>
-      </w:pPr>
-    </w:p>
-    <w:p>
-      <w:pPr>
-        <w:ind w:firstLine="350"/>
-        <w:rPr>
-          <w:rFonts w:eastAsia="Times New Roman" w:cs="Times New Roman"/>
-          <w:szCs w:val="24"/>
-          <w:lang w:eastAsia="ru-RU"/>
-        </w:rPr>
-      </w:pPr>
-      <w:bookmarkStart w:id="8" w:name="_Toc45230526"/>
-      <w:r>
-        <w:rPr>
-          <w:rFonts w:eastAsia="Times New Roman" w:cs="Times New Roman"/>
-          <w:szCs w:val="24"/>
-          <w:lang w:eastAsia="ru-RU"/>
-        </w:rPr>
-        <w:t>Руководители практики</w:t>
-      </w:r>
-      <w:bookmarkEnd w:id="8"/>
-      <w:r>
-        <w:rPr>
-          <w:rFonts w:eastAsia="Times New Roman" w:cs="Times New Roman"/>
-          <w:szCs w:val="24"/>
-          <w:lang w:eastAsia="ru-RU"/>
-        </w:rPr>
-        <w:t xml:space="preserve"> </w:t>
-      </w:r>
-    </w:p>
-    <w:p>
-      <w:pPr>
-        <w:spacing w:line="240" w:lineRule="auto"/>
-        <w:ind w:firstLine="350"/>
-        <w:rPr>
-          <w:rFonts w:eastAsia="Times New Roman" w:cs="Times New Roman"/>
-          <w:szCs w:val="28"/>
-          <w:lang w:eastAsia="ru-RU"/>
-        </w:rPr>
-      </w:pPr>
-      <w:r>
-        <w:rPr>
-          <w:rFonts w:eastAsia="Times New Roman" w:cs="Times New Roman"/>
-          <w:szCs w:val="24"/>
-          <w:lang w:eastAsia="ru-RU"/>
-        </w:rPr>
-        <w:t>от колледжа ______</w:t>
-      </w:r>
-      <w:proofErr w:type="spellStart"/>
-      <w:r>
-        <w:rPr>
-          <w:rFonts w:eastAsia="Times New Roman" w:cs="Times New Roman"/>
-          <w:szCs w:val="28"/>
-          <w:u w:val="single"/>
-          <w:lang w:eastAsia="ru-RU"/>
-        </w:rPr>
-        <w:t>Гжегожевский</w:t>
-      </w:r>
-      <w:proofErr w:type="spellEnd"/>
-      <w:r>
-        <w:rPr>
-          <w:rFonts w:eastAsia="Times New Roman" w:cs="Times New Roman"/>
-          <w:szCs w:val="28"/>
-          <w:u w:val="single"/>
-          <w:lang w:eastAsia="ru-RU"/>
-        </w:rPr>
-        <w:t xml:space="preserve"> Сергей Владимирович</w:t>
-      </w:r>
-      <w:r>
-        <w:rPr>
-          <w:rFonts w:eastAsia="Times New Roman" w:cs="Times New Roman"/>
-          <w:szCs w:val="28"/>
-          <w:lang w:eastAsia="ru-RU"/>
-        </w:rPr>
-        <w:t>_____________</w:t>
-      </w:r>
-    </w:p>
-    <w:p>
-      <w:pPr>
-        <w:spacing w:line="240" w:lineRule="auto"/>
-        <w:ind w:firstLine="350"/>
-        <w:rPr>
-          <w:rFonts w:eastAsia="Times New Roman" w:cs="Times New Roman"/>
-          <w:szCs w:val="24"/>
-          <w:lang w:eastAsia="ru-RU"/>
-        </w:rPr>
-      </w:pPr>
-      <w:r>
-        <w:rPr>
-          <w:rFonts w:eastAsia="Times New Roman" w:cs="Times New Roman"/>
-          <w:szCs w:val="24"/>
-          <w:lang w:eastAsia="ru-RU"/>
-        </w:rPr>
-        <w:t xml:space="preserve"> </w:t>
-      </w:r>
-      <w:r>
-        <w:rPr>
-          <w:rFonts w:eastAsia="Times New Roman" w:cs="Times New Roman"/>
-          <w:szCs w:val="28"/>
-          <w:u w:val="single"/>
-          <w:lang w:eastAsia="ru-RU"/>
-        </w:rPr>
-        <w:t xml:space="preserve">                                  Ветрова Карина Валерьевна                </w:t>
-      </w:r>
-      <w:r>
-        <w:rPr>
-          <w:rFonts w:eastAsia="Times New Roman" w:cs="Times New Roman"/>
-          <w:szCs w:val="24"/>
-          <w:lang w:eastAsia="ru-RU"/>
-        </w:rPr>
-        <w:t>_____________</w:t>
-      </w:r>
-    </w:p>
-    <w:p>
-      <w:pPr>
-        <w:spacing w:line="240" w:lineRule="auto"/>
-        <w:ind w:firstLine="350"/>
-        <w:rPr>
-          <w:rFonts w:eastAsia="Times New Roman" w:cs="Times New Roman"/>
-          <w:szCs w:val="24"/>
-          <w:lang w:eastAsia="ru-RU"/>
-        </w:rPr>
-      </w:pPr>
-      <w:r>
-        <w:rPr>
-          <w:rFonts w:eastAsia="Times New Roman" w:cs="Times New Roman"/>
-          <w:szCs w:val="24"/>
-          <w:lang w:eastAsia="ru-RU"/>
-        </w:rPr>
-        <w:t xml:space="preserve"> </w:t>
-      </w:r>
-      <w:r>
-        <w:rPr>
-          <w:rFonts w:eastAsia="Times New Roman" w:cs="Times New Roman"/>
-          <w:szCs w:val="28"/>
-          <w:u w:val="single"/>
-          <w:lang w:eastAsia="ru-RU"/>
-        </w:rPr>
-        <w:t xml:space="preserve">                                  Селиверстова Ольга Михайловна     </w:t>
-      </w:r>
-      <w:r>
-        <w:rPr>
-          <w:rFonts w:eastAsia="Times New Roman" w:cs="Times New Roman"/>
-          <w:szCs w:val="24"/>
-          <w:lang w:eastAsia="ru-RU"/>
-        </w:rPr>
-        <w:t>_____________</w:t>
-      </w:r>
-    </w:p>
-    <w:p>
-      <w:pPr>
-        <w:spacing w:line="240" w:lineRule="auto"/>
-        <w:ind w:firstLine="350"/>
-        <w:rPr>
-          <w:rFonts w:eastAsia="Times New Roman" w:cs="Times New Roman"/>
-          <w:szCs w:val="24"/>
-          <w:lang w:eastAsia="ru-RU"/>
-        </w:rPr>
-      </w:pPr>
-    </w:p>
-    <w:p>
-      <w:pPr>
-        <w:spacing w:line="240" w:lineRule="auto"/>
-        <w:ind w:firstLine="350"/>
-        <w:jc w:val="center"/>
-        <w:rPr>
-          <w:rFonts w:eastAsia="Times New Roman" w:cs="Times New Roman"/>
-          <w:szCs w:val="24"/>
-          <w:u w:val="single"/>
-          <w:lang w:eastAsia="ru-RU"/>
-        </w:rPr>
-      </w:pPr>
-      <w:r>
-        <w:rPr>
-          <w:rFonts w:eastAsia="Times New Roman" w:cs="Times New Roman"/>
-          <w:szCs w:val="24"/>
-          <w:lang w:eastAsia="ru-RU"/>
-        </w:rPr>
-        <w:t>От</w:t>
-      </w:r>
-      <w:r>
-        <w:rPr>
-          <w:rFonts w:eastAsia="Times New Roman" w:cs="Times New Roman"/>
-          <w:szCs w:val="24"/>
-          <w:lang w:eastAsia="ru-RU"/>
-        </w:rPr>
-        <w:t xml:space="preserve"> </w:t>
-      </w:r>
-      <w:proofErr w:type="spellStart"/>
-      <w:r>
-        <w:rPr>
-          <w:rFonts w:eastAsia="Times New Roman" w:cs="Times New Roman"/>
-          <w:szCs w:val="24"/>
-          <w:lang w:eastAsia="ru-RU"/>
-        </w:rPr>
-        <w:t>организации___</w:t>
-      </w:r>
-      <w:r>
-        <w:rPr>
-          <w:rFonts w:eastAsia="Times New Roman" w:cs="Times New Roman"/>
-          <w:szCs w:val="24"/>
-          <w:u w:val="single"/>
-          <w:lang w:eastAsia="ru-RU"/>
-        </w:rPr>
-        <w:t>Савельев</w:t>
-      </w:r>
-      <w:proofErr w:type="spellEnd"/>
-      <w:r>
-        <w:rPr>
-          <w:rFonts w:eastAsia="Times New Roman" w:cs="Times New Roman"/>
-          <w:szCs w:val="24"/>
-          <w:u w:val="single"/>
-          <w:lang w:eastAsia="ru-RU"/>
-        </w:rPr>
-        <w:t xml:space="preserve"> Андрей Олегович</w:t>
-      </w:r>
-      <w:r>
-        <w:rPr>
-          <w:rFonts w:eastAsia="Times New Roman" w:cs="Times New Roman"/>
-          <w:szCs w:val="24"/>
-          <w:lang w:eastAsia="ru-RU"/>
-        </w:rPr>
-        <w:t>_____________________</w:t>
-      </w:r>
     </w:p>
     <w:p>
       <w:pPr>
@@ -794,17 +797,16 @@
           <w:lang w:eastAsia="ru-RU"/>
         </w:rPr>
       </w:pPr>
-    </w:p>
-    <w:p>
-      <w:pPr>
-        <w:spacing w:line="240" w:lineRule="auto"/>
+      <w:r>
         <w:rPr>
           <w:rFonts w:eastAsia="Times New Roman" w:cs="Times New Roman"/>
           <w:sz w:val="24"/>
           <w:szCs w:val="24"/>
           <w:lang w:eastAsia="ru-RU"/>
         </w:rPr>
-      </w:pPr>
+        <w:t xml:space="preserve">                                                                     </w:t>
+      </w:r>
+      <w:bookmarkStart w:id="10" w:name="_Toc45230528"/>
       <w:r>
         <w:rPr>
           <w:rFonts w:eastAsia="Times New Roman" w:cs="Times New Roman"/>
@@ -812,19 +814,9 @@
           <w:szCs w:val="24"/>
           <w:lang w:eastAsia="ru-RU"/>
         </w:rPr>
-        <w:t xml:space="preserve">                                                                     </w:t>
-      </w:r>
-      <w:bookmarkStart w:id="9" w:name="_Toc45230528"/>
-      <w:r>
-        <w:rPr>
-          <w:rFonts w:eastAsia="Times New Roman" w:cs="Times New Roman"/>
-          <w:sz w:val="24"/>
-          <w:szCs w:val="24"/>
-          <w:lang w:eastAsia="ru-RU"/>
-        </w:rPr>
         <w:t>МП</w:t>
       </w:r>
-      <w:bookmarkEnd w:id="9"/>
+      <w:bookmarkEnd w:id="10"/>
     </w:p>
     <w:p>
       <w:pPr>
@@ -2348,7 +2340,7 @@
         <w:ind w:firstLine="402"/>
       </w:pPr>
       <w:hyperlink w:anchor="_Toc137554008" w:history="1">
-        <w:bookmarkStart w:id="10" w:name="_Toc229438390"/>
+        <w:bookmarkStart w:id="11" w:name="_Toc229438390"/>
         <w:r>
           <w:t>1.</w:t>
         </w:r>
@@ -2361,7 +2353,7 @@
         <w:r>
           <w:t>Общие сведения о предприятии</w:t>
         </w:r>
-        <w:bookmarkEnd w:id="10"/>
+        <w:bookmarkEnd w:id="11"/>
       </w:hyperlink>
     </w:p>
     <w:p>
@@ -2372,7 +2364,13 @@
         <w:rPr>
           <w:lang w:eastAsia="zh-CN"/>
         </w:rPr>
-        <w:t>В рамках деятельности организации (ИП Са</w:t>
+        <w:t>В рамках деятельности организаци</w:t>
+      </w:r>
+      <w:r>
+        <w:rPr>
+          <w:lang w:eastAsia="zh-CN"/>
+        </w:rPr>
+        <w:t>и (ИП Са</w:t>
       </w:r>
       <w:r>
         <w:rPr>
@@ -2462,7 +2460,6 @@
           <w:iCs/>
         </w:rPr>
       </w:pPr>
-      <w:proofErr w:type="spellStart"/>
       <w:r>
         <w:rPr>
           <w:i/>
@@ -2470,7 +2467,6 @@
         </w:rPr>
         <w:t>Landing</w:t>
       </w:r>
-      <w:proofErr w:type="spellEnd"/>
       <w:r>
         <w:rPr>
           <w:i/>
@@ -2508,7 +2504,10 @@
         <w:ind w:firstLine="350"/>
       </w:pPr>
       <w:r>
-        <w:t>Особенности дизайна: Проектирование сложных каталогов, систем фильтрации, карточек товаров с высокой информативностью и интуитивно понятного процесса оформления заказа.</w:t>
+        <w:t xml:space="preserve">Особенности дизайна: Проектирование сложных каталогов, систем фильтрации, карточек </w:t>
+      </w:r>
+      <w:r>
+        <w:t>товаров с высокой информативностью и интуитивно понятного процесса оформления заказа.</w:t>
       </w:r>
     </w:p>
     <w:p>
@@ -2532,7 +2531,10 @@
         <w:ind w:firstLine="350"/>
       </w:pPr>
       <w:r>
-        <w:t>Особенности дизайна: Работа со сложной иерархией меню, внедрение систем поиска, оптимизация отображения текстовых блоков и медиафайлов для длительного удержания внимания пользователя.</w:t>
+        <w:t>Особенности дизайна: Работа со сложной иерархией меню, внедрение систем поиска, оптимизация отображения текстовых блоков и медиафайлов для д</w:t>
+      </w:r>
+      <w:r>
+        <w:t>лительного удержания внимания пользователя.</w:t>
       </w:r>
     </w:p>
     <w:p>
@@ -2541,7 +2543,7 @@
         <w:ind w:firstLine="351"/>
       </w:pPr>
       <w:hyperlink w:anchor="_Toc137554009" w:history="1">
-        <w:bookmarkStart w:id="11" w:name="_Toc229438391"/>
+        <w:bookmarkStart w:id="12" w:name="_Toc229438391"/>
         <w:r>
           <w:t>1.1</w:t>
         </w:r>
@@ -2560,7 +2562,7 @@
         <w:r>
           <w:t>Структура организации</w:t>
         </w:r>
-        <w:bookmarkEnd w:id="11"/>
+        <w:bookmarkEnd w:id="12"/>
       </w:hyperlink>
     </w:p>
     <w:p>
@@ -2571,6 +2573,7 @@
       <w:r>
         <w:rPr>
           <w:noProof/>
+          <w:lang w:eastAsia="ru-RU"/>
         </w:rPr>
         <w:drawing>
           <wp:inline distT="0" distB="0" distL="0" distR="0" wp14:anchorId="33A932BD" wp14:editId="3EA82D29">
@@ -2652,7 +2655,7 @@
         </w:rPr>
       </w:pPr>
       <w:hyperlink w:anchor="_Toc137554010" w:history="1">
-        <w:bookmarkStart w:id="12" w:name="_Toc229438392"/>
+        <w:bookmarkStart w:id="13" w:name="_Toc229438392"/>
         <w:r>
           <w:t>2.</w:t>
         </w:r>
@@ -2665,7 +2668,7 @@
         <w:r>
           <w:t>Анализ материально-технической базы</w:t>
         </w:r>
-        <w:bookmarkEnd w:id="12"/>
+        <w:bookmarkEnd w:id="13"/>
       </w:hyperlink>
     </w:p>
     <w:p>
@@ -2688,14 +2691,20 @@
       <w:r>
         <w:fldChar w:fldCharType="separate"/>
       </w:r>
-      <w:bookmarkStart w:id="13" w:name="_Toc229438393"/>
+      <w:bookmarkStart w:id="14" w:name="_Toc229438393"/>
       <w:r>
         <w:rPr>
           <w:rStyle w:val="20"/>
         </w:rPr>
-        <w:t>2.1 Состав программного обеспечения</w:t>
-      </w:r>
-      <w:bookmarkEnd w:id="13"/>
+        <w:t>2.1 Состав прог</w:t>
+      </w:r>
+      <w:r>
+        <w:rPr>
+          <w:rStyle w:val="20"/>
+        </w:rPr>
+        <w:t>раммного обеспечения</w:t>
+      </w:r>
+      <w:bookmarkEnd w:id="14"/>
     </w:p>
     <w:p>
       <w:pPr>
@@ -2810,19 +2819,17 @@
           <w:color w:val="000000" w:themeColor="text1"/>
         </w:rPr>
       </w:pPr>
-      <w:proofErr w:type="spellStart"/>
       <w:r>
         <w:rPr>
           <w:color w:val="000000" w:themeColor="text1"/>
         </w:rPr>
-        <w:t>Figma</w:t>
-      </w:r>
-      <w:proofErr w:type="spellEnd"/>
+        <w:t>Figma: Основной инструмент для разработки интерфейсов, прототипирования и создания дизайн-систем. Исп</w:t>
+      </w:r>
       <w:r>
         <w:rPr>
           <w:color w:val="000000" w:themeColor="text1"/>
         </w:rPr>
-        <w:t>: Основной инструмент для разработки интерфейсов, прототипирования и создания дизайн-систем. Используется для совместной работы дизайнера и разработчика, ускоряет верстку и снижает количество ошибок при реализации интерфейса.</w:t>
+        <w:t>ользуется для совместной работы дизайнера и разработчика, ускоряет верстку и снижает количество ошибок при реализации интерфейса.</w:t>
       </w:r>
     </w:p>
     <w:p>
@@ -2888,35 +2895,13 @@
         <w:rPr>
           <w:color w:val="000000" w:themeColor="text1"/>
         </w:rPr>
-        <w:t>Visual Studio Code (VS Code): Основной редактор кода, используемый Full-</w:t>
-      </w:r>
-      <w:proofErr w:type="spellStart"/>
+        <w:t xml:space="preserve">Visual Studio Code (VS Code): Основной редактор кода, используемый Full-stack разработчиком. Выбор </w:t>
+      </w:r>
       <w:r>
         <w:rPr>
           <w:color w:val="000000" w:themeColor="text1"/>
         </w:rPr>
-        <w:t>stack</w:t>
-      </w:r>
-      <w:proofErr w:type="spellEnd"/>
-      <w:r>
-        <w:rPr>
-          <w:color w:val="000000" w:themeColor="text1"/>
-        </w:rPr>
-        <w:t xml:space="preserve"> разработчиком. Выбор обоснован высокой производительностью и поддержкой широкого спектра расширений для работы с различными языками программирования, системами контроля версий (</w:t>
-      </w:r>
-      <w:proofErr w:type="spellStart"/>
-      <w:r>
-        <w:rPr>
-          <w:color w:val="000000" w:themeColor="text1"/>
-        </w:rPr>
-        <w:t>Git</w:t>
-      </w:r>
-      <w:proofErr w:type="spellEnd"/>
-      <w:r>
-        <w:rPr>
-          <w:color w:val="000000" w:themeColor="text1"/>
-        </w:rPr>
-        <w:t>) и инструментами отладки.</w:t>
+        <w:t>обоснован высокой производительностью и поддержкой широкого спектра расширений для работы с различными языками программирования, системами контроля версий (Git) и инструментами отладки.</w:t>
       </w:r>
     </w:p>
     <w:p>
@@ -2987,47 +2972,11 @@
           <w:lang w:eastAsia="ru-RU"/>
         </w:rPr>
       </w:pPr>
-      <w:proofErr w:type="spellStart"/>
-      <w:r>
-        <w:rPr>
-          <w:lang w:eastAsia="ru-RU"/>
-        </w:rPr>
-        <w:t>Git</w:t>
-      </w:r>
-      <w:proofErr w:type="spellEnd"/>
-      <w:r>
-        <w:rPr>
-          <w:lang w:eastAsia="ru-RU"/>
-        </w:rPr>
-        <w:t xml:space="preserve"> (</w:t>
-      </w:r>
-      <w:proofErr w:type="spellStart"/>
-      <w:r>
-        <w:rPr>
-          <w:lang w:eastAsia="ru-RU"/>
-        </w:rPr>
-        <w:t>GitHub</w:t>
-      </w:r>
-      <w:proofErr w:type="spellEnd"/>
-      <w:r>
-        <w:rPr>
-          <w:lang w:eastAsia="ru-RU"/>
-        </w:rPr>
-        <w:t>/</w:t>
-      </w:r>
-      <w:proofErr w:type="spellStart"/>
-      <w:r>
-        <w:rPr>
-          <w:lang w:eastAsia="ru-RU"/>
-        </w:rPr>
-        <w:t>GitLab</w:t>
-      </w:r>
-      <w:proofErr w:type="spellEnd"/>
-      <w:r>
-        <w:rPr>
-          <w:lang w:eastAsia="ru-RU"/>
-        </w:rPr>
-        <w:t xml:space="preserve">): основной инструмент для отслеживания изменений в коде и совместной разработки. Позволяет сохранять историю правок, </w:t>
+      <w:r>
+        <w:rPr>
+          <w:lang w:eastAsia="ru-RU"/>
+        </w:rPr>
+        <w:t xml:space="preserve">Git (GitHub/GitLab): основной инструмент для отслеживания изменений в коде и совместной разработки. Позволяет сохранять историю правок, </w:t>
       </w:r>
       <w:r>
         <w:rPr>
@@ -3047,14 +2996,14 @@
         <w:jc w:val="left"/>
       </w:pPr>
       <w:hyperlink w:anchor="_Toc137554012" w:history="1">
-        <w:bookmarkStart w:id="14" w:name="_Toc229438394"/>
+        <w:bookmarkStart w:id="15" w:name="_Toc229438394"/>
         <w:r>
           <w:rPr>
             <w:rStyle w:val="20"/>
           </w:rPr>
           <w:t>2.2 Состав технических средств</w:t>
         </w:r>
-        <w:bookmarkEnd w:id="14"/>
+        <w:bookmarkEnd w:id="15"/>
       </w:hyperlink>
     </w:p>
     <w:p>
@@ -3194,6 +3143,7 @@
             <w:r>
               <w:rPr>
                 <w:noProof/>
+                <w:lang w:eastAsia="ru-RU"/>
               </w:rPr>
               <w:drawing>
                 <wp:inline distT="0" distB="0" distL="0" distR="0" wp14:anchorId="7314FCDC" wp14:editId="51CBE2DE">
@@ -3467,16 +3417,8 @@
               <w:rPr>
                 <w:lang w:eastAsia="ru-RU"/>
               </w:rPr>
-              <w:t xml:space="preserve">1 TB M.2 </w:t>
-            </w:r>
-            <w:proofErr w:type="spellStart"/>
-            <w:r>
-              <w:rPr>
-                <w:lang w:eastAsia="ru-RU"/>
-              </w:rPr>
-              <w:t>PCIe</w:t>
-            </w:r>
-            <w:proofErr w:type="spellEnd"/>
+              <w:t>1 TB M.2 PCIe</w:t>
+            </w:r>
           </w:p>
           <w:p>
             <w:pPr>
@@ -3534,6 +3476,7 @@
             <w:r>
               <w:rPr>
                 <w:noProof/>
+                <w:lang w:eastAsia="ru-RU"/>
               </w:rPr>
               <w:drawing>
                 <wp:inline distT="0" distB="0" distL="0" distR="0" wp14:anchorId="3021E90B" wp14:editId="786AE6B2">
@@ -3808,23 +3751,7 @@
                 <w:color w:val="000000" w:themeColor="text1"/>
                 <w:lang w:eastAsia="ru-RU"/>
               </w:rPr>
-              <w:t xml:space="preserve">Logitech MX </w:t>
-            </w:r>
-            <w:proofErr w:type="spellStart"/>
-            <w:r>
-              <w:rPr>
-                <w:color w:val="000000" w:themeColor="text1"/>
-                <w:lang w:eastAsia="ru-RU"/>
-              </w:rPr>
-              <w:t>Keys</w:t>
-            </w:r>
-            <w:proofErr w:type="spellEnd"/>
-            <w:r>
-              <w:rPr>
-                <w:color w:val="000000" w:themeColor="text1"/>
-                <w:lang w:eastAsia="ru-RU"/>
-              </w:rPr>
-              <w:t xml:space="preserve"> S</w:t>
+              <w:t>Logitech MX Keys S</w:t>
             </w:r>
           </w:p>
           <w:p>
@@ -3842,6 +3769,7 @@
             <w:r>
               <w:rPr>
                 <w:noProof/>
+                <w:lang w:eastAsia="ru-RU"/>
               </w:rPr>
               <w:lastRenderedPageBreak/>
               <w:drawing>
@@ -4097,48 +4025,14 @@
                 <w:lang w:eastAsia="ru-RU"/>
               </w:rPr>
             </w:pPr>
-            <w:proofErr w:type="spellStart"/>
             <w:r>
               <w:rPr>
                 <w:color w:val="000000" w:themeColor="text1"/>
                 <w:lang w:eastAsia="ru-RU"/>
               </w:rPr>
               <w:lastRenderedPageBreak/>
-              <w:t>Razer</w:t>
-            </w:r>
-            <w:proofErr w:type="spellEnd"/>
-            <w:r>
-              <w:rPr>
-                <w:color w:val="000000" w:themeColor="text1"/>
-                <w:lang w:eastAsia="ru-RU"/>
-              </w:rPr>
-              <w:t xml:space="preserve"> </w:t>
-            </w:r>
-            <w:proofErr w:type="spellStart"/>
-            <w:r>
-              <w:rPr>
-                <w:color w:val="000000" w:themeColor="text1"/>
-                <w:lang w:eastAsia="ru-RU"/>
-              </w:rPr>
-              <w:t>DeathAdder</w:t>
-            </w:r>
-            <w:proofErr w:type="spellEnd"/>
-            <w:r>
-              <w:rPr>
-                <w:color w:val="000000" w:themeColor="text1"/>
-                <w:lang w:eastAsia="ru-RU"/>
-              </w:rPr>
-              <w:t xml:space="preserve"> V3 </w:t>
-            </w:r>
-            <w:proofErr w:type="spellStart"/>
-            <w:r>
-              <w:rPr>
-                <w:color w:val="000000" w:themeColor="text1"/>
-                <w:lang w:eastAsia="ru-RU"/>
-              </w:rPr>
-              <w:t>HyperSpeed</w:t>
-            </w:r>
-            <w:proofErr w:type="spellEnd"/>
+              <w:t>Razer DeathAdder V3 HyperSpeed</w:t>
+            </w:r>
           </w:p>
           <w:p>
             <w:pPr>
@@ -4155,6 +4049,7 @@
             <w:r>
               <w:rPr>
                 <w:noProof/>
+                <w:lang w:eastAsia="ru-RU"/>
               </w:rPr>
               <w:drawing>
                 <wp:inline distT="0" distB="0" distL="0" distR="0" wp14:anchorId="7FCAEB06" wp14:editId="174BCB88">
@@ -4307,17 +4202,8 @@
                 <w:color w:val="000000" w:themeColor="text1"/>
                 <w:lang w:eastAsia="ru-RU"/>
               </w:rPr>
-              <w:t xml:space="preserve">26000 </w:t>
-            </w:r>
-            <w:proofErr w:type="spellStart"/>
-            <w:r>
-              <w:rPr>
-                <w:color w:val="000000" w:themeColor="text1"/>
-                <w:lang w:eastAsia="ru-RU"/>
-              </w:rPr>
-              <w:t>dpi</w:t>
-            </w:r>
-            <w:proofErr w:type="spellEnd"/>
+              <w:t>26000 dpi</w:t>
+            </w:r>
           </w:p>
           <w:p>
             <w:pPr>
@@ -4427,6 +4313,7 @@
             <w:r>
               <w:rPr>
                 <w:noProof/>
+                <w:lang w:eastAsia="ru-RU"/>
               </w:rPr>
               <w:drawing>
                 <wp:inline distT="0" distB="0" distL="0" distR="0" wp14:anchorId="14B47BCF" wp14:editId="7147EC34">
@@ -4532,16 +4419,8 @@
               <w:rPr>
                 <w:lang w:eastAsia="ru-RU"/>
               </w:rPr>
-              <w:t xml:space="preserve">600x600 </w:t>
-            </w:r>
-            <w:proofErr w:type="spellStart"/>
-            <w:r>
-              <w:rPr>
-                <w:lang w:eastAsia="ru-RU"/>
-              </w:rPr>
-              <w:t>dpi</w:t>
-            </w:r>
-            <w:proofErr w:type="spellEnd"/>
+              <w:t>600x600 dpi</w:t>
+            </w:r>
           </w:p>
           <w:p>
             <w:pPr>
@@ -4566,21 +4445,7 @@
               <w:rPr>
                 <w:lang w:eastAsia="ru-RU"/>
               </w:rPr>
-              <w:t xml:space="preserve">20 </w:t>
-            </w:r>
-            <w:proofErr w:type="spellStart"/>
-            <w:r>
-              <w:rPr>
-                <w:lang w:eastAsia="ru-RU"/>
-              </w:rPr>
-              <w:t>стр</w:t>
-            </w:r>
-            <w:proofErr w:type="spellEnd"/>
-            <w:r>
-              <w:rPr>
-                <w:lang w:eastAsia="ru-RU"/>
-              </w:rPr>
-              <w:t>/мин (A4)</w:t>
+              <w:t>20 стр/мин (A4)</w:t>
             </w:r>
           </w:p>
           <w:p>
@@ -4704,14 +4569,14 @@
         <w:ind w:firstLineChars="225" w:firstLine="632"/>
       </w:pPr>
       <w:hyperlink w:anchor="_Toc137554013" w:history="1">
-        <w:bookmarkStart w:id="15" w:name="_Toc229438395"/>
+        <w:bookmarkStart w:id="16" w:name="_Toc229438395"/>
         <w:r>
           <w:t>2.3 Структура</w:t>
         </w:r>
         <w:r>
           <w:t xml:space="preserve"> локальной сети предприятия</w:t>
         </w:r>
-        <w:bookmarkEnd w:id="15"/>
+        <w:bookmarkEnd w:id="16"/>
       </w:hyperlink>
     </w:p>
     <w:p>
@@ -4725,6 +4590,7 @@
       <w:r>
         <w:rPr>
           <w:noProof/>
+          <w:lang w:eastAsia="ru-RU"/>
         </w:rPr>
         <w:drawing>
           <wp:inline distT="0" distB="0" distL="0" distR="0" wp14:anchorId="0A36FAA1" wp14:editId="5C7DC9BA">
@@ -4802,11 +4668,11 @@
         </w:rPr>
       </w:pPr>
       <w:hyperlink w:anchor="_Toc137554014" w:history="1">
-        <w:bookmarkStart w:id="16" w:name="_Toc229438396"/>
+        <w:bookmarkStart w:id="17" w:name="_Toc229438396"/>
         <w:r>
           <w:t>3. Выполнение индивидуального задания</w:t>
         </w:r>
-        <w:bookmarkEnd w:id="16"/>
+        <w:bookmarkEnd w:id="17"/>
       </w:hyperlink>
     </w:p>
     <w:p>
@@ -4815,11 +4681,11 @@
         <w:ind w:firstLine="351"/>
       </w:pPr>
       <w:hyperlink w:anchor="_Toc137554015" w:history="1">
-        <w:bookmarkStart w:id="17" w:name="_Toc229438397"/>
+        <w:bookmarkStart w:id="18" w:name="_Toc229438397"/>
         <w:r>
           <w:t>3.1. Разработка технического задания</w:t>
         </w:r>
-        <w:bookmarkEnd w:id="17"/>
+        <w:bookmarkEnd w:id="18"/>
       </w:hyperlink>
     </w:p>
     <w:p>
@@ -4849,12 +4715,12 @@
           <w:szCs w:val="28"/>
         </w:rPr>
       </w:pPr>
-      <w:bookmarkStart w:id="18" w:name="_bookmark11"/>
-      <w:bookmarkStart w:id="19" w:name="_bookmark12"/>
-      <w:bookmarkStart w:id="20" w:name="_Toc216773967"/>
-      <w:bookmarkStart w:id="21" w:name="_Toc198974632"/>
-      <w:bookmarkEnd w:id="18"/>
+      <w:bookmarkStart w:id="19" w:name="_bookmark11"/>
+      <w:bookmarkStart w:id="20" w:name="_bookmark12"/>
+      <w:bookmarkStart w:id="21" w:name="_Toc216773967"/>
+      <w:bookmarkStart w:id="22" w:name="_Toc198974632"/>
       <w:bookmarkEnd w:id="19"/>
+      <w:bookmarkEnd w:id="20"/>
       <w:r>
         <w:rPr>
           <w:rFonts w:eastAsia="Times New Roman" w:cs="Times New Roman"/>
@@ -4867,7 +4733,21 @@
           <w:rFonts w:eastAsia="Times New Roman" w:cs="Times New Roman"/>
           <w:szCs w:val="28"/>
         </w:rPr>
-        <w:t>детский пищевых добавок.</w:t>
+        <w:t>детски</w:t>
+      </w:r>
+      <w:r>
+        <w:rPr>
+          <w:rFonts w:eastAsia="Times New Roman" w:cs="Times New Roman"/>
+          <w:szCs w:val="28"/>
+        </w:rPr>
+        <w:t>х</w:t>
+      </w:r>
+      <w:r>
+        <w:rPr>
+          <w:rFonts w:eastAsia="Times New Roman" w:cs="Times New Roman"/>
+          <w:szCs w:val="28"/>
+        </w:rPr>
+        <w:t xml:space="preserve"> пищевых добавок.</w:t>
       </w:r>
     </w:p>
     <w:p>
@@ -4888,8 +4768,8 @@
         </w:rPr>
         <w:t>Целевая аудитория</w:t>
       </w:r>
-      <w:bookmarkEnd w:id="20"/>
       <w:bookmarkEnd w:id="21"/>
+      <w:bookmarkEnd w:id="22"/>
     </w:p>
     <w:p>
       <w:pPr>
@@ -4900,8 +4780,8 @@
           <w:szCs w:val="28"/>
         </w:rPr>
       </w:pPr>
-      <w:bookmarkStart w:id="22" w:name="_bookmark13"/>
-      <w:bookmarkEnd w:id="22"/>
+      <w:bookmarkStart w:id="23" w:name="_bookmark13"/>
+      <w:bookmarkEnd w:id="23"/>
       <w:r>
         <w:rPr>
           <w:rFonts w:eastAsia="Times New Roman" w:cs="Times New Roman"/>
@@ -5044,21 +4924,7 @@
         <w:rPr>
           <w:lang w:eastAsia="ru-RU"/>
         </w:rPr>
-        <w:t xml:space="preserve">JavaScript (ES6+) — динамические элементы (слайдеры, </w:t>
-      </w:r>
-      <w:proofErr w:type="spellStart"/>
-      <w:r>
-        <w:rPr>
-          <w:lang w:eastAsia="ru-RU"/>
-        </w:rPr>
-        <w:t>табы</w:t>
-      </w:r>
-      <w:proofErr w:type="spellEnd"/>
-      <w:r>
-        <w:rPr>
-          <w:lang w:eastAsia="ru-RU"/>
-        </w:rPr>
-        <w:t>, модальные окна, меню, формы обратной связи и т.п.).</w:t>
+        <w:t>JavaScript (ES6+) — динамические элементы (слайдеры, табы, модальные окна, меню, формы обратной связи и т.п.).</w:t>
       </w:r>
     </w:p>
     <w:p>
@@ -5076,73 +4942,41 @@
           <w:bCs/>
           <w:lang w:eastAsia="ru-RU"/>
         </w:rPr>
-        <w:t xml:space="preserve">Адаптивность и </w:t>
-      </w:r>
-      <w:proofErr w:type="spellStart"/>
-      <w:r>
-        <w:rPr>
-          <w:b/>
-          <w:bCs/>
-          <w:lang w:eastAsia="ru-RU"/>
-        </w:rPr>
-        <w:t>кроссбраузерность</w:t>
-      </w:r>
-      <w:proofErr w:type="spellEnd"/>
-    </w:p>
-    <w:p>
-      <w:pPr>
-        <w:ind w:firstLine="350"/>
-        <w:rPr>
-          <w:lang w:eastAsia="ru-RU"/>
-        </w:rPr>
-      </w:pPr>
-      <w:r>
-        <w:rPr>
-          <w:lang w:eastAsia="ru-RU"/>
-        </w:rPr>
-        <w:t>Вёрстка должна быть отзывчивой (</w:t>
-      </w:r>
-      <w:proofErr w:type="spellStart"/>
-      <w:r>
-        <w:rPr>
-          <w:lang w:eastAsia="ru-RU"/>
-        </w:rPr>
-        <w:t>responsive</w:t>
-      </w:r>
-      <w:proofErr w:type="spellEnd"/>
-      <w:r>
-        <w:rPr>
-          <w:lang w:eastAsia="ru-RU"/>
-        </w:rPr>
-        <w:t>) и корректно отображаться на всех устройствах (десктоп, планшет, мобильный телефон).</w:t>
-      </w:r>
-    </w:p>
-    <w:p>
-      <w:pPr>
-        <w:ind w:firstLine="350"/>
-        <w:rPr>
-          <w:lang w:eastAsia="ru-RU"/>
-        </w:rPr>
-      </w:pPr>
-      <w:r>
-        <w:rPr>
-          <w:lang w:eastAsia="ru-RU"/>
-        </w:rPr>
-        <w:t xml:space="preserve">Поддержка последних версий браузеров: </w:t>
-      </w:r>
-      <w:proofErr w:type="spellStart"/>
-      <w:r>
-        <w:rPr>
-          <w:lang w:eastAsia="ru-RU"/>
-        </w:rPr>
-        <w:t>Chrome</w:t>
-      </w:r>
-      <w:proofErr w:type="spellEnd"/>
-      <w:r>
-        <w:rPr>
-          <w:lang w:eastAsia="ru-RU"/>
-        </w:rPr>
-        <w:t>, Firefox, Opera, Safari, Edge (IE 11+ при необходимости).</w:t>
+        <w:t>Адаптивность и кроссбраузерность</w:t>
+      </w:r>
+    </w:p>
+    <w:p>
+      <w:pPr>
+        <w:ind w:firstLine="350"/>
+        <w:rPr>
+          <w:lang w:eastAsia="ru-RU"/>
+        </w:rPr>
+      </w:pPr>
+      <w:r>
+        <w:rPr>
+          <w:lang w:eastAsia="ru-RU"/>
+        </w:rPr>
+        <w:t>Вёрстка должна быть отзывчивой (responsive) и корректно отображаться на всех устройствах (десктоп, планшет, моби</w:t>
+      </w:r>
+      <w:r>
+        <w:rPr>
+          <w:lang w:eastAsia="ru-RU"/>
+        </w:rPr>
+        <w:t>льный телефон).</w:t>
+      </w:r>
+    </w:p>
+    <w:p>
+      <w:pPr>
+        <w:ind w:firstLine="350"/>
+        <w:rPr>
+          <w:lang w:eastAsia="ru-RU"/>
+        </w:rPr>
+      </w:pPr>
+      <w:r>
+        <w:rPr>
+          <w:lang w:eastAsia="ru-RU"/>
+        </w:rPr>
+        <w:t>Поддержка последних версий браузеров: Chrome, Firefox, Opera, Safari, Edge (IE 11+ при необходимости).</w:t>
       </w:r>
     </w:p>
     <w:p>
@@ -5200,7 +5034,14 @@
           <w:szCs w:val="28"/>
         </w:rPr>
         <w:tab/>
-        <w:t>Логотип, по клику переход на главную страницу сайта;</w:t>
+        <w:t xml:space="preserve">Логотип, по клику переход на главную </w:t>
+      </w:r>
+      <w:r>
+        <w:rPr>
+          <w:rFonts w:cs="Times New Roman"/>
+          <w:szCs w:val="28"/>
+        </w:rPr>
+        <w:t>страницу сайта;</w:t>
       </w:r>
     </w:p>
     <w:p>
@@ -5427,7 +5268,14 @@
           <w:szCs w:val="28"/>
         </w:rPr>
         <w:tab/>
-        <w:t xml:space="preserve">Основные разделы сайта; </w:t>
+        <w:t>Основн</w:t>
+      </w:r>
+      <w:r>
+        <w:rPr>
+          <w:rFonts w:cs="Times New Roman"/>
+          <w:szCs w:val="28"/>
+        </w:rPr>
+        <w:t xml:space="preserve">ые разделы сайта; </w:t>
       </w:r>
     </w:p>
     <w:p>
@@ -5517,7 +5365,14 @@
           <w:rFonts w:cs="Times New Roman"/>
           <w:szCs w:val="28"/>
         </w:rPr>
-        <w:t>Окно авторизации по почте содержит:</w:t>
+        <w:t>Окно</w:t>
+      </w:r>
+      <w:r>
+        <w:rPr>
+          <w:rFonts w:cs="Times New Roman"/>
+          <w:szCs w:val="28"/>
+        </w:rPr>
+        <w:t xml:space="preserve"> авторизации по почте содержит:</w:t>
       </w:r>
     </w:p>
     <w:p>
@@ -5541,23 +5396,7 @@
           <w:szCs w:val="28"/>
         </w:rPr>
         <w:tab/>
-        <w:t xml:space="preserve">Поле ввода </w:t>
-      </w:r>
-      <w:proofErr w:type="spellStart"/>
-      <w:r>
-        <w:rPr>
-          <w:rFonts w:cs="Times New Roman"/>
-          <w:szCs w:val="28"/>
-        </w:rPr>
-        <w:t>email</w:t>
-      </w:r>
-      <w:proofErr w:type="spellEnd"/>
-      <w:r>
-        <w:rPr>
-          <w:rFonts w:cs="Times New Roman"/>
-          <w:szCs w:val="28"/>
-        </w:rPr>
-        <w:t>;</w:t>
+        <w:t>Поле ввода email;</w:t>
       </w:r>
     </w:p>
     <w:p>
@@ -5732,7 +5571,14 @@
           <w:rFonts w:cs="Times New Roman"/>
           <w:szCs w:val="28"/>
         </w:rPr>
-        <w:t xml:space="preserve">Кнопка отправить                                                                                                                                                                                              </w:t>
+        <w:t xml:space="preserve">Кнопка отправить           </w:t>
+      </w:r>
+      <w:r>
+        <w:rPr>
+          <w:rFonts w:cs="Times New Roman"/>
+          <w:szCs w:val="28"/>
+        </w:rPr>
+        <w:t xml:space="preserve">                                                                                                                                                                                   </w:t>
       </w:r>
     </w:p>
     <w:p>
@@ -5766,7 +5612,14 @@
           <w:rFonts w:cs="Times New Roman"/>
           <w:szCs w:val="28"/>
         </w:rPr>
-        <w:t>Представляет собой страницу, позволяющее зарегистрироваться новым пользователям. Окно регистрации содержит:</w:t>
+        <w:t>Представляет собой страницу, позволяющее зарегистрироваться новы</w:t>
+      </w:r>
+      <w:r>
+        <w:rPr>
+          <w:rFonts w:cs="Times New Roman"/>
+          <w:szCs w:val="28"/>
+        </w:rPr>
+        <w:t>м пользователям. Окно регистрации содержит:</w:t>
       </w:r>
     </w:p>
     <w:p>
@@ -5786,7 +5639,7 @@
           <w:rFonts w:cs="Times New Roman"/>
           <w:szCs w:val="28"/>
         </w:rPr>
-        <w:t>Поле ввода телефона:</w:t>
+        <w:t>Поле ввода телефона;</w:t>
       </w:r>
     </w:p>
     <w:p>
@@ -5816,18 +5669,16 @@
           <w:szCs w:val="28"/>
           <w:lang w:val="en-US" w:eastAsia="ru-RU"/>
         </w:rPr>
-        <w:t xml:space="preserve"> </w:t>
-      </w:r>
-      <w:proofErr w:type="spellStart"/>
-      <w:r>
-        <w:rPr>
-          <w:rFonts w:cs="Times New Roman"/>
-          <w:szCs w:val="28"/>
-          <w:lang w:val="en-US" w:eastAsia="ru-RU"/>
-        </w:rPr>
-        <w:t>смс</w:t>
-      </w:r>
-      <w:proofErr w:type="spellEnd"/>
+        <w:t xml:space="preserve"> смс</w:t>
+      </w:r>
+      <w:r>
+        <w:rPr>
+          <w:rFonts w:cs="Times New Roman"/>
+          <w:szCs w:val="28"/>
+          <w:lang w:eastAsia="ru-RU"/>
+        </w:rPr>
+        <w:t>;</w:t>
+      </w:r>
     </w:p>
     <w:p>
       <w:pPr>
@@ -5842,7 +5693,6 @@
           <w:lang w:eastAsia="ru-RU"/>
         </w:rPr>
       </w:pPr>
-      <w:proofErr w:type="spellStart"/>
       <w:r>
         <w:rPr>
           <w:rFonts w:cs="Times New Roman"/>
@@ -5850,27 +5700,32 @@
           <w:lang w:val="en-US" w:eastAsia="ru-RU"/>
         </w:rPr>
         <w:lastRenderedPageBreak/>
-        <w:t>Кнопка</w:t>
-      </w:r>
-      <w:proofErr w:type="spellEnd"/>
+        <w:t xml:space="preserve">Кнопка </w:t>
+      </w:r>
+      <w:r>
+        <w:rPr>
+          <w:rFonts w:cs="Times New Roman"/>
+          <w:szCs w:val="28"/>
+          <w:lang w:eastAsia="ru-RU"/>
+        </w:rPr>
+        <w:t>«</w:t>
+      </w:r>
       <w:r>
         <w:rPr>
           <w:rFonts w:cs="Times New Roman"/>
           <w:szCs w:val="28"/>
           <w:lang w:val="en-US" w:eastAsia="ru-RU"/>
         </w:rPr>
-        <w:t xml:space="preserve"> </w:t>
-      </w:r>
-      <w:proofErr w:type="spellStart"/>
-      <w:r>
-        <w:rPr>
-          <w:rFonts w:cs="Times New Roman"/>
-          <w:szCs w:val="28"/>
-          <w:lang w:val="en-US" w:eastAsia="ru-RU"/>
-        </w:rPr>
         <w:t>отправить</w:t>
       </w:r>
-      <w:proofErr w:type="spellEnd"/>
+      <w:r>
+        <w:rPr>
+          <w:rFonts w:cs="Times New Roman"/>
+          <w:szCs w:val="28"/>
+          <w:lang w:eastAsia="ru-RU"/>
+        </w:rPr>
+        <w:t>»;</w:t>
+      </w:r>
     </w:p>
     <w:p>
       <w:pPr>
@@ -5883,7 +5738,6 @@
           <w:lang w:val="en-US" w:eastAsia="ru-RU"/>
         </w:rPr>
       </w:pPr>
-      <w:proofErr w:type="spellStart"/>
       <w:r>
         <w:rPr>
           <w:rFonts w:cs="Times New Roman"/>
@@ -5892,125 +5746,121 @@
           <w:szCs w:val="28"/>
           <w:lang w:val="en-US" w:eastAsia="ru-RU"/>
         </w:rPr>
-        <w:t>Страница</w:t>
-      </w:r>
-      <w:proofErr w:type="spellEnd"/>
-      <w:r>
+        <w:t>Страница Главная</w:t>
+      </w:r>
+    </w:p>
+    <w:p>
+      <w:pPr>
+        <w:ind w:firstLineChars="0" w:firstLine="709"/>
+        <w:rPr>
+          <w:rFonts w:cs="Times New Roman"/>
+          <w:szCs w:val="28"/>
+          <w:lang w:eastAsia="ru-RU"/>
+        </w:rPr>
+      </w:pPr>
+      <w:r>
+        <w:rPr>
+          <w:rFonts w:cs="Times New Roman"/>
+          <w:szCs w:val="28"/>
+          <w:lang w:eastAsia="ru-RU"/>
+        </w:rPr>
+        <w:t xml:space="preserve">Содержит баннер с переходом в каталог. </w:t>
+      </w:r>
+      <w:r>
+        <w:rPr>
+          <w:rFonts w:cs="Times New Roman"/>
+          <w:szCs w:val="28"/>
+          <w:lang w:eastAsia="ru-RU"/>
+        </w:rPr>
+        <w:t xml:space="preserve">Раздел с преимуществами компании. </w:t>
+      </w:r>
+      <w:r>
+        <w:rPr>
+          <w:rFonts w:cs="Times New Roman"/>
+          <w:szCs w:val="28"/>
+          <w:lang w:eastAsia="ru-RU"/>
+        </w:rPr>
+        <w:t>5 основных продуктов</w:t>
+      </w:r>
+      <w:r>
+        <w:rPr>
+          <w:rFonts w:cs="Times New Roman"/>
+          <w:szCs w:val="28"/>
+          <w:lang w:eastAsia="ru-RU"/>
+        </w:rPr>
+        <w:t xml:space="preserve">. </w:t>
+      </w:r>
+      <w:r>
+        <w:rPr>
+          <w:rFonts w:cs="Times New Roman"/>
+          <w:szCs w:val="28"/>
+          <w:lang w:eastAsia="ru-RU"/>
+        </w:rPr>
+        <w:t>Подписка на рассылку по почте. Информация о ингредиентах.</w:t>
+      </w:r>
+      <w:r>
+        <w:rPr>
+          <w:rFonts w:cs="Times New Roman"/>
+          <w:szCs w:val="28"/>
+          <w:lang w:eastAsia="ru-RU"/>
+        </w:rPr>
+        <w:t xml:space="preserve"> Раздел о мнение экспертов</w:t>
+      </w:r>
+      <w:r>
+        <w:rPr>
+          <w:rFonts w:cs="Times New Roman"/>
+          <w:szCs w:val="28"/>
+          <w:lang w:eastAsia="ru-RU"/>
+        </w:rPr>
+        <w:t>.</w:t>
+      </w:r>
+      <w:r>
+        <w:rPr>
+          <w:rFonts w:cs="Times New Roman"/>
+          <w:szCs w:val="28"/>
+          <w:lang w:eastAsia="ru-RU"/>
+        </w:rPr>
+        <w:t xml:space="preserve"> Переход на тест для подбора витаминов.</w:t>
+      </w:r>
+      <w:r>
+        <w:rPr>
+          <w:rFonts w:cs="Times New Roman"/>
+          <w:szCs w:val="28"/>
+          <w:lang w:eastAsia="ru-RU"/>
+        </w:rPr>
+        <w:t xml:space="preserve"> </w:t>
+      </w:r>
+      <w:r>
+        <w:rPr>
+          <w:rFonts w:cs="Times New Roman"/>
+          <w:szCs w:val="28"/>
+          <w:lang w:eastAsia="ru-RU"/>
+        </w:rPr>
+        <w:t>Отзывы клиентов.</w:t>
+      </w:r>
+    </w:p>
+    <w:p>
+      <w:pPr>
+        <w:ind w:firstLineChars="0" w:firstLine="709"/>
         <w:rPr>
           <w:rFonts w:cs="Times New Roman"/>
           <w:b/>
           <w:bCs/>
           <w:szCs w:val="28"/>
-          <w:lang w:val="en-US" w:eastAsia="ru-RU"/>
-        </w:rPr>
-        <w:t xml:space="preserve"> </w:t>
-      </w:r>
-      <w:proofErr w:type="spellStart"/>
+          <w:lang w:eastAsia="ru-RU"/>
+        </w:rPr>
+      </w:pPr>
       <w:r>
         <w:rPr>
           <w:rFonts w:cs="Times New Roman"/>
           <w:b/>
           <w:bCs/>
           <w:szCs w:val="28"/>
-          <w:lang w:val="en-US" w:eastAsia="ru-RU"/>
-        </w:rPr>
-        <w:t>Главная</w:t>
-      </w:r>
-      <w:proofErr w:type="spellEnd"/>
-    </w:p>
-    <w:p>
-      <w:pPr>
-        <w:ind w:firstLineChars="0" w:firstLine="709"/>
-        <w:rPr>
-          <w:rFonts w:cs="Times New Roman"/>
-          <w:szCs w:val="28"/>
-          <w:lang w:eastAsia="ru-RU"/>
-        </w:rPr>
-      </w:pPr>
-      <w:r>
-        <w:rPr>
-          <w:rFonts w:cs="Times New Roman"/>
-          <w:szCs w:val="28"/>
-          <w:lang w:eastAsia="ru-RU"/>
-        </w:rPr>
-        <w:t xml:space="preserve">Содержит баннер с переходом в каталог. </w:t>
-      </w:r>
-      <w:r>
-        <w:rPr>
-          <w:rFonts w:cs="Times New Roman"/>
-          <w:szCs w:val="28"/>
-          <w:lang w:eastAsia="ru-RU"/>
-        </w:rPr>
-        <w:t xml:space="preserve">Раздел с преимуществами компании. </w:t>
-      </w:r>
-      <w:r>
-        <w:rPr>
-          <w:rFonts w:cs="Times New Roman"/>
-          <w:szCs w:val="28"/>
-          <w:lang w:eastAsia="ru-RU"/>
-        </w:rPr>
-        <w:t>5 основных продуктов</w:t>
-      </w:r>
-      <w:r>
-        <w:rPr>
-          <w:rFonts w:cs="Times New Roman"/>
-          <w:szCs w:val="28"/>
-          <w:lang w:eastAsia="ru-RU"/>
-        </w:rPr>
-        <w:t xml:space="preserve">. </w:t>
-      </w:r>
-      <w:r>
-        <w:rPr>
-          <w:rFonts w:cs="Times New Roman"/>
-          <w:szCs w:val="28"/>
-          <w:lang w:eastAsia="ru-RU"/>
-        </w:rPr>
-        <w:t>Подписка на рассылку по почте. Информация о ингредиентах.</w:t>
-      </w:r>
-      <w:r>
-        <w:rPr>
-          <w:rFonts w:cs="Times New Roman"/>
-          <w:szCs w:val="28"/>
-          <w:lang w:eastAsia="ru-RU"/>
-        </w:rPr>
-        <w:t xml:space="preserve"> Раздел о мнение экспертов</w:t>
-      </w:r>
-      <w:r>
-        <w:rPr>
-          <w:rFonts w:cs="Times New Roman"/>
-          <w:szCs w:val="28"/>
-          <w:lang w:eastAsia="ru-RU"/>
-        </w:rPr>
-        <w:t>.</w:t>
-      </w:r>
-      <w:r>
-        <w:rPr>
-          <w:rFonts w:cs="Times New Roman"/>
-          <w:szCs w:val="28"/>
-          <w:lang w:eastAsia="ru-RU"/>
-        </w:rPr>
-        <w:t xml:space="preserve"> Переход на тест для подбора витаминов.</w:t>
-      </w:r>
-      <w:r>
-        <w:rPr>
-          <w:rFonts w:cs="Times New Roman"/>
-          <w:szCs w:val="28"/>
-          <w:lang w:eastAsia="ru-RU"/>
-        </w:rPr>
-        <w:t xml:space="preserve"> </w:t>
-      </w:r>
-      <w:r>
-        <w:rPr>
-          <w:rFonts w:cs="Times New Roman"/>
-          <w:szCs w:val="28"/>
-          <w:lang w:eastAsia="ru-RU"/>
-        </w:rPr>
-        <w:t>Отзывы клиентов.</w:t>
-      </w:r>
-    </w:p>
-    <w:p>
-      <w:pPr>
-        <w:ind w:firstLineChars="0" w:firstLine="709"/>
+          <w:lang w:eastAsia="ru-RU"/>
+        </w:rPr>
+        <w:t xml:space="preserve">Страница </w:t>
+      </w:r>
+      <w:r>
         <w:rPr>
           <w:rFonts w:cs="Times New Roman"/>
           <w:b/>
@@ -6018,77 +5868,58 @@
           <w:szCs w:val="28"/>
           <w:lang w:eastAsia="ru-RU"/>
         </w:rPr>
-      </w:pPr>
-      <w:r>
-        <w:rPr>
-          <w:rFonts w:cs="Times New Roman"/>
+        <w:t>каталог</w:t>
+      </w:r>
+    </w:p>
+    <w:p>
+      <w:pPr>
+        <w:ind w:firstLineChars="0" w:firstLine="709"/>
+        <w:rPr>
+          <w:rFonts w:cs="Times New Roman"/>
+          <w:szCs w:val="28"/>
+          <w:lang w:eastAsia="ru-RU"/>
+        </w:rPr>
+      </w:pPr>
+      <w:r>
+        <w:rPr>
+          <w:rFonts w:cs="Times New Roman"/>
+          <w:szCs w:val="28"/>
+          <w:lang w:eastAsia="ru-RU"/>
+        </w:rPr>
+        <w:t>Фильтры с выбором вкуса и формы витаминов.</w:t>
+      </w:r>
+      <w:r>
+        <w:rPr>
+          <w:rFonts w:cs="Times New Roman"/>
+          <w:szCs w:val="28"/>
+          <w:lang w:eastAsia="ru-RU"/>
+        </w:rPr>
+        <w:t xml:space="preserve"> Карточки товара, с переходом на страницу товара по кнопке «подробнее". Переход на тест по подбору витаминов.</w:t>
+      </w:r>
+    </w:p>
+    <w:p>
+      <w:pPr>
+        <w:ind w:firstLine="351"/>
+        <w:rPr>
           <w:b/>
           <w:bCs/>
-          <w:szCs w:val="28"/>
-          <w:lang w:eastAsia="ru-RU"/>
-        </w:rPr>
-        <w:t xml:space="preserve">Страница </w:t>
-      </w:r>
-      <w:r>
-        <w:rPr>
-          <w:rFonts w:cs="Times New Roman"/>
+          <w:lang w:eastAsia="ru-RU"/>
+        </w:rPr>
+      </w:pPr>
+      <w:r>
+        <w:rPr>
           <w:b/>
           <w:bCs/>
-          <w:szCs w:val="28"/>
-          <w:lang w:eastAsia="ru-RU"/>
-        </w:rPr>
-        <w:t>каталог</w:t>
-      </w:r>
-    </w:p>
-    <w:p>
-      <w:pPr>
-        <w:ind w:firstLineChars="0" w:firstLine="709"/>
-        <w:rPr>
-          <w:rFonts w:cs="Times New Roman"/>
-          <w:szCs w:val="28"/>
-          <w:lang w:eastAsia="ru-RU"/>
-        </w:rPr>
-      </w:pPr>
-      <w:r>
-        <w:rPr>
-          <w:rFonts w:cs="Times New Roman"/>
-          <w:szCs w:val="28"/>
-          <w:lang w:eastAsia="ru-RU"/>
-        </w:rPr>
-        <w:t>Фильтры с выбором вкуса и формы витаминов.</w:t>
-      </w:r>
-      <w:r>
-        <w:rPr>
-          <w:rFonts w:cs="Times New Roman"/>
-          <w:szCs w:val="28"/>
-          <w:lang w:eastAsia="ru-RU"/>
-        </w:rPr>
-        <w:t xml:space="preserve"> Карточки товара, с переходом на страницу товара по кнопке «подробнее". Переход на тест по подбору витаминов.</w:t>
-      </w:r>
-    </w:p>
-    <w:p>
-      <w:pPr>
-        <w:ind w:firstLine="351"/>
+          <w:lang w:eastAsia="ru-RU"/>
+        </w:rPr>
+        <w:t xml:space="preserve">Страница </w:t>
+      </w:r>
+      <w:r>
         <w:rPr>
           <w:b/>
           <w:bCs/>
           <w:lang w:eastAsia="ru-RU"/>
         </w:rPr>
-      </w:pPr>
-      <w:r>
-        <w:rPr>
-          <w:b/>
-          <w:bCs/>
-          <w:lang w:eastAsia="ru-RU"/>
-        </w:rPr>
-        <w:t xml:space="preserve">Страница </w:t>
-      </w:r>
-      <w:r>
-        <w:rPr>
-          <w:b/>
-          <w:bCs/>
-          <w:lang w:eastAsia="ru-RU"/>
-        </w:rPr>
         <w:t>товара</w:t>
       </w:r>
     </w:p>
@@ -6132,11 +5963,11 @@
         <w:ind w:firstLine="351"/>
       </w:pPr>
       <w:hyperlink w:anchor="_Toc137554016" w:history="1">
-        <w:bookmarkStart w:id="23" w:name="_Toc229438398"/>
+        <w:bookmarkStart w:id="24" w:name="_Toc229438398"/>
         <w:r>
           <w:t>3.2. Проектирование предметной области</w:t>
         </w:r>
-        <w:bookmarkEnd w:id="23"/>
+        <w:bookmarkEnd w:id="24"/>
       </w:hyperlink>
     </w:p>
     <w:p>
@@ -6153,11 +5984,11 @@
         </w:rPr>
       </w:pPr>
       <w:hyperlink w:anchor="_Toc137554017" w:history="1">
-        <w:bookmarkStart w:id="24" w:name="_Toc229438399"/>
+        <w:bookmarkStart w:id="25" w:name="_Toc229438399"/>
         <w:r>
           <w:t>3.3 Структура сайта</w:t>
         </w:r>
-        <w:bookmarkEnd w:id="24"/>
+        <w:bookmarkEnd w:id="25"/>
       </w:hyperlink>
     </w:p>
     <w:p>
@@ -6166,6 +5997,10 @@
         <w:jc w:val="center"/>
       </w:pPr>
       <w:r>
+        <w:rPr>
+          <w:noProof/>
+          <w:lang w:eastAsia="ru-RU"/>
+        </w:rPr>
         <w:drawing>
           <wp:inline distT="0" distB="0" distL="0" distR="0" wp14:anchorId="6071C945" wp14:editId="3517C24C">
             <wp:extent cx="3848100" cy="2546818"/>
@@ -6237,19 +6072,11 @@
         </w:rPr>
       </w:pPr>
       <w:hyperlink w:anchor="_Toc137554018" w:history="1">
-        <w:bookmarkStart w:id="25" w:name="_Toc229438400"/>
+        <w:bookmarkStart w:id="26" w:name="_Toc229438400"/>
         <w:r>
-          <w:t xml:space="preserve">3.4. Разработка </w:t>
+          <w:t>3.4. Разработка web-приложения</w:t>
         </w:r>
-        <w:proofErr w:type="spellStart"/>
-        <w:r>
-          <w:t>web</w:t>
-        </w:r>
-        <w:proofErr w:type="spellEnd"/>
-        <w:r>
-          <w:t>-приложения</w:t>
-        </w:r>
-        <w:bookmarkEnd w:id="25"/>
+        <w:bookmarkEnd w:id="26"/>
       </w:hyperlink>
     </w:p>
     <w:p>
@@ -6261,11 +6088,11 @@
         </w:rPr>
       </w:pPr>
       <w:hyperlink w:anchor="_Toc137554018" w:history="1">
-        <w:bookmarkStart w:id="26" w:name="_Toc229438401"/>
+        <w:bookmarkStart w:id="27" w:name="_Toc229438401"/>
         <w:r>
           <w:t>3.5. Руководство программиста</w:t>
         </w:r>
-        <w:bookmarkEnd w:id="26"/>
+        <w:bookmarkEnd w:id="27"/>
       </w:hyperlink>
     </w:p>
     <w:p>
@@ -6277,11 +6104,11 @@
         </w:rPr>
       </w:pPr>
       <w:hyperlink w:anchor="_Toc137554019" w:history="1">
-        <w:bookmarkStart w:id="27" w:name="_Toc229438402"/>
+        <w:bookmarkStart w:id="28" w:name="_Toc229438402"/>
         <w:r>
           <w:t>3.6 Руководство пользователя</w:t>
         </w:r>
-        <w:bookmarkEnd w:id="27"/>
+        <w:bookmarkEnd w:id="28"/>
       </w:hyperlink>
     </w:p>
     <w:p>
@@ -6293,11 +6120,11 @@
         </w:rPr>
       </w:pPr>
       <w:hyperlink w:anchor="_Toc137554020" w:history="1">
-        <w:bookmarkStart w:id="28" w:name="_Toc229438403"/>
+        <w:bookmarkStart w:id="29" w:name="_Toc229438403"/>
         <w:r>
           <w:t>3.7 Отладка сайта</w:t>
         </w:r>
-        <w:bookmarkEnd w:id="28"/>
+        <w:bookmarkEnd w:id="29"/>
       </w:hyperlink>
     </w:p>
     <w:p>
@@ -6309,11 +6136,11 @@
         </w:rPr>
       </w:pPr>
       <w:hyperlink w:anchor="_Toc137554021" w:history="1">
-        <w:bookmarkStart w:id="29" w:name="_Toc229438404"/>
+        <w:bookmarkStart w:id="30" w:name="_Toc229438404"/>
         <w:r>
           <w:t>3.8 Методика тестирования и испытания задачи</w:t>
         </w:r>
-        <w:bookmarkEnd w:id="29"/>
+        <w:bookmarkEnd w:id="30"/>
       </w:hyperlink>
     </w:p>
     <w:p>
@@ -6325,11 +6152,11 @@
         </w:rPr>
       </w:pPr>
       <w:hyperlink w:anchor="_Toc137554022" w:history="1">
-        <w:bookmarkStart w:id="30" w:name="_Toc229438405"/>
+        <w:bookmarkStart w:id="31" w:name="_Toc229438405"/>
         <w:r>
           <w:t>3.9 Обеспечения качества программного обеспечения</w:t>
         </w:r>
-        <w:bookmarkEnd w:id="30"/>
+        <w:bookmarkEnd w:id="31"/>
       </w:hyperlink>
     </w:p>
     <w:p>
@@ -6341,11 +6168,11 @@
         </w:rPr>
       </w:pPr>
       <w:hyperlink w:anchor="_Toc137554023" w:history="1">
-        <w:bookmarkStart w:id="31" w:name="_Toc229438406"/>
+        <w:bookmarkStart w:id="32" w:name="_Toc229438406"/>
         <w:r>
           <w:t>3.10 Предложения по улучшению сайта</w:t>
         </w:r>
-        <w:bookmarkEnd w:id="31"/>
+        <w:bookmarkEnd w:id="32"/>
       </w:hyperlink>
     </w:p>
     <w:p>
@@ -6486,7 +6313,7 @@
 </file>
 
 <file path=word/endnotes.xml><?xml version="1.0" encoding="utf-8"?>
-<w:endnotes xmlns:wpc="http://schemas.microsoft.com/office/word/2010/wordprocessingCanvas" xmlns:cx="http://schemas.microsoft.com/office/drawing/2014/chartex" xmlns:cx1="http://schemas.microsoft.com/office/drawing/2015/9/8/chartex" xmlns:cx2="http://schemas.microsoft.com/office/drawing/2015/10/21/chartex" xmlns:cx3="http://schemas.microsoft.com/office/drawing/2016/5/9/chartex" xmlns:cx4="http://schemas.microsoft.com/office/drawing/2016/5/10/chartex" xmlns:cx5="http://schemas.microsoft.com/office/drawing/2016/5/11/chartex" xmlns:cx6="http://schemas.microsoft.com/office/drawing/2016/5/12/chartex" xmlns:cx7="http://schemas.microsoft.com/office/drawing/2016/5/13/chartex" xmlns:cx8="http://schemas.microsoft.com/office/drawing/2016/5/14/chartex" xmlns:mc="http://schemas.openxmlformats.org/markup-compatibility/2006" xmlns:aink="http://schemas.microsoft.com/office/drawing/2016/ink" xmlns:am3d="http://schemas.microsoft.com/office/drawing/2017/model3d" xmlns:o="urn:schemas-microsoft-com:office:office" xmlns:oel="http://schemas.microsoft.com/office/2019/extlst" xmlns:r="http://schemas.openxmlformats.org/officeDocument/2006/relationships" xmlns:m="http://schemas.openxmlformats.org/officeDocument/2006/math" xmlns:v="urn:schemas-microsoft-com:vml" xmlns:wp14="http://schemas.microsoft.com/office/word/2010/wordprocessingDrawing" xmlns:wp="http://schemas.openxmlformats.org/drawingml/2006/wordprocessingDrawing" xmlns:w10="urn:schemas-microsoft-com:office:word" xmlns:w="http://schemas.openxmlformats.org/wordprocessingml/2006/main" xmlns:w14="http://schemas.microsoft.com/office/word/2010/wordml" xmlns:w15="http://schemas.microsoft.com/office/word/2012/wordml" xmlns:w16cex="http://schemas.microsoft.com/office/word/2018/wordml/cex" xmlns:w16cid="http://schemas.microsoft.com/office/word/2016/wordml/cid" xmlns:w16="http://schemas.microsoft.com/office/word/2018/wordml" xmlns:w16du="http://schemas.microsoft.com/office/word/2023/wordml/word16du" xmlns:w16sdtdh="http://schemas.microsoft.com/office/word/2020/wordml/sdtdatahash" xmlns:w16sdtfl="http://schemas.microsoft.com/office/word/2024/wordml/sdtformatlock" xmlns:w16se="http://schemas.microsoft.com/office/word/2015/wordml/symex" xmlns:wpg="http://schemas.microsoft.com/office/word/2010/wordprocessingGroup" xmlns:wpi="http://schemas.microsoft.com/office/word/2010/wordprocessingInk" xmlns:wne="http://schemas.microsoft.com/office/word/2006/wordml" xmlns:wps="http://schemas.microsoft.com/office/word/2010/wordprocessingShape" mc:Ignorable="w14 w15 w16se w16cid w16 w16cex w16sdtdh w16sdtfl w16du wp14">
+<w:endnotes xmlns:wpc="http://schemas.microsoft.com/office/word/2010/wordprocessingCanvas" xmlns:cx="http://schemas.microsoft.com/office/drawing/2014/chartex" xmlns:mc="http://schemas.openxmlformats.org/markup-compatibility/2006" xmlns:o="urn:schemas-microsoft-com:office:office" xmlns:r="http://schemas.openxmlformats.org/officeDocument/2006/relationships" xmlns:m="http://schemas.openxmlformats.org/officeDocument/2006/math" xmlns:v="urn:schemas-microsoft-com:vml" xmlns:wp14="http://schemas.microsoft.com/office/word/2010/wordprocessingDrawing" xmlns:wp="http://schemas.openxmlformats.org/drawingml/2006/wordprocessingDrawing" xmlns:w10="urn:schemas-microsoft-com:office:word" xmlns:w="http://schemas.openxmlformats.org/wordprocessingml/2006/main" xmlns:w14="http://schemas.microsoft.com/office/word/2010/wordml" xmlns:w15="http://schemas.microsoft.com/office/word/2012/wordml" xmlns:w16se="http://schemas.microsoft.com/office/word/2015/wordml/symex" xmlns:wpg="http://schemas.microsoft.com/office/word/2010/wordprocessingGroup" xmlns:wpi="http://schemas.microsoft.com/office/word/2010/wordprocessingInk" xmlns:wne="http://schemas.microsoft.com/office/word/2006/wordml" xmlns:wps="http://schemas.microsoft.com/office/word/2010/wordprocessingShape" mc:Ignorable="w14 w15 w16se wp14">
   <w:endnote w:type="separator" w:id="-1">
     <w:p>
       <w:pPr>
@@ -6513,7 +6340,7 @@
 </file>
 
 <file path=word/footer1.xml><?xml version="1.0" encoding="utf-8"?>
-<w:ftr xmlns:wpc="http://schemas.microsoft.com/office/word/2010/wordprocessingCanvas" xmlns:cx="http://schemas.microsoft.com/office/drawing/2014/chartex" xmlns:cx1="http://schemas.microsoft.com/office/drawing/2015/9/8/chartex" xmlns:cx2="http://schemas.microsoft.com/office/drawing/2015/10/21/chartex" xmlns:cx3="http://schemas.microsoft.com/office/drawing/2016/5/9/chartex" xmlns:cx4="http://schemas.microsoft.com/office/drawing/2016/5/10/chartex" xmlns:cx5="http://schemas.microsoft.com/office/drawing/2016/5/11/chartex" xmlns:cx6="http://schemas.microsoft.com/office/drawing/2016/5/12/chartex" xmlns:cx7="http://schemas.microsoft.com/office/drawing/2016/5/13/chartex" xmlns:cx8="http://schemas.microsoft.com/office/drawing/2016/5/14/chartex" xmlns:mc="http://schemas.openxmlformats.org/markup-compatibility/2006" xmlns:aink="http://schemas.microsoft.com/office/drawing/2016/ink" xmlns:am3d="http://schemas.microsoft.com/office/drawing/2017/model3d" xmlns:o="urn:schemas-microsoft-com:office:office" xmlns:oel="http://schemas.microsoft.com/office/2019/extlst" xmlns:r="http://schemas.openxmlformats.org/officeDocument/2006/relationships" xmlns:m="http://schemas.openxmlformats.org/officeDocument/2006/math" xmlns:v="urn:schemas-microsoft-com:vml" xmlns:wp14="http://schemas.microsoft.com/office/word/2010/wordprocessingDrawing" xmlns:wp="http://schemas.openxmlformats.org/drawingml/2006/wordprocessingDrawing" xmlns:w10="urn:schemas-microsoft-com:office:word" xmlns:w="http://schemas.openxmlformats.org/wordprocessingml/2006/main" xmlns:w14="http://schemas.microsoft.com/office/word/2010/wordml" xmlns:w15="http://schemas.microsoft.com/office/word/2012/wordml" xmlns:w16cex="http://schemas.microsoft.com/office/word/2018/wordml/cex" xmlns:w16cid="http://schemas.microsoft.com/office/word/2016/wordml/cid" xmlns:w16="http://schemas.microsoft.com/office/word/2018/wordml" xmlns:w16du="http://schemas.microsoft.com/office/word/2023/wordml/word16du" xmlns:w16sdtdh="http://schemas.microsoft.com/office/word/2020/wordml/sdtdatahash" xmlns:w16sdtfl="http://schemas.microsoft.com/office/word/2024/wordml/sdtformatlock" xmlns:w16se="http://schemas.microsoft.com/office/word/2015/wordml/symex" xmlns:wpg="http://schemas.microsoft.com/office/word/2010/wordprocessingGroup" xmlns:wpi="http://schemas.microsoft.com/office/word/2010/wordprocessingInk" xmlns:wne="http://schemas.microsoft.com/office/word/2006/wordml" xmlns:wps="http://schemas.microsoft.com/office/word/2010/wordprocessingShape" mc:Ignorable="w14 w15 w16se w16cid w16 w16cex w16sdtdh w16sdtfl w16du wp14">
+<w:ftr xmlns:wpc="http://schemas.microsoft.com/office/word/2010/wordprocessingCanvas" xmlns:cx="http://schemas.microsoft.com/office/drawing/2014/chartex" xmlns:mc="http://schemas.openxmlformats.org/markup-compatibility/2006" xmlns:o="urn:schemas-microsoft-com:office:office" xmlns:r="http://schemas.openxmlformats.org/officeDocument/2006/relationships" xmlns:m="http://schemas.openxmlformats.org/officeDocument/2006/math" xmlns:v="urn:schemas-microsoft-com:vml" xmlns:wp14="http://schemas.microsoft.com/office/word/2010/wordprocessingDrawing" xmlns:wp="http://schemas.openxmlformats.org/drawingml/2006/wordprocessingDrawing" xmlns:w10="urn:schemas-microsoft-com:office:word" xmlns:w="http://schemas.openxmlformats.org/wordprocessingml/2006/main" xmlns:w14="http://schemas.microsoft.com/office/word/2010/wordml" xmlns:w15="http://schemas.microsoft.com/office/word/2012/wordml" xmlns:w16se="http://schemas.microsoft.com/office/word/2015/wordml/symex" xmlns:wpg="http://schemas.microsoft.com/office/word/2010/wordprocessingGroup" xmlns:wpi="http://schemas.microsoft.com/office/word/2010/wordprocessingInk" xmlns:wne="http://schemas.microsoft.com/office/word/2006/wordml" xmlns:wps="http://schemas.microsoft.com/office/word/2010/wordprocessingShape" mc:Ignorable="w14 w15 w16se wp14">
   <w:p>
     <w:pPr>
       <w:pStyle w:val="ac"/>
@@ -6524,7 +6351,7 @@
 </file>
 
 <file path=word/footer2.xml><?xml version="1.0" encoding="utf-8"?>
-<w:ftr xmlns:wpc="http://schemas.microsoft.com/office/word/2010/wordprocessingCanvas" xmlns:cx="http://schemas.microsoft.com/office/drawing/2014/chartex" xmlns:cx1="http://schemas.microsoft.com/office/drawing/2015/9/8/chartex" xmlns:cx2="http://schemas.microsoft.com/office/drawing/2015/10/21/chartex" xmlns:cx3="http://schemas.microsoft.com/office/drawing/2016/5/9/chartex" xmlns:cx4="http://schemas.microsoft.com/office/drawing/2016/5/10/chartex" xmlns:cx5="http://schemas.microsoft.com/office/drawing/2016/5/11/chartex" xmlns:cx6="http://schemas.microsoft.com/office/drawing/2016/5/12/chartex" xmlns:cx7="http://schemas.microsoft.com/office/drawing/2016/5/13/chartex" xmlns:cx8="http://schemas.microsoft.com/office/drawing/2016/5/14/chartex" xmlns:mc="http://schemas.openxmlformats.org/markup-compatibility/2006" xmlns:aink="http://schemas.microsoft.com/office/drawing/2016/ink" xmlns:am3d="http://schemas.microsoft.com/office/drawing/2017/model3d" xmlns:o="urn:schemas-microsoft-com:office:office" xmlns:oel="http://schemas.microsoft.com/office/2019/extlst" xmlns:r="http://schemas.openxmlformats.org/officeDocument/2006/relationships" xmlns:m="http://schemas.openxmlformats.org/officeDocument/2006/math" xmlns:v="urn:schemas-microsoft-com:vml" xmlns:wp14="http://schemas.microsoft.com/office/word/2010/wordprocessingDrawing" xmlns:wp="http://schemas.openxmlformats.org/drawingml/2006/wordprocessingDrawing" xmlns:w10="urn:schemas-microsoft-com:office:word" xmlns:w="http://schemas.openxmlformats.org/wordprocessingml/2006/main" xmlns:w14="http://schemas.microsoft.com/office/word/2010/wordml" xmlns:w15="http://schemas.microsoft.com/office/word/2012/wordml" xmlns:w16cex="http://schemas.microsoft.com/office/word/2018/wordml/cex" xmlns:w16cid="http://schemas.microsoft.com/office/word/2016/wordml/cid" xmlns:w16="http://schemas.microsoft.com/office/word/2018/wordml" xmlns:w16du="http://schemas.microsoft.com/office/word/2023/wordml/word16du" xmlns:w16sdtdh="http://schemas.microsoft.com/office/word/2020/wordml/sdtdatahash" xmlns:w16sdtfl="http://schemas.microsoft.com/office/word/2024/wordml/sdtformatlock" xmlns:w16se="http://schemas.microsoft.com/office/word/2015/wordml/symex" xmlns:wpg="http://schemas.microsoft.com/office/word/2010/wordprocessingGroup" xmlns:wpi="http://schemas.microsoft.com/office/word/2010/wordprocessingInk" xmlns:wne="http://schemas.microsoft.com/office/word/2006/wordml" xmlns:wps="http://schemas.microsoft.com/office/word/2010/wordprocessingShape" mc:Ignorable="w14 w15 w16se w16cid w16 w16cex w16sdtdh w16sdtfl w16du wp14">
+<w:ftr xmlns:wpc="http://schemas.microsoft.com/office/word/2010/wordprocessingCanvas" xmlns:cx="http://schemas.microsoft.com/office/drawing/2014/chartex" xmlns:mc="http://schemas.openxmlformats.org/markup-compatibility/2006" xmlns:o="urn:schemas-microsoft-com:office:office" xmlns:r="http://schemas.openxmlformats.org/officeDocument/2006/relationships" xmlns:m="http://schemas.openxmlformats.org/officeDocument/2006/math" xmlns:v="urn:schemas-microsoft-com:vml" xmlns:wp14="http://schemas.microsoft.com/office/word/2010/wordprocessingDrawing" xmlns:wp="http://schemas.openxmlformats.org/drawingml/2006/wordprocessingDrawing" xmlns:w10="urn:schemas-microsoft-com:office:word" xmlns:w="http://schemas.openxmlformats.org/wordprocessingml/2006/main" xmlns:w14="http://schemas.microsoft.com/office/word/2010/wordml" xmlns:w15="http://schemas.microsoft.com/office/word/2012/wordml" xmlns:w16se="http://schemas.microsoft.com/office/word/2015/wordml/symex" xmlns:wpg="http://schemas.microsoft.com/office/word/2010/wordprocessingGroup" xmlns:wpi="http://schemas.microsoft.com/office/word/2010/wordprocessingInk" xmlns:wne="http://schemas.microsoft.com/office/word/2006/wordml" xmlns:wps="http://schemas.microsoft.com/office/word/2010/wordprocessingShape" mc:Ignorable="w14 w15 w16se wp14">
   <w:sdt>
     <w:sdtPr>
       <w:id w:val="-1988999991"/>
@@ -6533,6 +6360,7 @@
         <w:docPartUnique/>
       </w:docPartObj>
     </w:sdtPr>
+    <w:sdtEndPr/>
     <w:sdtContent>
       <w:p>
         <w:pPr>
@@ -6550,7 +6378,10 @@
           <w:fldChar w:fldCharType="separate"/>
         </w:r>
         <w:r>
-          <w:t>2</w:t>
+          <w:rPr>
+            <w:noProof/>
+          </w:rPr>
+          <w:t>10</w:t>
         </w:r>
         <w:r>
           <w:fldChar w:fldCharType="end"/>
@@ -6568,7 +6399,7 @@
 </file>
 
 <file path=word/footer3.xml><?xml version="1.0" encoding="utf-8"?>
-<w:ftr xmlns:wpc="http://schemas.microsoft.com/office/word/2010/wordprocessingCanvas" xmlns:cx="http://schemas.microsoft.com/office/drawing/2014/chartex" xmlns:cx1="http://schemas.microsoft.com/office/drawing/2015/9/8/chartex" xmlns:cx2="http://schemas.microsoft.com/office/drawing/2015/10/21/chartex" xmlns:cx3="http://schemas.microsoft.com/office/drawing/2016/5/9/chartex" xmlns:cx4="http://schemas.microsoft.com/office/drawing/2016/5/10/chartex" xmlns:cx5="http://schemas.microsoft.com/office/drawing/2016/5/11/chartex" xmlns:cx6="http://schemas.microsoft.com/office/drawing/2016/5/12/chartex" xmlns:cx7="http://schemas.microsoft.com/office/drawing/2016/5/13/chartex" xmlns:cx8="http://schemas.microsoft.com/office/drawing/2016/5/14/chartex" xmlns:mc="http://schemas.openxmlformats.org/markup-compatibility/2006" xmlns:aink="http://schemas.microsoft.com/office/drawing/2016/ink" xmlns:am3d="http://schemas.microsoft.com/office/drawing/2017/model3d" xmlns:o="urn:schemas-microsoft-com:office:office" xmlns:oel="http://schemas.microsoft.com/office/2019/extlst" xmlns:r="http://schemas.openxmlformats.org/officeDocument/2006/relationships" xmlns:m="http://schemas.openxmlformats.org/officeDocument/2006/math" xmlns:v="urn:schemas-microsoft-com:vml" xmlns:wp14="http://schemas.microsoft.com/office/word/2010/wordprocessingDrawing" xmlns:wp="http://schemas.openxmlformats.org/drawingml/2006/wordprocessingDrawing" xmlns:w10="urn:schemas-microsoft-com:office:word" xmlns:w="http://schemas.openxmlformats.org/wordprocessingml/2006/main" xmlns:w14="http://schemas.microsoft.com/office/word/2010/wordml" xmlns:w15="http://schemas.microsoft.com/office/word/2012/wordml" xmlns:w16cex="http://schemas.microsoft.com/office/word/2018/wordml/cex" xmlns:w16cid="http://schemas.microsoft.com/office/word/2016/wordml/cid" xmlns:w16="http://schemas.microsoft.com/office/word/2018/wordml" xmlns:w16du="http://schemas.microsoft.com/office/word/2023/wordml/word16du" xmlns:w16sdtdh="http://schemas.microsoft.com/office/word/2020/wordml/sdtdatahash" xmlns:w16sdtfl="http://schemas.microsoft.com/office/word/2024/wordml/sdtformatlock" xmlns:w16se="http://schemas.microsoft.com/office/word/2015/wordml/symex" xmlns:wpg="http://schemas.microsoft.com/office/word/2010/wordprocessingGroup" xmlns:wpi="http://schemas.microsoft.com/office/word/2010/wordprocessingInk" xmlns:wne="http://schemas.microsoft.com/office/word/2006/wordml" xmlns:wps="http://schemas.microsoft.com/office/word/2010/wordprocessingShape" mc:Ignorable="w14 w15 w16se w16cid w16 w16cex w16sdtdh w16sdtfl w16du wp14">
+<w:ftr xmlns:wpc="http://schemas.microsoft.com/office/word/2010/wordprocessingCanvas" xmlns:cx="http://schemas.microsoft.com/office/drawing/2014/chartex" xmlns:mc="http://schemas.openxmlformats.org/markup-compatibility/2006" xmlns:o="urn:schemas-microsoft-com:office:office" xmlns:r="http://schemas.openxmlformats.org/officeDocument/2006/relationships" xmlns:m="http://schemas.openxmlformats.org/officeDocument/2006/math" xmlns:v="urn:schemas-microsoft-com:vml" xmlns:wp14="http://schemas.microsoft.com/office/word/2010/wordprocessingDrawing" xmlns:wp="http://schemas.openxmlformats.org/drawingml/2006/wordprocessingDrawing" xmlns:w10="urn:schemas-microsoft-com:office:word" xmlns:w="http://schemas.openxmlformats.org/wordprocessingml/2006/main" xmlns:w14="http://schemas.microsoft.com/office/word/2010/wordml" xmlns:w15="http://schemas.microsoft.com/office/word/2012/wordml" xmlns:w16se="http://schemas.microsoft.com/office/word/2015/wordml/symex" xmlns:wpg="http://schemas.microsoft.com/office/word/2010/wordprocessingGroup" xmlns:wpi="http://schemas.microsoft.com/office/word/2010/wordprocessingInk" xmlns:wne="http://schemas.microsoft.com/office/word/2006/wordml" xmlns:wps="http://schemas.microsoft.com/office/word/2010/wordprocessingShape" mc:Ignorable="w14 w15 w16se wp14">
   <w:p>
     <w:pPr>
       <w:pStyle w:val="ac"/>
@@ -6579,7 +6410,7 @@
 </file>
 
 <file path=word/footnotes.xml><?xml version="1.0" encoding="utf-8"?>
-<w:footnotes xmlns:wpc="http://schemas.microsoft.com/office/word/2010/wordprocessingCanvas" xmlns:cx="http://schemas.microsoft.com/office/drawing/2014/chartex" xmlns:cx1="http://schemas.microsoft.com/office/drawing/2015/9/8/chartex" xmlns:cx2="http://schemas.microsoft.com/office/drawing/2015/10/21/chartex" xmlns:cx3="http://schemas.microsoft.com/office/drawing/2016/5/9/chartex" xmlns:cx4="http://schemas.microsoft.com/office/drawing/2016/5/10/chartex" xmlns:cx5="http://schemas.microsoft.com/office/drawing/2016/5/11/chartex" xmlns:cx6="http://schemas.microsoft.com/office/drawing/2016/5/12/chartex" xmlns:cx7="http://schemas.microsoft.com/office/drawing/2016/5/13/chartex" xmlns:cx8="http://schemas.microsoft.com/office/drawing/2016/5/14/chartex" xmlns:mc="http://schemas.openxmlformats.org/markup-compatibility/2006" xmlns:aink="http://schemas.microsoft.com/office/drawing/2016/ink" xmlns:am3d="http://schemas.microsoft.com/office/drawing/2017/model3d" xmlns:o="urn:schemas-microsoft-com:office:office" xmlns:oel="http://schemas.microsoft.com/office/2019/extlst" xmlns:r="http://schemas.openxmlformats.org/officeDocument/2006/relationships" xmlns:m="http://schemas.openxmlformats.org/officeDocument/2006/math" xmlns:v="urn:schemas-microsoft-com:vml" xmlns:wp14="http://schemas.microsoft.com/office/word/2010/wordprocessingDrawing" xmlns:wp="http://schemas.openxmlformats.org/drawingml/2006/wordprocessingDrawing" xmlns:w10="urn:schemas-microsoft-com:office:word" xmlns:w="http://schemas.openxmlformats.org/wordprocessingml/2006/main" xmlns:w14="http://schemas.microsoft.com/office/word/2010/wordml" xmlns:w15="http://schemas.microsoft.com/office/word/2012/wordml" xmlns:w16cex="http://schemas.microsoft.com/office/word/2018/wordml/cex" xmlns:w16cid="http://schemas.microsoft.com/office/word/2016/wordml/cid" xmlns:w16="http://schemas.microsoft.com/office/word/2018/wordml" xmlns:w16du="http://schemas.microsoft.com/office/word/2023/wordml/word16du" xmlns:w16sdtdh="http://schemas.microsoft.com/office/word/2020/wordml/sdtdatahash" xmlns:w16sdtfl="http://schemas.microsoft.com/office/word/2024/wordml/sdtformatlock" xmlns:w16se="http://schemas.microsoft.com/office/word/2015/wordml/symex" xmlns:wpg="http://schemas.microsoft.com/office/word/2010/wordprocessingGroup" xmlns:wpi="http://schemas.microsoft.com/office/word/2010/wordprocessingInk" xmlns:wne="http://schemas.microsoft.com/office/word/2006/wordml" xmlns:wps="http://schemas.microsoft.com/office/word/2010/wordprocessingShape" mc:Ignorable="w14 w15 w16se w16cid w16 w16cex w16sdtdh w16sdtfl w16du wp14">
+<w:footnotes xmlns:wpc="http://schemas.microsoft.com/office/word/2010/wordprocessingCanvas" xmlns:cx="http://schemas.microsoft.com/office/drawing/2014/chartex" xmlns:mc="http://schemas.openxmlformats.org/markup-compatibility/2006" xmlns:o="urn:schemas-microsoft-com:office:office" xmlns:r="http://schemas.openxmlformats.org/officeDocument/2006/relationships" xmlns:m="http://schemas.openxmlformats.org/officeDocument/2006/math" xmlns:v="urn:schemas-microsoft-com:vml" xmlns:wp14="http://schemas.microsoft.com/office/word/2010/wordprocessingDrawing" xmlns:wp="http://schemas.openxmlformats.org/drawingml/2006/wordprocessingDrawing" xmlns:w10="urn:schemas-microsoft-com:office:word" xmlns:w="http://schemas.openxmlformats.org/wordprocessingml/2006/main" xmlns:w14="http://schemas.microsoft.com/office/word/2010/wordml" xmlns:w15="http://schemas.microsoft.com/office/word/2012/wordml" xmlns:w16se="http://schemas.microsoft.com/office/word/2015/wordml/symex" xmlns:wpg="http://schemas.microsoft.com/office/word/2010/wordprocessingGroup" xmlns:wpi="http://schemas.microsoft.com/office/word/2010/wordprocessingInk" xmlns:wne="http://schemas.microsoft.com/office/word/2006/wordml" xmlns:wps="http://schemas.microsoft.com/office/word/2010/wordprocessingShape" mc:Ignorable="w14 w15 w16se wp14">
   <w:footnote w:type="separator" w:id="-1">
     <w:p>
       <w:pPr>
@@ -6604,7 +6435,7 @@
 </file>
 
 <file path=word/header1.xml><?xml version="1.0" encoding="utf-8"?>
-<w:hdr xmlns:wpc="http://schemas.microsoft.com/office/word/2010/wordprocessingCanvas" xmlns:cx="http://schemas.microsoft.com/office/drawing/2014/chartex" xmlns:cx1="http://schemas.microsoft.com/office/drawing/2015/9/8/chartex" xmlns:cx2="http://schemas.microsoft.com/office/drawing/2015/10/21/chartex" xmlns:cx3="http://schemas.microsoft.com/office/drawing/2016/5/9/chartex" xmlns:cx4="http://schemas.microsoft.com/office/drawing/2016/5/10/chartex" xmlns:cx5="http://schemas.microsoft.com/office/drawing/2016/5/11/chartex" xmlns:cx6="http://schemas.microsoft.com/office/drawing/2016/5/12/chartex" xmlns:cx7="http://schemas.microsoft.com/office/drawing/2016/5/13/chartex" xmlns:cx8="http://schemas.microsoft.com/office/drawing/2016/5/14/chartex" xmlns:mc="http://schemas.openxmlformats.org/markup-compatibility/2006" xmlns:aink="http://schemas.microsoft.com/office/drawing/2016/ink" xmlns:am3d="http://schemas.microsoft.com/office/drawing/2017/model3d" xmlns:o="urn:schemas-microsoft-com:office:office" xmlns:oel="http://schemas.microsoft.com/office/2019/extlst" xmlns:r="http://schemas.openxmlformats.org/officeDocument/2006/relationships" xmlns:m="http://schemas.openxmlformats.org/officeDocument/2006/math" xmlns:v="urn:schemas-microsoft-com:vml" xmlns:wp14="http://schemas.microsoft.com/office/word/2010/wordprocessingDrawing" xmlns:wp="http://schemas.openxmlformats.org/drawingml/2006/wordprocessingDrawing" xmlns:w10="urn:schemas-microsoft-com:office:word" xmlns:w="http://schemas.openxmlformats.org/wordprocessingml/2006/main" xmlns:w14="http://schemas.microsoft.com/office/word/2010/wordml" xmlns:w15="http://schemas.microsoft.com/office/word/2012/wordml" xmlns:w16cex="http://schemas.microsoft.com/office/word/2018/wordml/cex" xmlns:w16cid="http://schemas.microsoft.com/office/word/2016/wordml/cid" xmlns:w16="http://schemas.microsoft.com/office/word/2018/wordml" xmlns:w16du="http://schemas.microsoft.com/office/word/2023/wordml/word16du" xmlns:w16sdtdh="http://schemas.microsoft.com/office/word/2020/wordml/sdtdatahash" xmlns:w16sdtfl="http://schemas.microsoft.com/office/word/2024/wordml/sdtformatlock" xmlns:w16se="http://schemas.microsoft.com/office/word/2015/wordml/symex" xmlns:wpg="http://schemas.microsoft.com/office/word/2010/wordprocessingGroup" xmlns:wpi="http://schemas.microsoft.com/office/word/2010/wordprocessingInk" xmlns:wne="http://schemas.microsoft.com/office/word/2006/wordml" xmlns:wps="http://schemas.microsoft.com/office/word/2010/wordprocessingShape" mc:Ignorable="w14 w15 w16se w16cid w16 w16cex w16sdtdh w16sdtfl w16du wp14">
+<w:hdr xmlns:wpc="http://schemas.microsoft.com/office/word/2010/wordprocessingCanvas" xmlns:cx="http://schemas.microsoft.com/office/drawing/2014/chartex" xmlns:mc="http://schemas.openxmlformats.org/markup-compatibility/2006" xmlns:o="urn:schemas-microsoft-com:office:office" xmlns:r="http://schemas.openxmlformats.org/officeDocument/2006/relationships" xmlns:m="http://schemas.openxmlformats.org/officeDocument/2006/math" xmlns:v="urn:schemas-microsoft-com:vml" xmlns:wp14="http://schemas.microsoft.com/office/word/2010/wordprocessingDrawing" xmlns:wp="http://schemas.openxmlformats.org/drawingml/2006/wordprocessingDrawing" xmlns:w10="urn:schemas-microsoft-com:office:word" xmlns:w="http://schemas.openxmlformats.org/wordprocessingml/2006/main" xmlns:w14="http://schemas.microsoft.com/office/word/2010/wordml" xmlns:w15="http://schemas.microsoft.com/office/word/2012/wordml" xmlns:w16se="http://schemas.microsoft.com/office/word/2015/wordml/symex" xmlns:wpg="http://schemas.microsoft.com/office/word/2010/wordprocessingGroup" xmlns:wpi="http://schemas.microsoft.com/office/word/2010/wordprocessingInk" xmlns:wne="http://schemas.microsoft.com/office/word/2006/wordml" xmlns:wps="http://schemas.microsoft.com/office/word/2010/wordprocessingShape" mc:Ignorable="w14 w15 w16se wp14">
   <w:p>
     <w:pPr>
       <w:pStyle w:val="aa"/>
@@ -6615,7 +6446,7 @@
 </file>
 
 <file path=word/header2.xml><?xml version="1.0" encoding="utf-8"?>
-<w:hdr xmlns:wpc="http://schemas.microsoft.com/office/word/2010/wordprocessingCanvas" xmlns:cx="http://schemas.microsoft.com/office/drawing/2014/chartex" xmlns:cx1="http://schemas.microsoft.com/office/drawing/2015/9/8/chartex" xmlns:cx2="http://schemas.microsoft.com/office/drawing/2015/10/21/chartex" xmlns:cx3="http://schemas.microsoft.com/office/drawing/2016/5/9/chartex" xmlns:cx4="http://schemas.microsoft.com/office/drawing/2016/5/10/chartex" xmlns:cx5="http://schemas.microsoft.com/office/drawing/2016/5/11/chartex" xmlns:cx6="http://schemas.microsoft.com/office/drawing/2016/5/12/chartex" xmlns:cx7="http://schemas.microsoft.com/office/drawing/2016/5/13/chartex" xmlns:cx8="http://schemas.microsoft.com/office/drawing/2016/5/14/chartex" xmlns:mc="http://schemas.openxmlformats.org/markup-compatibility/2006" xmlns:aink="http://schemas.microsoft.com/office/drawing/2016/ink" xmlns:am3d="http://schemas.microsoft.com/office/drawing/2017/model3d" xmlns:o="urn:schemas-microsoft-com:office:office" xmlns:oel="http://schemas.microsoft.com/office/2019/extlst" xmlns:r="http://schemas.openxmlformats.org/officeDocument/2006/relationships" xmlns:m="http://schemas.openxmlformats.org/officeDocument/2006/math" xmlns:v="urn:schemas-microsoft-com:vml" xmlns:wp14="http://schemas.microsoft.com/office/word/2010/wordprocessingDrawing" xmlns:wp="http://schemas.openxmlformats.org/drawingml/2006/wordprocessingDrawing" xmlns:w10="urn:schemas-microsoft-com:office:word" xmlns:w="http://schemas.openxmlformats.org/wordprocessingml/2006/main" xmlns:w14="http://schemas.microsoft.com/office/word/2010/wordml" xmlns:w15="http://schemas.microsoft.com/office/word/2012/wordml" xmlns:w16cex="http://schemas.microsoft.com/office/word/2018/wordml/cex" xmlns:w16cid="http://schemas.microsoft.com/office/word/2016/wordml/cid" xmlns:w16="http://schemas.microsoft.com/office/word/2018/wordml" xmlns:w16du="http://schemas.microsoft.com/office/word/2023/wordml/word16du" xmlns:w16sdtdh="http://schemas.microsoft.com/office/word/2020/wordml/sdtdatahash" xmlns:w16sdtfl="http://schemas.microsoft.com/office/word/2024/wordml/sdtformatlock" xmlns:w16se="http://schemas.microsoft.com/office/word/2015/wordml/symex" xmlns:wpg="http://schemas.microsoft.com/office/word/2010/wordprocessingGroup" xmlns:wpi="http://schemas.microsoft.com/office/word/2010/wordprocessingInk" xmlns:wne="http://schemas.microsoft.com/office/word/2006/wordml" xmlns:wps="http://schemas.microsoft.com/office/word/2010/wordprocessingShape" mc:Ignorable="w14 w15 w16se w16cid w16 w16cex w16sdtdh w16sdtfl w16du wp14">
+<w:hdr xmlns:wpc="http://schemas.microsoft.com/office/word/2010/wordprocessingCanvas" xmlns:cx="http://schemas.microsoft.com/office/drawing/2014/chartex" xmlns:mc="http://schemas.openxmlformats.org/markup-compatibility/2006" xmlns:o="urn:schemas-microsoft-com:office:office" xmlns:r="http://schemas.openxmlformats.org/officeDocument/2006/relationships" xmlns:m="http://schemas.openxmlformats.org/officeDocument/2006/math" xmlns:v="urn:schemas-microsoft-com:vml" xmlns:wp14="http://schemas.microsoft.com/office/word/2010/wordprocessingDrawing" xmlns:wp="http://schemas.openxmlformats.org/drawingml/2006/wordprocessingDrawing" xmlns:w10="urn:schemas-microsoft-com:office:word" xmlns:w="http://schemas.openxmlformats.org/wordprocessingml/2006/main" xmlns:w14="http://schemas.microsoft.com/office/word/2010/wordml" xmlns:w15="http://schemas.microsoft.com/office/word/2012/wordml" xmlns:w16se="http://schemas.microsoft.com/office/word/2015/wordml/symex" xmlns:wpg="http://schemas.microsoft.com/office/word/2010/wordprocessingGroup" xmlns:wpi="http://schemas.microsoft.com/office/word/2010/wordprocessingInk" xmlns:wne="http://schemas.microsoft.com/office/word/2006/wordml" xmlns:wps="http://schemas.microsoft.com/office/word/2010/wordprocessingShape" mc:Ignorable="w14 w15 w16se wp14">
   <w:p>
     <w:pPr>
       <w:pStyle w:val="aa"/>
@@ -6626,7 +6457,7 @@
 </file>
 
 <file path=word/header3.xml><?xml version="1.0" encoding="utf-8"?>
-<w:hdr xmlns:wpc="http://schemas.microsoft.com/office/word/2010/wordprocessingCanvas" xmlns:cx="http://schemas.microsoft.com/office/drawing/2014/chartex" xmlns:cx1="http://schemas.microsoft.com/office/drawing/2015/9/8/chartex" xmlns:cx2="http://schemas.microsoft.com/office/drawing/2015/10/21/chartex" xmlns:cx3="http://schemas.microsoft.com/office/drawing/2016/5/9/chartex" xmlns:cx4="http://schemas.microsoft.com/office/drawing/2016/5/10/chartex" xmlns:cx5="http://schemas.microsoft.com/office/drawing/2016/5/11/chartex" xmlns:cx6="http://schemas.microsoft.com/office/drawing/2016/5/12/chartex" xmlns:cx7="http://schemas.microsoft.com/office/drawing/2016/5/13/chartex" xmlns:cx8="http://schemas.microsoft.com/office/drawing/2016/5/14/chartex" xmlns:mc="http://schemas.openxmlformats.org/markup-compatibility/2006" xmlns:aink="http://schemas.microsoft.com/office/drawing/2016/ink" xmlns:am3d="http://schemas.microsoft.com/office/drawing/2017/model3d" xmlns:o="urn:schemas-microsoft-com:office:office" xmlns:oel="http://schemas.microsoft.com/office/2019/extlst" xmlns:r="http://schemas.openxmlformats.org/officeDocument/2006/relationships" xmlns:m="http://schemas.openxmlformats.org/officeDocument/2006/math" xmlns:v="urn:schemas-microsoft-com:vml" xmlns:wp14="http://schemas.microsoft.com/office/word/2010/wordprocessingDrawing" xmlns:wp="http://schemas.openxmlformats.org/drawingml/2006/wordprocessingDrawing" xmlns:w10="urn:schemas-microsoft-com:office:word" xmlns:w="http://schemas.openxmlformats.org/wordprocessingml/2006/main" xmlns:w14="http://schemas.microsoft.com/office/word/2010/wordml" xmlns:w15="http://schemas.microsoft.com/office/word/2012/wordml" xmlns:w16cex="http://schemas.microsoft.com/office/word/2018/wordml/cex" xmlns:w16cid="http://schemas.microsoft.com/office/word/2016/wordml/cid" xmlns:w16="http://schemas.microsoft.com/office/word/2018/wordml" xmlns:w16du="http://schemas.microsoft.com/office/word/2023/wordml/word16du" xmlns:w16sdtdh="http://schemas.microsoft.com/office/word/2020/wordml/sdtdatahash" xmlns:w16sdtfl="http://schemas.microsoft.com/office/word/2024/wordml/sdtformatlock" xmlns:w16se="http://schemas.microsoft.com/office/word/2015/wordml/symex" xmlns:wpg="http://schemas.microsoft.com/office/word/2010/wordprocessingGroup" xmlns:wpi="http://schemas.microsoft.com/office/word/2010/wordprocessingInk" xmlns:wne="http://schemas.microsoft.com/office/word/2006/wordml" xmlns:wps="http://schemas.microsoft.com/office/word/2010/wordprocessingShape" mc:Ignorable="w14 w15 w16se w16cid w16 w16cex w16sdtdh w16sdtfl w16du wp14">
+<w:hdr xmlns:wpc="http://schemas.microsoft.com/office/word/2010/wordprocessingCanvas" xmlns:cx="http://schemas.microsoft.com/office/drawing/2014/chartex" xmlns:mc="http://schemas.openxmlformats.org/markup-compatibility/2006" xmlns:o="urn:schemas-microsoft-com:office:office" xmlns:r="http://schemas.openxmlformats.org/officeDocument/2006/relationships" xmlns:m="http://schemas.openxmlformats.org/officeDocument/2006/math" xmlns:v="urn:schemas-microsoft-com:vml" xmlns:wp14="http://schemas.microsoft.com/office/word/2010/wordprocessingDrawing" xmlns:wp="http://schemas.openxmlformats.org/drawingml/2006/wordprocessingDrawing" xmlns:w10="urn:schemas-microsoft-com:office:word" xmlns:w="http://schemas.openxmlformats.org/wordprocessingml/2006/main" xmlns:w14="http://schemas.microsoft.com/office/word/2010/wordml" xmlns:w15="http://schemas.microsoft.com/office/word/2012/wordml" xmlns:w16se="http://schemas.microsoft.com/office/word/2015/wordml/symex" xmlns:wpg="http://schemas.microsoft.com/office/word/2010/wordprocessingGroup" xmlns:wpi="http://schemas.microsoft.com/office/word/2010/wordprocessingInk" xmlns:wne="http://schemas.microsoft.com/office/word/2006/wordml" xmlns:wps="http://schemas.microsoft.com/office/word/2010/wordprocessingShape" mc:Ignorable="w14 w15 w16se wp14">
   <w:p>
     <w:pPr>
       <w:pStyle w:val="aa"/>
@@ -6637,7 +6468,7 @@
 </file>
 
 <file path=word/numbering.xml><?xml version="1.0" encoding="utf-8"?>
-<w:numbering xmlns:wpc="http://schemas.microsoft.com/office/word/2010/wordprocessingCanvas" xmlns:cx="http://schemas.microsoft.com/office/drawing/2014/chartex" xmlns:cx1="http://schemas.microsoft.com/office/drawing/2015/9/8/chartex" xmlns:cx2="http://schemas.microsoft.com/office/drawing/2015/10/21/chartex" xmlns:cx3="http://schemas.microsoft.com/office/drawing/2016/5/9/chartex" xmlns:cx4="http://schemas.microsoft.com/office/drawing/2016/5/10/chartex" xmlns:cx5="http://schemas.microsoft.com/office/drawing/2016/5/11/chartex" xmlns:cx6="http://schemas.microsoft.com/office/drawing/2016/5/12/chartex" xmlns:cx7="http://schemas.microsoft.com/office/drawing/2016/5/13/chartex" xmlns:cx8="http://schemas.microsoft.com/office/drawing/2016/5/14/chartex" xmlns:mc="http://schemas.openxmlformats.org/markup-compatibility/2006" xmlns:aink="http://schemas.microsoft.com/office/drawing/2016/ink" xmlns:am3d="http://schemas.microsoft.com/office/drawing/2017/model3d" xmlns:o="urn:schemas-microsoft-com:office:office" xmlns:oel="http://schemas.microsoft.com/office/2019/extlst" xmlns:r="http://schemas.openxmlformats.org/officeDocument/2006/relationships" xmlns:m="http://schemas.openxmlformats.org/officeDocument/2006/math" xmlns:v="urn:schemas-microsoft-com:vml" xmlns:wp14="http://schemas.microsoft.com/office/word/2010/wordprocessingDrawing" xmlns:wp="http://schemas.openxmlformats.org/drawingml/2006/wordprocessingDrawing" xmlns:w10="urn:schemas-microsoft-com:office:word" xmlns:w="http://schemas.openxmlformats.org/wordprocessingml/2006/main" xmlns:w14="http://schemas.microsoft.com/office/word/2010/wordml" xmlns:w15="http://schemas.microsoft.com/office/word/2012/wordml" xmlns:w16cex="http://schemas.microsoft.com/office/word/2018/wordml/cex" xmlns:w16cid="http://schemas.microsoft.com/office/word/2016/wordml/cid" xmlns:w16="http://schemas.microsoft.com/office/word/2018/wordml" xmlns:w16du="http://schemas.microsoft.com/office/word/2023/wordml/word16du" xmlns:w16sdtdh="http://schemas.microsoft.com/office/word/2020/wordml/sdtdatahash" xmlns:w16sdtfl="http://schemas.microsoft.com/office/word/2024/wordml/sdtformatlock" xmlns:w16se="http://schemas.microsoft.com/office/word/2015/wordml/symex" xmlns:wpg="http://schemas.microsoft.com/office/word/2010/wordprocessingGroup" xmlns:wpi="http://schemas.microsoft.com/office/word/2010/wordprocessingInk" xmlns:wne="http://schemas.microsoft.com/office/word/2006/wordml" xmlns:wps="http://schemas.microsoft.com/office/word/2010/wordprocessingShape" mc:Ignorable="w14 w15 w16se w16cid w16 w16cex w16sdtdh w16sdtfl w16du wp14">
+<w:numbering xmlns:wpc="http://schemas.microsoft.com/office/word/2010/wordprocessingCanvas" xmlns:cx="http://schemas.microsoft.com/office/drawing/2014/chartex" xmlns:mc="http://schemas.openxmlformats.org/markup-compatibility/2006" xmlns:o="urn:schemas-microsoft-com:office:office" xmlns:r="http://schemas.openxmlformats.org/officeDocument/2006/relationships" xmlns:m="http://schemas.openxmlformats.org/officeDocument/2006/math" xmlns:v="urn:schemas-microsoft-com:vml" xmlns:wp14="http://schemas.microsoft.com/office/word/2010/wordprocessingDrawing" xmlns:wp="http://schemas.openxmlformats.org/drawingml/2006/wordprocessingDrawing" xmlns:w10="urn:schemas-microsoft-com:office:word" xmlns:w="http://schemas.openxmlformats.org/wordprocessingml/2006/main" xmlns:w14="http://schemas.microsoft.com/office/word/2010/wordml" xmlns:w15="http://schemas.microsoft.com/office/word/2012/wordml" xmlns:w16se="http://schemas.microsoft.com/office/word/2015/wordml/symex" xmlns:wpg="http://schemas.microsoft.com/office/word/2010/wordprocessingGroup" xmlns:wpi="http://schemas.microsoft.com/office/word/2010/wordprocessingInk" xmlns:wne="http://schemas.microsoft.com/office/word/2006/wordml" xmlns:wps="http://schemas.microsoft.com/office/word/2010/wordprocessingShape" mc:Ignorable="w14 w15 w16se wp14">
   <w:abstractNum w:abstractNumId="0" w15:restartNumberingAfterBreak="0">
     <w:nsid w:val="B8EE4AB5"/>
     <w:multiLevelType w:val="singleLevel"/>
@@ -7710,44 +7541,44 @@
       </w:rPr>
     </w:lvl>
   </w:abstractNum>
-  <w:num w:numId="1" w16cid:durableId="653685846">
+  <w:num w:numId="1">
     <w:abstractNumId w:val="2"/>
   </w:num>
-  <w:num w:numId="2" w16cid:durableId="1382749573">
+  <w:num w:numId="2">
     <w:abstractNumId w:val="9"/>
   </w:num>
-  <w:num w:numId="3" w16cid:durableId="911158356">
+  <w:num w:numId="3">
     <w:abstractNumId w:val="0"/>
   </w:num>
-  <w:num w:numId="4" w16cid:durableId="1946228925">
+  <w:num w:numId="4">
     <w:abstractNumId w:val="1"/>
   </w:num>
-  <w:num w:numId="5" w16cid:durableId="1856722047">
+  <w:num w:numId="5">
     <w:abstractNumId w:val="7"/>
   </w:num>
-  <w:num w:numId="6" w16cid:durableId="717705336">
+  <w:num w:numId="6">
     <w:abstractNumId w:val="8"/>
   </w:num>
-  <w:num w:numId="7" w16cid:durableId="76634012">
+  <w:num w:numId="7">
     <w:abstractNumId w:val="3"/>
   </w:num>
-  <w:num w:numId="8" w16cid:durableId="1429306978">
+  <w:num w:numId="8">
     <w:abstractNumId w:val="6"/>
   </w:num>
-  <w:num w:numId="9" w16cid:durableId="578248413">
+  <w:num w:numId="9">
     <w:abstractNumId w:val="5"/>
   </w:num>
-  <w:num w:numId="10" w16cid:durableId="436683024">
+  <w:num w:numId="10">
     <w:abstractNumId w:val="4"/>
   </w:num>
-  <w:num w:numId="11" w16cid:durableId="1641376226">
+  <w:num w:numId="11">
     <w:abstractNumId w:val="10"/>
   </w:num>
 </w:numbering>
 </file>
 
 <file path=word/styles.xml><?xml version="1.0" encoding="utf-8"?>
-<w:styles xmlns:mc="http://schemas.openxmlformats.org/markup-compatibility/2006" xmlns:r="http://schemas.openxmlformats.org/officeDocument/2006/relationships" xmlns:w="http://schemas.openxmlformats.org/wordprocessingml/2006/main" xmlns:w14="http://schemas.microsoft.com/office/word/2010/wordml" xmlns:w15="http://schemas.microsoft.com/office/word/2012/wordml" xmlns:w16cex="http://schemas.microsoft.com/office/word/2018/wordml/cex" xmlns:w16cid="http://schemas.microsoft.com/office/word/2016/wordml/cid" xmlns:w16="http://schemas.microsoft.com/office/word/2018/wordml" xmlns:w16du="http://schemas.microsoft.com/office/word/2023/wordml/word16du" xmlns:w16sdtdh="http://schemas.microsoft.com/office/word/2020/wordml/sdtdatahash" xmlns:w16sdtfl="http://schemas.microsoft.com/office/word/2024/wordml/sdtformatlock" xmlns:w16se="http://schemas.microsoft.com/office/word/2015/wordml/symex" mc:Ignorable="w14 w15 w16se w16cid w16 w16cex w16sdtdh w16sdtfl w16du">
+<w:styles xmlns:mc="http://schemas.openxmlformats.org/markup-compatibility/2006" xmlns:r="http://schemas.openxmlformats.org/officeDocument/2006/relationships" xmlns:w="http://schemas.openxmlformats.org/wordprocessingml/2006/main" xmlns:w14="http://schemas.microsoft.com/office/word/2010/wordml" xmlns:w15="http://schemas.microsoft.com/office/word/2012/wordml" xmlns:w16se="http://schemas.microsoft.com/office/word/2015/wordml/symex" mc:Ignorable="w14 w15 w16se">
   <w:docDefaults>
     <w:rPrDefault>
       <w:rPr>
@@ -7757,7 +7588,7 @@
     </w:rPrDefault>
     <w:pPrDefault/>
   </w:docDefaults>
-  <w:latentStyles w:defLockedState="0" w:defUIPriority="99" w:defSemiHidden="0" w:defUnhideWhenUsed="0" w:defQFormat="0" w:count="376">
+  <w:latentStyles w:defLockedState="0" w:defUIPriority="99" w:defSemiHidden="0" w:defUnhideWhenUsed="0" w:defQFormat="0" w:count="371">
     <w:lsdException w:name="Normal" w:uiPriority="0" w:qFormat="1"/>
     <w:lsdException w:name="heading 1" w:uiPriority="9" w:qFormat="1"/>
     <w:lsdException w:name="heading 2" w:uiPriority="9" w:unhideWhenUsed="1" w:qFormat="1"/>
@@ -8129,11 +7960,6 @@
     <w:lsdException w:name="List Table 5 Dark Accent 6" w:uiPriority="50"/>
     <w:lsdException w:name="List Table 6 Colorful Accent 6" w:uiPriority="51"/>
     <w:lsdException w:name="List Table 7 Colorful Accent 6" w:uiPriority="52"/>
-    <w:lsdException w:name="Mention" w:semiHidden="1" w:unhideWhenUsed="1"/>
-    <w:lsdException w:name="Smart Hyperlink" w:semiHidden="1" w:unhideWhenUsed="1"/>
-    <w:lsdException w:name="Hashtag" w:semiHidden="1" w:unhideWhenUsed="1"/>
-    <w:lsdException w:name="Unresolved Mention" w:semiHidden="1" w:unhideWhenUsed="1"/>
-    <w:lsdException w:name="Smart Link" w:semiHidden="1" w:unhideWhenUsed="1"/>
   </w:latentStyles>
   <w:style w:type="paragraph" w:default="1" w:styleId="a">
     <w:name w:val="Normal"/>
@@ -8712,7 +8538,7 @@
 </file>
 
 <file path=customXml/itemProps1.xml><?xml version="1.0" encoding="utf-8"?>
-<ds:datastoreItem xmlns:ds="http://schemas.openxmlformats.org/officeDocument/2006/customXml" ds:itemID="{A37CEECB-53E6-4882-A289-1E6B782057BB}">
+<ds:datastoreItem xmlns:ds="http://schemas.openxmlformats.org/officeDocument/2006/customXml" ds:itemID="{4945D4A5-7CAE-4E8C-9998-D9B4F98C33C5}">
   <ds:schemaRefs>
     <ds:schemaRef ds:uri="http://schemas.openxmlformats.org/officeDocument/2006/bibliography"/>
   </ds:schemaRefs>
